--- a/AWS-NOTES/Load Balancing in AWS.docx
+++ b/AWS-NOTES/Load Balancing in AWS.docx
@@ -50,16 +50,7 @@
           <w:sz w:val="22"/>
           <w:szCs w:val="22"/>
         </w:rPr>
-        <w:t>Why Use a Load Balancer?</w:t>
-      </w:r>
-      <w:r>
-        <w:rPr>
-          <w:b/>
-          <w:bCs/>
-          <w:sz w:val="22"/>
-          <w:szCs w:val="22"/>
-        </w:rPr>
-        <w:t xml:space="preserve"> </w:t>
+        <w:t xml:space="preserve">Why Use a Load Balancer? </w:t>
       </w:r>
     </w:p>
     <w:p>
@@ -103,6 +94,16 @@
     <w:p>
       <w:pPr>
         <w:pStyle w:val="ListParagraph"/>
+        <w:ind w:left="360"/>
+        <w:rPr>
+          <w:sz w:val="20"/>
+          <w:szCs w:val="20"/>
+        </w:rPr>
+      </w:pPr>
+    </w:p>
+    <w:p>
+      <w:pPr>
+        <w:pStyle w:val="ListParagraph"/>
         <w:numPr>
           <w:ilvl w:val="0"/>
           <w:numId w:val="5"/>
@@ -148,7 +149,11 @@
     </w:p>
     <w:p>
       <w:pPr>
-        <w:ind w:left="720"/>
+        <w:pStyle w:val="ListParagraph"/>
+        <w:numPr>
+          <w:ilvl w:val="0"/>
+          <w:numId w:val="30"/>
+        </w:numPr>
         <w:rPr>
           <w:sz w:val="20"/>
           <w:szCs w:val="20"/>
@@ -186,7 +191,11 @@
     </w:p>
     <w:p>
       <w:pPr>
-        <w:ind w:left="720"/>
+        <w:pStyle w:val="ListParagraph"/>
+        <w:numPr>
+          <w:ilvl w:val="0"/>
+          <w:numId w:val="31"/>
+        </w:numPr>
         <w:rPr>
           <w:sz w:val="20"/>
           <w:szCs w:val="20"/>
@@ -224,7 +233,11 @@
     </w:p>
     <w:p>
       <w:pPr>
-        <w:ind w:left="720"/>
+        <w:pStyle w:val="ListParagraph"/>
+        <w:numPr>
+          <w:ilvl w:val="0"/>
+          <w:numId w:val="32"/>
+        </w:numPr>
         <w:rPr>
           <w:sz w:val="20"/>
           <w:szCs w:val="20"/>
@@ -262,7 +275,11 @@
     </w:p>
     <w:p>
       <w:pPr>
-        <w:ind w:left="720"/>
+        <w:pStyle w:val="ListParagraph"/>
+        <w:numPr>
+          <w:ilvl w:val="0"/>
+          <w:numId w:val="33"/>
+        </w:numPr>
         <w:rPr>
           <w:sz w:val="20"/>
           <w:szCs w:val="20"/>
@@ -300,7 +317,11 @@
     </w:p>
     <w:p>
       <w:pPr>
-        <w:ind w:left="720"/>
+        <w:pStyle w:val="ListParagraph"/>
+        <w:numPr>
+          <w:ilvl w:val="0"/>
+          <w:numId w:val="34"/>
+        </w:numPr>
         <w:rPr>
           <w:sz w:val="20"/>
           <w:szCs w:val="20"/>
@@ -338,7 +359,11 @@
     </w:p>
     <w:p>
       <w:pPr>
-        <w:ind w:left="720"/>
+        <w:pStyle w:val="ListParagraph"/>
+        <w:numPr>
+          <w:ilvl w:val="0"/>
+          <w:numId w:val="35"/>
+        </w:numPr>
         <w:rPr>
           <w:sz w:val="20"/>
           <w:szCs w:val="20"/>
@@ -376,7 +401,11 @@
     </w:p>
     <w:p>
       <w:pPr>
-        <w:ind w:left="720"/>
+        <w:pStyle w:val="ListParagraph"/>
+        <w:numPr>
+          <w:ilvl w:val="0"/>
+          <w:numId w:val="36"/>
+        </w:numPr>
         <w:rPr>
           <w:sz w:val="20"/>
           <w:szCs w:val="20"/>
@@ -389,6 +418,16 @@
         </w:rPr>
         <w:t>Send traffic to new servers while updating the old ones.</w:t>
       </w:r>
+    </w:p>
+    <w:p>
+      <w:pPr>
+        <w:pStyle w:val="ListParagraph"/>
+        <w:ind w:left="1080"/>
+        <w:rPr>
+          <w:sz w:val="20"/>
+          <w:szCs w:val="20"/>
+        </w:rPr>
+      </w:pPr>
     </w:p>
     <w:p>
       <w:pPr>
@@ -453,25 +492,7 @@
           <w:sz w:val="20"/>
           <w:szCs w:val="20"/>
         </w:rPr>
-        <w:t>ers three types of Load Balancers under the Elastic Load Balancing (ELB)</w:t>
-      </w:r>
-      <w:r>
-        <w:rPr>
-          <w:i/>
-          <w:iCs/>
-          <w:sz w:val="20"/>
-          <w:szCs w:val="20"/>
-        </w:rPr>
-        <w:t xml:space="preserve"> </w:t>
-      </w:r>
-      <w:r>
-        <w:rPr>
-          <w:i/>
-          <w:iCs/>
-          <w:sz w:val="20"/>
-          <w:szCs w:val="20"/>
-        </w:rPr>
-        <w:t>service:</w:t>
+        <w:t>ers three types of Load Balancers under the Elastic Load Balancing (ELB) service:</w:t>
       </w:r>
     </w:p>
     <w:p>
@@ -567,9 +588,10 @@
     </w:p>
     <w:p>
       <w:pPr>
+        <w:pStyle w:val="ListParagraph"/>
         <w:numPr>
           <w:ilvl w:val="0"/>
-          <w:numId w:val="9"/>
+          <w:numId w:val="43"/>
         </w:numPr>
         <w:rPr>
           <w:sz w:val="20"/>
@@ -611,9 +633,10 @@
     </w:p>
     <w:p>
       <w:pPr>
+        <w:pStyle w:val="ListParagraph"/>
         <w:numPr>
           <w:ilvl w:val="0"/>
-          <w:numId w:val="9"/>
+          <w:numId w:val="43"/>
         </w:numPr>
         <w:rPr>
           <w:sz w:val="20"/>
@@ -655,9 +678,10 @@
     </w:p>
     <w:p>
       <w:pPr>
+        <w:pStyle w:val="ListParagraph"/>
         <w:numPr>
           <w:ilvl w:val="0"/>
-          <w:numId w:val="9"/>
+          <w:numId w:val="43"/>
         </w:numPr>
         <w:rPr>
           <w:sz w:val="20"/>
@@ -791,9 +815,10 @@
     </w:p>
     <w:p>
       <w:pPr>
+        <w:pStyle w:val="ListParagraph"/>
         <w:numPr>
           <w:ilvl w:val="0"/>
-          <w:numId w:val="11"/>
+          <w:numId w:val="44"/>
         </w:numPr>
         <w:rPr>
           <w:sz w:val="20"/>
@@ -835,9 +860,10 @@
     </w:p>
     <w:p>
       <w:pPr>
+        <w:pStyle w:val="ListParagraph"/>
         <w:numPr>
           <w:ilvl w:val="0"/>
-          <w:numId w:val="11"/>
+          <w:numId w:val="44"/>
         </w:numPr>
         <w:rPr>
           <w:sz w:val="20"/>
@@ -863,9 +889,10 @@
     </w:p>
     <w:p>
       <w:pPr>
+        <w:pStyle w:val="ListParagraph"/>
         <w:numPr>
           <w:ilvl w:val="0"/>
-          <w:numId w:val="11"/>
+          <w:numId w:val="44"/>
         </w:numPr>
         <w:rPr>
           <w:sz w:val="20"/>
@@ -970,9 +997,10 @@
     </w:p>
     <w:p>
       <w:pPr>
+        <w:pStyle w:val="ListParagraph"/>
         <w:numPr>
           <w:ilvl w:val="0"/>
-          <w:numId w:val="16"/>
+          <w:numId w:val="47"/>
         </w:numPr>
         <w:rPr>
           <w:sz w:val="20"/>
@@ -1007,9 +1035,10 @@
     </w:p>
     <w:p>
       <w:pPr>
+        <w:pStyle w:val="ListParagraph"/>
         <w:numPr>
           <w:ilvl w:val="0"/>
-          <w:numId w:val="16"/>
+          <w:numId w:val="47"/>
         </w:numPr>
         <w:rPr>
           <w:sz w:val="20"/>
@@ -1051,9 +1080,10 @@
     </w:p>
     <w:p>
       <w:pPr>
+        <w:pStyle w:val="ListParagraph"/>
         <w:numPr>
           <w:ilvl w:val="0"/>
-          <w:numId w:val="16"/>
+          <w:numId w:val="47"/>
         </w:numPr>
         <w:rPr>
           <w:sz w:val="20"/>
@@ -3564,7 +3594,8 @@
         <w:rPr>
           <w:b/>
           <w:bCs/>
-          <w:szCs w:val="24"/>
+          <w:sz w:val="20"/>
+          <w:szCs w:val="20"/>
         </w:rPr>
       </w:pPr>
       <w:r>
@@ -3582,7 +3613,16 @@
           <w:bCs/>
           <w:szCs w:val="24"/>
         </w:rPr>
-        <w:t xml:space="preserve"> 1. What is a Load Balancer in AWS and why is it used?</w:t>
+        <w:t xml:space="preserve"> </w:t>
+      </w:r>
+      <w:r>
+        <w:rPr>
+          <w:b/>
+          <w:bCs/>
+          <w:sz w:val="20"/>
+          <w:szCs w:val="20"/>
+        </w:rPr>
+        <w:t>1. What is a Load Balancer in AWS and why is it used?</w:t>
       </w:r>
     </w:p>
     <w:p>
@@ -3593,32 +3633,16 @@
           <w:numId w:val="19"/>
         </w:numPr>
         <w:rPr>
-          <w:szCs w:val="24"/>
-        </w:rPr>
-      </w:pPr>
-      <w:r>
-        <w:rPr>
-          <w:szCs w:val="24"/>
-        </w:rPr>
-        <w:t>A Load Balancer distributes incoming network trac across multiple targets (like EC2</w:t>
-      </w:r>
-      <w:r>
-        <w:rPr>
-          <w:szCs w:val="24"/>
-        </w:rPr>
-        <w:t xml:space="preserve"> </w:t>
-      </w:r>
-      <w:r>
-        <w:rPr>
-          <w:szCs w:val="24"/>
-        </w:rPr>
-        <w:t>instances) to ensure high availability, fault tolerance, and scalability</w:t>
-      </w:r>
-      <w:r>
-        <w:rPr>
-          <w:szCs w:val="24"/>
-        </w:rPr>
-        <w:t>.</w:t>
+          <w:sz w:val="20"/>
+          <w:szCs w:val="20"/>
+        </w:rPr>
+      </w:pPr>
+      <w:r>
+        <w:rPr>
+          <w:sz w:val="20"/>
+          <w:szCs w:val="20"/>
+        </w:rPr>
+        <w:t>A Load Balancer distributes incoming network trac across multiple targets (like EC2 instances) to ensure high availability, fault tolerance, and scalability.</w:t>
       </w:r>
     </w:p>
     <w:p>
@@ -3626,7 +3650,8 @@
         <w:rPr>
           <w:b/>
           <w:bCs/>
-          <w:szCs w:val="24"/>
+          <w:sz w:val="20"/>
+          <w:szCs w:val="20"/>
         </w:rPr>
       </w:pPr>
       <w:r>
@@ -3634,7 +3659,8 @@
           <w:rFonts w:ascii="Segoe UI Emoji" w:hAnsi="Segoe UI Emoji" w:cs="Segoe UI Emoji"/>
           <w:b/>
           <w:bCs/>
-          <w:szCs w:val="24"/>
+          <w:sz w:val="20"/>
+          <w:szCs w:val="20"/>
         </w:rPr>
         <w:t>🔹</w:t>
       </w:r>
@@ -3642,41 +3668,28 @@
         <w:rPr>
           <w:b/>
           <w:bCs/>
-          <w:szCs w:val="24"/>
-        </w:rPr>
-        <w:t xml:space="preserve"> </w:t>
-      </w:r>
+          <w:sz w:val="20"/>
+          <w:szCs w:val="20"/>
+        </w:rPr>
+        <w:t xml:space="preserve"> 2. How does an ALB route trac </w:t>
+      </w:r>
+      <w:proofErr w:type="spellStart"/>
       <w:r>
         <w:rPr>
           <w:b/>
           <w:bCs/>
-          <w:szCs w:val="24"/>
-        </w:rPr>
-        <w:t>2</w:t>
-      </w:r>
+          <w:sz w:val="20"/>
+          <w:szCs w:val="20"/>
+        </w:rPr>
+        <w:t>dierently</w:t>
+      </w:r>
+      <w:proofErr w:type="spellEnd"/>
       <w:r>
         <w:rPr>
           <w:b/>
           <w:bCs/>
-          <w:szCs w:val="24"/>
-        </w:rPr>
-        <w:t xml:space="preserve">. How does an ALB route trac </w:t>
-      </w:r>
-      <w:proofErr w:type="spellStart"/>
-      <w:r>
-        <w:rPr>
-          <w:b/>
-          <w:bCs/>
-          <w:szCs w:val="24"/>
-        </w:rPr>
-        <w:t>dierently</w:t>
-      </w:r>
-      <w:proofErr w:type="spellEnd"/>
-      <w:r>
-        <w:rPr>
-          <w:b/>
-          <w:bCs/>
-          <w:szCs w:val="24"/>
+          <w:sz w:val="20"/>
+          <w:szCs w:val="20"/>
         </w:rPr>
         <w:t xml:space="preserve"> than NLB?</w:t>
       </w:r>
@@ -3689,26 +3702,30 @@
           <w:numId w:val="22"/>
         </w:numPr>
         <w:rPr>
-          <w:szCs w:val="24"/>
-        </w:rPr>
-      </w:pPr>
-      <w:r>
-        <w:rPr>
-          <w:szCs w:val="24"/>
+          <w:sz w:val="20"/>
+          <w:szCs w:val="20"/>
+        </w:rPr>
+      </w:pPr>
+      <w:r>
+        <w:rPr>
+          <w:sz w:val="20"/>
+          <w:szCs w:val="20"/>
         </w:rPr>
         <w:t>ALB uses host-based and path-based routing (e.g., /images to one group, /</w:t>
       </w:r>
       <w:proofErr w:type="spellStart"/>
       <w:r>
         <w:rPr>
-          <w:szCs w:val="24"/>
+          <w:sz w:val="20"/>
+          <w:szCs w:val="20"/>
         </w:rPr>
         <w:t>api</w:t>
       </w:r>
       <w:proofErr w:type="spellEnd"/>
       <w:r>
         <w:rPr>
-          <w:szCs w:val="24"/>
+          <w:sz w:val="20"/>
+          <w:szCs w:val="20"/>
         </w:rPr>
         <w:t xml:space="preserve"> to another).</w:t>
       </w:r>
@@ -3721,12 +3738,14 @@
           <w:numId w:val="22"/>
         </w:numPr>
         <w:rPr>
-          <w:szCs w:val="24"/>
-        </w:rPr>
-      </w:pPr>
-      <w:r>
-        <w:rPr>
-          <w:szCs w:val="24"/>
+          <w:sz w:val="20"/>
+          <w:szCs w:val="20"/>
+        </w:rPr>
+      </w:pPr>
+      <w:r>
+        <w:rPr>
+          <w:sz w:val="20"/>
+          <w:szCs w:val="20"/>
         </w:rPr>
         <w:t>NLB routes based on IP and port only</w:t>
       </w:r>
@@ -3736,7 +3755,8 @@
         <w:rPr>
           <w:b/>
           <w:bCs/>
-          <w:szCs w:val="24"/>
+          <w:sz w:val="20"/>
+          <w:szCs w:val="20"/>
         </w:rPr>
       </w:pPr>
       <w:r>
@@ -3744,7 +3764,8 @@
           <w:rFonts w:ascii="Segoe UI Emoji" w:hAnsi="Segoe UI Emoji" w:cs="Segoe UI Emoji"/>
           <w:b/>
           <w:bCs/>
-          <w:szCs w:val="24"/>
+          <w:sz w:val="20"/>
+          <w:szCs w:val="20"/>
         </w:rPr>
         <w:t>🔹</w:t>
       </w:r>
@@ -3752,25 +3773,10 @@
         <w:rPr>
           <w:b/>
           <w:bCs/>
-          <w:szCs w:val="24"/>
-        </w:rPr>
-        <w:t xml:space="preserve"> </w:t>
-      </w:r>
-      <w:r>
-        <w:rPr>
-          <w:b/>
-          <w:bCs/>
-          <w:szCs w:val="24"/>
-        </w:rPr>
-        <w:t>3</w:t>
-      </w:r>
-      <w:r>
-        <w:rPr>
-          <w:b/>
-          <w:bCs/>
-          <w:szCs w:val="24"/>
-        </w:rPr>
-        <w:t>. What is a Target Group in ELB?</w:t>
+          <w:sz w:val="20"/>
+          <w:szCs w:val="20"/>
+        </w:rPr>
+        <w:t xml:space="preserve"> 3. What is a Target Group in ELB?</w:t>
       </w:r>
     </w:p>
     <w:p>
@@ -3781,12 +3787,14 @@
           <w:numId w:val="23"/>
         </w:numPr>
         <w:rPr>
-          <w:szCs w:val="24"/>
-        </w:rPr>
-      </w:pPr>
-      <w:r>
-        <w:rPr>
-          <w:szCs w:val="24"/>
+          <w:sz w:val="20"/>
+          <w:szCs w:val="20"/>
+        </w:rPr>
+      </w:pPr>
+      <w:r>
+        <w:rPr>
+          <w:sz w:val="20"/>
+          <w:szCs w:val="20"/>
         </w:rPr>
         <w:t>A logical group of targets (EC2, IPs, or Lambda) that receive trac from a Load Balancer.</w:t>
       </w:r>
@@ -3817,25 +3825,7 @@
           <w:sz w:val="20"/>
           <w:szCs w:val="20"/>
         </w:rPr>
-        <w:t xml:space="preserve"> </w:t>
-      </w:r>
-      <w:r>
-        <w:rPr>
-          <w:b/>
-          <w:bCs/>
-          <w:sz w:val="20"/>
-          <w:szCs w:val="20"/>
-        </w:rPr>
-        <w:t>4</w:t>
-      </w:r>
-      <w:r>
-        <w:rPr>
-          <w:b/>
-          <w:bCs/>
-          <w:sz w:val="20"/>
-          <w:szCs w:val="20"/>
-        </w:rPr>
-        <w:t>. Can a single ALB route trac to multiple microservices? How?</w:t>
+        <w:t xml:space="preserve"> 4. Can a single ALB route trac to multiple microservices? How?</w:t>
       </w:r>
     </w:p>
     <w:p>
@@ -3887,21 +3877,7 @@
           <w:sz w:val="20"/>
           <w:szCs w:val="20"/>
         </w:rPr>
-        <w:t xml:space="preserve"> rules linked to di</w:t>
-      </w:r>
-      <w:r>
-        <w:rPr>
-          <w:sz w:val="20"/>
-          <w:szCs w:val="20"/>
-        </w:rPr>
-        <w:t>ff</w:t>
-      </w:r>
-      <w:r>
-        <w:rPr>
-          <w:sz w:val="20"/>
-          <w:szCs w:val="20"/>
-        </w:rPr>
-        <w:t>erent target</w:t>
+        <w:t xml:space="preserve"> rules linked to different target</w:t>
       </w:r>
       <w:r>
         <w:rPr>
@@ -4188,16 +4164,7 @@
           <w:sz w:val="20"/>
           <w:szCs w:val="20"/>
         </w:rPr>
-        <w:t>What happens if all targets in a target group fail health checks?</w:t>
-      </w:r>
-      <w:r>
-        <w:rPr>
-          <w:b/>
-          <w:bCs/>
-          <w:sz w:val="20"/>
-          <w:szCs w:val="20"/>
-        </w:rPr>
-        <w:t xml:space="preserve"> </w:t>
+        <w:t xml:space="preserve">What happens if all targets in a target group fail health checks? </w:t>
       </w:r>
     </w:p>
     <w:p>
@@ -4571,9 +4538,9 @@
       <w:lvlJc w:val="left"/>
       <w:pPr>
         <w:tabs>
-          <w:tab w:val="num" w:pos="720"/>
-        </w:tabs>
-        <w:ind w:left="720" w:hanging="360"/>
+          <w:tab w:val="num" w:pos="1777"/>
+        </w:tabs>
+        <w:ind w:left="1777" w:hanging="360"/>
       </w:pPr>
       <w:rPr>
         <w:rFonts w:ascii="Courier New" w:hAnsi="Courier New" w:hint="default"/>
@@ -4586,7 +4553,7 @@
       <w:lvlText w:val="o"/>
       <w:lvlJc w:val="left"/>
       <w:pPr>
-        <w:ind w:left="1440" w:hanging="360"/>
+        <w:ind w:left="2497" w:hanging="360"/>
       </w:pPr>
       <w:rPr>
         <w:rFonts w:ascii="Courier New" w:hAnsi="Courier New" w:hint="default"/>
@@ -4599,9 +4566,9 @@
       <w:lvlJc w:val="left"/>
       <w:pPr>
         <w:tabs>
-          <w:tab w:val="num" w:pos="2160"/>
-        </w:tabs>
-        <w:ind w:left="2160" w:hanging="360"/>
+          <w:tab w:val="num" w:pos="3217"/>
+        </w:tabs>
+        <w:ind w:left="3217" w:hanging="360"/>
       </w:pPr>
       <w:rPr>
         <w:rFonts w:ascii="Wingdings" w:hAnsi="Wingdings" w:hint="default"/>
@@ -4615,9 +4582,9 @@
       <w:lvlJc w:val="left"/>
       <w:pPr>
         <w:tabs>
-          <w:tab w:val="num" w:pos="2880"/>
-        </w:tabs>
-        <w:ind w:left="2880" w:hanging="360"/>
+          <w:tab w:val="num" w:pos="3937"/>
+        </w:tabs>
+        <w:ind w:left="3937" w:hanging="360"/>
       </w:pPr>
       <w:rPr>
         <w:rFonts w:ascii="Wingdings" w:hAnsi="Wingdings" w:hint="default"/>
@@ -4631,9 +4598,9 @@
       <w:lvlJc w:val="left"/>
       <w:pPr>
         <w:tabs>
-          <w:tab w:val="num" w:pos="3600"/>
-        </w:tabs>
-        <w:ind w:left="3600" w:hanging="360"/>
+          <w:tab w:val="num" w:pos="4657"/>
+        </w:tabs>
+        <w:ind w:left="4657" w:hanging="360"/>
       </w:pPr>
       <w:rPr>
         <w:rFonts w:ascii="Wingdings" w:hAnsi="Wingdings" w:hint="default"/>
@@ -4647,9 +4614,9 @@
       <w:lvlJc w:val="left"/>
       <w:pPr>
         <w:tabs>
-          <w:tab w:val="num" w:pos="4320"/>
-        </w:tabs>
-        <w:ind w:left="4320" w:hanging="360"/>
+          <w:tab w:val="num" w:pos="5377"/>
+        </w:tabs>
+        <w:ind w:left="5377" w:hanging="360"/>
       </w:pPr>
       <w:rPr>
         <w:rFonts w:ascii="Wingdings" w:hAnsi="Wingdings" w:hint="default"/>
@@ -4663,9 +4630,9 @@
       <w:lvlJc w:val="left"/>
       <w:pPr>
         <w:tabs>
-          <w:tab w:val="num" w:pos="5040"/>
-        </w:tabs>
-        <w:ind w:left="5040" w:hanging="360"/>
+          <w:tab w:val="num" w:pos="6097"/>
+        </w:tabs>
+        <w:ind w:left="6097" w:hanging="360"/>
       </w:pPr>
       <w:rPr>
         <w:rFonts w:ascii="Wingdings" w:hAnsi="Wingdings" w:hint="default"/>
@@ -4679,9 +4646,9 @@
       <w:lvlJc w:val="left"/>
       <w:pPr>
         <w:tabs>
-          <w:tab w:val="num" w:pos="5760"/>
-        </w:tabs>
-        <w:ind w:left="5760" w:hanging="360"/>
+          <w:tab w:val="num" w:pos="6817"/>
+        </w:tabs>
+        <w:ind w:left="6817" w:hanging="360"/>
       </w:pPr>
       <w:rPr>
         <w:rFonts w:ascii="Wingdings" w:hAnsi="Wingdings" w:hint="default"/>
@@ -4695,9 +4662,9 @@
       <w:lvlJc w:val="left"/>
       <w:pPr>
         <w:tabs>
-          <w:tab w:val="num" w:pos="6480"/>
-        </w:tabs>
-        <w:ind w:left="6480" w:hanging="360"/>
+          <w:tab w:val="num" w:pos="7537"/>
+        </w:tabs>
+        <w:ind w:left="7537" w:hanging="360"/>
       </w:pPr>
       <w:rPr>
         <w:rFonts w:ascii="Wingdings" w:hAnsi="Wingdings" w:hint="default"/>
@@ -4706,6 +4673,566 @@
     </w:lvl>
   </w:abstractNum>
   <w:abstractNum w:abstractNumId="1" w15:restartNumberingAfterBreak="0">
+    <w:nsid w:val="01D32ADB"/>
+    <w:multiLevelType w:val="hybridMultilevel"/>
+    <w:tmpl w:val="9410A0AE"/>
+    <w:lvl w:ilvl="0" w:tplc="61DC8AEA">
+      <w:start w:val="1"/>
+      <w:numFmt w:val="bullet"/>
+      <w:lvlText w:val="o"/>
+      <w:lvlJc w:val="left"/>
+      <w:pPr>
+        <w:ind w:left="1080" w:hanging="360"/>
+      </w:pPr>
+      <w:rPr>
+        <w:rFonts w:ascii="Courier New" w:hAnsi="Courier New" w:hint="default"/>
+      </w:rPr>
+    </w:lvl>
+    <w:lvl w:ilvl="1" w:tplc="40090003" w:tentative="1">
+      <w:start w:val="1"/>
+      <w:numFmt w:val="bullet"/>
+      <w:lvlText w:val="o"/>
+      <w:lvlJc w:val="left"/>
+      <w:pPr>
+        <w:ind w:left="1800" w:hanging="360"/>
+      </w:pPr>
+      <w:rPr>
+        <w:rFonts w:ascii="Courier New" w:hAnsi="Courier New" w:cs="Courier New" w:hint="default"/>
+      </w:rPr>
+    </w:lvl>
+    <w:lvl w:ilvl="2" w:tplc="40090005" w:tentative="1">
+      <w:start w:val="1"/>
+      <w:numFmt w:val="bullet"/>
+      <w:lvlText w:val=""/>
+      <w:lvlJc w:val="left"/>
+      <w:pPr>
+        <w:ind w:left="2520" w:hanging="360"/>
+      </w:pPr>
+      <w:rPr>
+        <w:rFonts w:ascii="Wingdings" w:hAnsi="Wingdings" w:hint="default"/>
+      </w:rPr>
+    </w:lvl>
+    <w:lvl w:ilvl="3" w:tplc="40090001" w:tentative="1">
+      <w:start w:val="1"/>
+      <w:numFmt w:val="bullet"/>
+      <w:lvlText w:val=""/>
+      <w:lvlJc w:val="left"/>
+      <w:pPr>
+        <w:ind w:left="3240" w:hanging="360"/>
+      </w:pPr>
+      <w:rPr>
+        <w:rFonts w:ascii="Symbol" w:hAnsi="Symbol" w:hint="default"/>
+      </w:rPr>
+    </w:lvl>
+    <w:lvl w:ilvl="4" w:tplc="40090003" w:tentative="1">
+      <w:start w:val="1"/>
+      <w:numFmt w:val="bullet"/>
+      <w:lvlText w:val="o"/>
+      <w:lvlJc w:val="left"/>
+      <w:pPr>
+        <w:ind w:left="3960" w:hanging="360"/>
+      </w:pPr>
+      <w:rPr>
+        <w:rFonts w:ascii="Courier New" w:hAnsi="Courier New" w:cs="Courier New" w:hint="default"/>
+      </w:rPr>
+    </w:lvl>
+    <w:lvl w:ilvl="5" w:tplc="40090005" w:tentative="1">
+      <w:start w:val="1"/>
+      <w:numFmt w:val="bullet"/>
+      <w:lvlText w:val=""/>
+      <w:lvlJc w:val="left"/>
+      <w:pPr>
+        <w:ind w:left="4680" w:hanging="360"/>
+      </w:pPr>
+      <w:rPr>
+        <w:rFonts w:ascii="Wingdings" w:hAnsi="Wingdings" w:hint="default"/>
+      </w:rPr>
+    </w:lvl>
+    <w:lvl w:ilvl="6" w:tplc="40090001" w:tentative="1">
+      <w:start w:val="1"/>
+      <w:numFmt w:val="bullet"/>
+      <w:lvlText w:val=""/>
+      <w:lvlJc w:val="left"/>
+      <w:pPr>
+        <w:ind w:left="5400" w:hanging="360"/>
+      </w:pPr>
+      <w:rPr>
+        <w:rFonts w:ascii="Symbol" w:hAnsi="Symbol" w:hint="default"/>
+      </w:rPr>
+    </w:lvl>
+    <w:lvl w:ilvl="7" w:tplc="40090003" w:tentative="1">
+      <w:start w:val="1"/>
+      <w:numFmt w:val="bullet"/>
+      <w:lvlText w:val="o"/>
+      <w:lvlJc w:val="left"/>
+      <w:pPr>
+        <w:ind w:left="6120" w:hanging="360"/>
+      </w:pPr>
+      <w:rPr>
+        <w:rFonts w:ascii="Courier New" w:hAnsi="Courier New" w:cs="Courier New" w:hint="default"/>
+      </w:rPr>
+    </w:lvl>
+    <w:lvl w:ilvl="8" w:tplc="40090005" w:tentative="1">
+      <w:start w:val="1"/>
+      <w:numFmt w:val="bullet"/>
+      <w:lvlText w:val=""/>
+      <w:lvlJc w:val="left"/>
+      <w:pPr>
+        <w:ind w:left="6840" w:hanging="360"/>
+      </w:pPr>
+      <w:rPr>
+        <w:rFonts w:ascii="Wingdings" w:hAnsi="Wingdings" w:hint="default"/>
+      </w:rPr>
+    </w:lvl>
+  </w:abstractNum>
+  <w:abstractNum w:abstractNumId="2" w15:restartNumberingAfterBreak="0">
+    <w:nsid w:val="039053C0"/>
+    <w:multiLevelType w:val="multilevel"/>
+    <w:tmpl w:val="4D203A0A"/>
+    <w:lvl w:ilvl="0">
+      <w:start w:val="1"/>
+      <w:numFmt w:val="bullet"/>
+      <w:lvlText w:val="o"/>
+      <w:lvlJc w:val="left"/>
+      <w:pPr>
+        <w:tabs>
+          <w:tab w:val="num" w:pos="720"/>
+        </w:tabs>
+        <w:ind w:left="720" w:hanging="360"/>
+      </w:pPr>
+      <w:rPr>
+        <w:rFonts w:ascii="Courier New" w:hAnsi="Courier New" w:hint="default"/>
+        <w:sz w:val="20"/>
+      </w:rPr>
+    </w:lvl>
+    <w:lvl w:ilvl="1">
+      <w:start w:val="1"/>
+      <w:numFmt w:val="bullet"/>
+      <w:lvlText w:val="o"/>
+      <w:lvlJc w:val="left"/>
+      <w:pPr>
+        <w:tabs>
+          <w:tab w:val="num" w:pos="1440"/>
+        </w:tabs>
+        <w:ind w:left="1440" w:hanging="360"/>
+      </w:pPr>
+      <w:rPr>
+        <w:rFonts w:ascii="Courier New" w:hAnsi="Courier New" w:hint="default"/>
+        <w:sz w:val="20"/>
+      </w:rPr>
+    </w:lvl>
+    <w:lvl w:ilvl="2" w:tentative="1">
+      <w:start w:val="1"/>
+      <w:numFmt w:val="bullet"/>
+      <w:lvlText w:val=""/>
+      <w:lvlJc w:val="left"/>
+      <w:pPr>
+        <w:tabs>
+          <w:tab w:val="num" w:pos="2160"/>
+        </w:tabs>
+        <w:ind w:left="2160" w:hanging="360"/>
+      </w:pPr>
+      <w:rPr>
+        <w:rFonts w:ascii="Wingdings" w:hAnsi="Wingdings" w:hint="default"/>
+        <w:sz w:val="20"/>
+      </w:rPr>
+    </w:lvl>
+    <w:lvl w:ilvl="3" w:tentative="1">
+      <w:start w:val="1"/>
+      <w:numFmt w:val="bullet"/>
+      <w:lvlText w:val=""/>
+      <w:lvlJc w:val="left"/>
+      <w:pPr>
+        <w:tabs>
+          <w:tab w:val="num" w:pos="2880"/>
+        </w:tabs>
+        <w:ind w:left="2880" w:hanging="360"/>
+      </w:pPr>
+      <w:rPr>
+        <w:rFonts w:ascii="Wingdings" w:hAnsi="Wingdings" w:hint="default"/>
+        <w:sz w:val="20"/>
+      </w:rPr>
+    </w:lvl>
+    <w:lvl w:ilvl="4" w:tentative="1">
+      <w:start w:val="1"/>
+      <w:numFmt w:val="bullet"/>
+      <w:lvlText w:val=""/>
+      <w:lvlJc w:val="left"/>
+      <w:pPr>
+        <w:tabs>
+          <w:tab w:val="num" w:pos="3600"/>
+        </w:tabs>
+        <w:ind w:left="3600" w:hanging="360"/>
+      </w:pPr>
+      <w:rPr>
+        <w:rFonts w:ascii="Wingdings" w:hAnsi="Wingdings" w:hint="default"/>
+        <w:sz w:val="20"/>
+      </w:rPr>
+    </w:lvl>
+    <w:lvl w:ilvl="5" w:tentative="1">
+      <w:start w:val="1"/>
+      <w:numFmt w:val="bullet"/>
+      <w:lvlText w:val=""/>
+      <w:lvlJc w:val="left"/>
+      <w:pPr>
+        <w:tabs>
+          <w:tab w:val="num" w:pos="4320"/>
+        </w:tabs>
+        <w:ind w:left="4320" w:hanging="360"/>
+      </w:pPr>
+      <w:rPr>
+        <w:rFonts w:ascii="Wingdings" w:hAnsi="Wingdings" w:hint="default"/>
+        <w:sz w:val="20"/>
+      </w:rPr>
+    </w:lvl>
+    <w:lvl w:ilvl="6" w:tentative="1">
+      <w:start w:val="1"/>
+      <w:numFmt w:val="bullet"/>
+      <w:lvlText w:val=""/>
+      <w:lvlJc w:val="left"/>
+      <w:pPr>
+        <w:tabs>
+          <w:tab w:val="num" w:pos="5040"/>
+        </w:tabs>
+        <w:ind w:left="5040" w:hanging="360"/>
+      </w:pPr>
+      <w:rPr>
+        <w:rFonts w:ascii="Wingdings" w:hAnsi="Wingdings" w:hint="default"/>
+        <w:sz w:val="20"/>
+      </w:rPr>
+    </w:lvl>
+    <w:lvl w:ilvl="7" w:tentative="1">
+      <w:start w:val="1"/>
+      <w:numFmt w:val="bullet"/>
+      <w:lvlText w:val=""/>
+      <w:lvlJc w:val="left"/>
+      <w:pPr>
+        <w:tabs>
+          <w:tab w:val="num" w:pos="5760"/>
+        </w:tabs>
+        <w:ind w:left="5760" w:hanging="360"/>
+      </w:pPr>
+      <w:rPr>
+        <w:rFonts w:ascii="Wingdings" w:hAnsi="Wingdings" w:hint="default"/>
+        <w:sz w:val="20"/>
+      </w:rPr>
+    </w:lvl>
+    <w:lvl w:ilvl="8" w:tentative="1">
+      <w:start w:val="1"/>
+      <w:numFmt w:val="bullet"/>
+      <w:lvlText w:val=""/>
+      <w:lvlJc w:val="left"/>
+      <w:pPr>
+        <w:tabs>
+          <w:tab w:val="num" w:pos="6480"/>
+        </w:tabs>
+        <w:ind w:left="6480" w:hanging="360"/>
+      </w:pPr>
+      <w:rPr>
+        <w:rFonts w:ascii="Wingdings" w:hAnsi="Wingdings" w:hint="default"/>
+        <w:sz w:val="20"/>
+      </w:rPr>
+    </w:lvl>
+  </w:abstractNum>
+  <w:abstractNum w:abstractNumId="3" w15:restartNumberingAfterBreak="0">
+    <w:nsid w:val="06105075"/>
+    <w:multiLevelType w:val="multilevel"/>
+    <w:tmpl w:val="1430DF2A"/>
+    <w:lvl w:ilvl="0">
+      <w:start w:val="1"/>
+      <w:numFmt w:val="bullet"/>
+      <w:lvlText w:val=""/>
+      <w:lvlJc w:val="left"/>
+      <w:pPr>
+        <w:tabs>
+          <w:tab w:val="num" w:pos="720"/>
+        </w:tabs>
+        <w:ind w:left="720" w:hanging="360"/>
+      </w:pPr>
+      <w:rPr>
+        <w:rFonts w:ascii="Wingdings" w:hAnsi="Wingdings" w:hint="default"/>
+        <w:sz w:val="20"/>
+      </w:rPr>
+    </w:lvl>
+    <w:lvl w:ilvl="1">
+      <w:start w:val="1"/>
+      <w:numFmt w:val="bullet"/>
+      <w:lvlText w:val="o"/>
+      <w:lvlJc w:val="left"/>
+      <w:pPr>
+        <w:tabs>
+          <w:tab w:val="num" w:pos="1440"/>
+        </w:tabs>
+        <w:ind w:left="1440" w:hanging="360"/>
+      </w:pPr>
+      <w:rPr>
+        <w:rFonts w:ascii="Courier New" w:hAnsi="Courier New" w:hint="default"/>
+        <w:sz w:val="20"/>
+      </w:rPr>
+    </w:lvl>
+    <w:lvl w:ilvl="2" w:tentative="1">
+      <w:start w:val="1"/>
+      <w:numFmt w:val="bullet"/>
+      <w:lvlText w:val=""/>
+      <w:lvlJc w:val="left"/>
+      <w:pPr>
+        <w:tabs>
+          <w:tab w:val="num" w:pos="2160"/>
+        </w:tabs>
+        <w:ind w:left="2160" w:hanging="360"/>
+      </w:pPr>
+      <w:rPr>
+        <w:rFonts w:ascii="Wingdings" w:hAnsi="Wingdings" w:hint="default"/>
+        <w:sz w:val="20"/>
+      </w:rPr>
+    </w:lvl>
+    <w:lvl w:ilvl="3" w:tentative="1">
+      <w:start w:val="1"/>
+      <w:numFmt w:val="bullet"/>
+      <w:lvlText w:val=""/>
+      <w:lvlJc w:val="left"/>
+      <w:pPr>
+        <w:tabs>
+          <w:tab w:val="num" w:pos="2880"/>
+        </w:tabs>
+        <w:ind w:left="2880" w:hanging="360"/>
+      </w:pPr>
+      <w:rPr>
+        <w:rFonts w:ascii="Wingdings" w:hAnsi="Wingdings" w:hint="default"/>
+        <w:sz w:val="20"/>
+      </w:rPr>
+    </w:lvl>
+    <w:lvl w:ilvl="4" w:tentative="1">
+      <w:start w:val="1"/>
+      <w:numFmt w:val="bullet"/>
+      <w:lvlText w:val=""/>
+      <w:lvlJc w:val="left"/>
+      <w:pPr>
+        <w:tabs>
+          <w:tab w:val="num" w:pos="3600"/>
+        </w:tabs>
+        <w:ind w:left="3600" w:hanging="360"/>
+      </w:pPr>
+      <w:rPr>
+        <w:rFonts w:ascii="Wingdings" w:hAnsi="Wingdings" w:hint="default"/>
+        <w:sz w:val="20"/>
+      </w:rPr>
+    </w:lvl>
+    <w:lvl w:ilvl="5" w:tentative="1">
+      <w:start w:val="1"/>
+      <w:numFmt w:val="bullet"/>
+      <w:lvlText w:val=""/>
+      <w:lvlJc w:val="left"/>
+      <w:pPr>
+        <w:tabs>
+          <w:tab w:val="num" w:pos="4320"/>
+        </w:tabs>
+        <w:ind w:left="4320" w:hanging="360"/>
+      </w:pPr>
+      <w:rPr>
+        <w:rFonts w:ascii="Wingdings" w:hAnsi="Wingdings" w:hint="default"/>
+        <w:sz w:val="20"/>
+      </w:rPr>
+    </w:lvl>
+    <w:lvl w:ilvl="6" w:tentative="1">
+      <w:start w:val="1"/>
+      <w:numFmt w:val="bullet"/>
+      <w:lvlText w:val=""/>
+      <w:lvlJc w:val="left"/>
+      <w:pPr>
+        <w:tabs>
+          <w:tab w:val="num" w:pos="5040"/>
+        </w:tabs>
+        <w:ind w:left="5040" w:hanging="360"/>
+      </w:pPr>
+      <w:rPr>
+        <w:rFonts w:ascii="Wingdings" w:hAnsi="Wingdings" w:hint="default"/>
+        <w:sz w:val="20"/>
+      </w:rPr>
+    </w:lvl>
+    <w:lvl w:ilvl="7" w:tentative="1">
+      <w:start w:val="1"/>
+      <w:numFmt w:val="bullet"/>
+      <w:lvlText w:val=""/>
+      <w:lvlJc w:val="left"/>
+      <w:pPr>
+        <w:tabs>
+          <w:tab w:val="num" w:pos="5760"/>
+        </w:tabs>
+        <w:ind w:left="5760" w:hanging="360"/>
+      </w:pPr>
+      <w:rPr>
+        <w:rFonts w:ascii="Wingdings" w:hAnsi="Wingdings" w:hint="default"/>
+        <w:sz w:val="20"/>
+      </w:rPr>
+    </w:lvl>
+    <w:lvl w:ilvl="8" w:tentative="1">
+      <w:start w:val="1"/>
+      <w:numFmt w:val="bullet"/>
+      <w:lvlText w:val=""/>
+      <w:lvlJc w:val="left"/>
+      <w:pPr>
+        <w:tabs>
+          <w:tab w:val="num" w:pos="6480"/>
+        </w:tabs>
+        <w:ind w:left="6480" w:hanging="360"/>
+      </w:pPr>
+      <w:rPr>
+        <w:rFonts w:ascii="Wingdings" w:hAnsi="Wingdings" w:hint="default"/>
+        <w:sz w:val="20"/>
+      </w:rPr>
+    </w:lvl>
+  </w:abstractNum>
+  <w:abstractNum w:abstractNumId="4" w15:restartNumberingAfterBreak="0">
+    <w:nsid w:val="066A513B"/>
+    <w:multiLevelType w:val="multilevel"/>
+    <w:tmpl w:val="4B1E4E26"/>
+    <w:lvl w:ilvl="0">
+      <w:start w:val="1"/>
+      <w:numFmt w:val="bullet"/>
+      <w:lvlText w:val=""/>
+      <w:lvlJc w:val="left"/>
+      <w:pPr>
+        <w:tabs>
+          <w:tab w:val="num" w:pos="720"/>
+        </w:tabs>
+        <w:ind w:left="720" w:hanging="360"/>
+      </w:pPr>
+      <w:rPr>
+        <w:rFonts w:ascii="Wingdings" w:hAnsi="Wingdings" w:hint="default"/>
+        <w:sz w:val="20"/>
+      </w:rPr>
+    </w:lvl>
+    <w:lvl w:ilvl="1">
+      <w:start w:val="1"/>
+      <w:numFmt w:val="bullet"/>
+      <w:lvlText w:val="o"/>
+      <w:lvlJc w:val="left"/>
+      <w:pPr>
+        <w:tabs>
+          <w:tab w:val="num" w:pos="1440"/>
+        </w:tabs>
+        <w:ind w:left="1440" w:hanging="360"/>
+      </w:pPr>
+      <w:rPr>
+        <w:rFonts w:ascii="Courier New" w:hAnsi="Courier New" w:hint="default"/>
+        <w:sz w:val="20"/>
+      </w:rPr>
+    </w:lvl>
+    <w:lvl w:ilvl="2" w:tentative="1">
+      <w:start w:val="1"/>
+      <w:numFmt w:val="bullet"/>
+      <w:lvlText w:val=""/>
+      <w:lvlJc w:val="left"/>
+      <w:pPr>
+        <w:tabs>
+          <w:tab w:val="num" w:pos="2160"/>
+        </w:tabs>
+        <w:ind w:left="2160" w:hanging="360"/>
+      </w:pPr>
+      <w:rPr>
+        <w:rFonts w:ascii="Wingdings" w:hAnsi="Wingdings" w:hint="default"/>
+        <w:sz w:val="20"/>
+      </w:rPr>
+    </w:lvl>
+    <w:lvl w:ilvl="3" w:tentative="1">
+      <w:start w:val="1"/>
+      <w:numFmt w:val="bullet"/>
+      <w:lvlText w:val=""/>
+      <w:lvlJc w:val="left"/>
+      <w:pPr>
+        <w:tabs>
+          <w:tab w:val="num" w:pos="2880"/>
+        </w:tabs>
+        <w:ind w:left="2880" w:hanging="360"/>
+      </w:pPr>
+      <w:rPr>
+        <w:rFonts w:ascii="Wingdings" w:hAnsi="Wingdings" w:hint="default"/>
+        <w:sz w:val="20"/>
+      </w:rPr>
+    </w:lvl>
+    <w:lvl w:ilvl="4" w:tentative="1">
+      <w:start w:val="1"/>
+      <w:numFmt w:val="bullet"/>
+      <w:lvlText w:val=""/>
+      <w:lvlJc w:val="left"/>
+      <w:pPr>
+        <w:tabs>
+          <w:tab w:val="num" w:pos="3600"/>
+        </w:tabs>
+        <w:ind w:left="3600" w:hanging="360"/>
+      </w:pPr>
+      <w:rPr>
+        <w:rFonts w:ascii="Wingdings" w:hAnsi="Wingdings" w:hint="default"/>
+        <w:sz w:val="20"/>
+      </w:rPr>
+    </w:lvl>
+    <w:lvl w:ilvl="5" w:tentative="1">
+      <w:start w:val="1"/>
+      <w:numFmt w:val="bullet"/>
+      <w:lvlText w:val=""/>
+      <w:lvlJc w:val="left"/>
+      <w:pPr>
+        <w:tabs>
+          <w:tab w:val="num" w:pos="4320"/>
+        </w:tabs>
+        <w:ind w:left="4320" w:hanging="360"/>
+      </w:pPr>
+      <w:rPr>
+        <w:rFonts w:ascii="Wingdings" w:hAnsi="Wingdings" w:hint="default"/>
+        <w:sz w:val="20"/>
+      </w:rPr>
+    </w:lvl>
+    <w:lvl w:ilvl="6" w:tentative="1">
+      <w:start w:val="1"/>
+      <w:numFmt w:val="bullet"/>
+      <w:lvlText w:val=""/>
+      <w:lvlJc w:val="left"/>
+      <w:pPr>
+        <w:tabs>
+          <w:tab w:val="num" w:pos="5040"/>
+        </w:tabs>
+        <w:ind w:left="5040" w:hanging="360"/>
+      </w:pPr>
+      <w:rPr>
+        <w:rFonts w:ascii="Wingdings" w:hAnsi="Wingdings" w:hint="default"/>
+        <w:sz w:val="20"/>
+      </w:rPr>
+    </w:lvl>
+    <w:lvl w:ilvl="7" w:tentative="1">
+      <w:start w:val="1"/>
+      <w:numFmt w:val="bullet"/>
+      <w:lvlText w:val=""/>
+      <w:lvlJc w:val="left"/>
+      <w:pPr>
+        <w:tabs>
+          <w:tab w:val="num" w:pos="5760"/>
+        </w:tabs>
+        <w:ind w:left="5760" w:hanging="360"/>
+      </w:pPr>
+      <w:rPr>
+        <w:rFonts w:ascii="Wingdings" w:hAnsi="Wingdings" w:hint="default"/>
+        <w:sz w:val="20"/>
+      </w:rPr>
+    </w:lvl>
+    <w:lvl w:ilvl="8" w:tentative="1">
+      <w:start w:val="1"/>
+      <w:numFmt w:val="bullet"/>
+      <w:lvlText w:val=""/>
+      <w:lvlJc w:val="left"/>
+      <w:pPr>
+        <w:tabs>
+          <w:tab w:val="num" w:pos="6480"/>
+        </w:tabs>
+        <w:ind w:left="6480" w:hanging="360"/>
+      </w:pPr>
+      <w:rPr>
+        <w:rFonts w:ascii="Wingdings" w:hAnsi="Wingdings" w:hint="default"/>
+        <w:sz w:val="20"/>
+      </w:rPr>
+    </w:lvl>
+  </w:abstractNum>
+  <w:abstractNum w:abstractNumId="5" w15:restartNumberingAfterBreak="0">
     <w:nsid w:val="07F8762B"/>
     <w:multiLevelType w:val="hybridMultilevel"/>
     <w:tmpl w:val="4052F8E0"/>
@@ -4818,7 +5345,120 @@
       </w:rPr>
     </w:lvl>
   </w:abstractNum>
-  <w:abstractNum w:abstractNumId="2" w15:restartNumberingAfterBreak="0">
+  <w:abstractNum w:abstractNumId="6" w15:restartNumberingAfterBreak="0">
+    <w:nsid w:val="0B631827"/>
+    <w:multiLevelType w:val="hybridMultilevel"/>
+    <w:tmpl w:val="6C94C736"/>
+    <w:lvl w:ilvl="0" w:tplc="61DC8AEA">
+      <w:start w:val="1"/>
+      <w:numFmt w:val="bullet"/>
+      <w:lvlText w:val="o"/>
+      <w:lvlJc w:val="left"/>
+      <w:pPr>
+        <w:ind w:left="1080" w:hanging="360"/>
+      </w:pPr>
+      <w:rPr>
+        <w:rFonts w:ascii="Courier New" w:hAnsi="Courier New" w:hint="default"/>
+      </w:rPr>
+    </w:lvl>
+    <w:lvl w:ilvl="1" w:tplc="40090003" w:tentative="1">
+      <w:start w:val="1"/>
+      <w:numFmt w:val="bullet"/>
+      <w:lvlText w:val="o"/>
+      <w:lvlJc w:val="left"/>
+      <w:pPr>
+        <w:ind w:left="1800" w:hanging="360"/>
+      </w:pPr>
+      <w:rPr>
+        <w:rFonts w:ascii="Courier New" w:hAnsi="Courier New" w:cs="Courier New" w:hint="default"/>
+      </w:rPr>
+    </w:lvl>
+    <w:lvl w:ilvl="2" w:tplc="40090005" w:tentative="1">
+      <w:start w:val="1"/>
+      <w:numFmt w:val="bullet"/>
+      <w:lvlText w:val=""/>
+      <w:lvlJc w:val="left"/>
+      <w:pPr>
+        <w:ind w:left="2520" w:hanging="360"/>
+      </w:pPr>
+      <w:rPr>
+        <w:rFonts w:ascii="Wingdings" w:hAnsi="Wingdings" w:hint="default"/>
+      </w:rPr>
+    </w:lvl>
+    <w:lvl w:ilvl="3" w:tplc="40090001" w:tentative="1">
+      <w:start w:val="1"/>
+      <w:numFmt w:val="bullet"/>
+      <w:lvlText w:val=""/>
+      <w:lvlJc w:val="left"/>
+      <w:pPr>
+        <w:ind w:left="3240" w:hanging="360"/>
+      </w:pPr>
+      <w:rPr>
+        <w:rFonts w:ascii="Symbol" w:hAnsi="Symbol" w:hint="default"/>
+      </w:rPr>
+    </w:lvl>
+    <w:lvl w:ilvl="4" w:tplc="40090003" w:tentative="1">
+      <w:start w:val="1"/>
+      <w:numFmt w:val="bullet"/>
+      <w:lvlText w:val="o"/>
+      <w:lvlJc w:val="left"/>
+      <w:pPr>
+        <w:ind w:left="3960" w:hanging="360"/>
+      </w:pPr>
+      <w:rPr>
+        <w:rFonts w:ascii="Courier New" w:hAnsi="Courier New" w:cs="Courier New" w:hint="default"/>
+      </w:rPr>
+    </w:lvl>
+    <w:lvl w:ilvl="5" w:tplc="40090005" w:tentative="1">
+      <w:start w:val="1"/>
+      <w:numFmt w:val="bullet"/>
+      <w:lvlText w:val=""/>
+      <w:lvlJc w:val="left"/>
+      <w:pPr>
+        <w:ind w:left="4680" w:hanging="360"/>
+      </w:pPr>
+      <w:rPr>
+        <w:rFonts w:ascii="Wingdings" w:hAnsi="Wingdings" w:hint="default"/>
+      </w:rPr>
+    </w:lvl>
+    <w:lvl w:ilvl="6" w:tplc="40090001" w:tentative="1">
+      <w:start w:val="1"/>
+      <w:numFmt w:val="bullet"/>
+      <w:lvlText w:val=""/>
+      <w:lvlJc w:val="left"/>
+      <w:pPr>
+        <w:ind w:left="5400" w:hanging="360"/>
+      </w:pPr>
+      <w:rPr>
+        <w:rFonts w:ascii="Symbol" w:hAnsi="Symbol" w:hint="default"/>
+      </w:rPr>
+    </w:lvl>
+    <w:lvl w:ilvl="7" w:tplc="40090003" w:tentative="1">
+      <w:start w:val="1"/>
+      <w:numFmt w:val="bullet"/>
+      <w:lvlText w:val="o"/>
+      <w:lvlJc w:val="left"/>
+      <w:pPr>
+        <w:ind w:left="6120" w:hanging="360"/>
+      </w:pPr>
+      <w:rPr>
+        <w:rFonts w:ascii="Courier New" w:hAnsi="Courier New" w:cs="Courier New" w:hint="default"/>
+      </w:rPr>
+    </w:lvl>
+    <w:lvl w:ilvl="8" w:tplc="40090005" w:tentative="1">
+      <w:start w:val="1"/>
+      <w:numFmt w:val="bullet"/>
+      <w:lvlText w:val=""/>
+      <w:lvlJc w:val="left"/>
+      <w:pPr>
+        <w:ind w:left="6840" w:hanging="360"/>
+      </w:pPr>
+      <w:rPr>
+        <w:rFonts w:ascii="Wingdings" w:hAnsi="Wingdings" w:hint="default"/>
+      </w:rPr>
+    </w:lvl>
+  </w:abstractNum>
+  <w:abstractNum w:abstractNumId="7" w15:restartNumberingAfterBreak="0">
     <w:nsid w:val="0BD80A20"/>
     <w:multiLevelType w:val="hybridMultilevel"/>
     <w:tmpl w:val="6F2C443A"/>
@@ -4931,7 +5571,7 @@
       </w:rPr>
     </w:lvl>
   </w:abstractNum>
-  <w:abstractNum w:abstractNumId="3" w15:restartNumberingAfterBreak="0">
+  <w:abstractNum w:abstractNumId="8" w15:restartNumberingAfterBreak="0">
     <w:nsid w:val="0E0D39A9"/>
     <w:multiLevelType w:val="hybridMultilevel"/>
     <w:tmpl w:val="79E82C22"/>
@@ -5020,7 +5660,382 @@
       </w:pPr>
     </w:lvl>
   </w:abstractNum>
-  <w:abstractNum w:abstractNumId="4" w15:restartNumberingAfterBreak="0">
+  <w:abstractNum w:abstractNumId="9" w15:restartNumberingAfterBreak="0">
+    <w:nsid w:val="0FB663B6"/>
+    <w:multiLevelType w:val="multilevel"/>
+    <w:tmpl w:val="C0120C72"/>
+    <w:lvl w:ilvl="0">
+      <w:start w:val="1"/>
+      <w:numFmt w:val="bullet"/>
+      <w:lvlText w:val=""/>
+      <w:lvlJc w:val="left"/>
+      <w:pPr>
+        <w:tabs>
+          <w:tab w:val="num" w:pos="720"/>
+        </w:tabs>
+        <w:ind w:left="720" w:hanging="360"/>
+      </w:pPr>
+      <w:rPr>
+        <w:rFonts w:ascii="Symbol" w:hAnsi="Symbol" w:hint="default"/>
+        <w:sz w:val="20"/>
+      </w:rPr>
+    </w:lvl>
+    <w:lvl w:ilvl="1">
+      <w:start w:val="1"/>
+      <w:numFmt w:val="bullet"/>
+      <w:lvlText w:val="o"/>
+      <w:lvlJc w:val="left"/>
+      <w:pPr>
+        <w:tabs>
+          <w:tab w:val="num" w:pos="1440"/>
+        </w:tabs>
+        <w:ind w:left="1440" w:hanging="360"/>
+      </w:pPr>
+      <w:rPr>
+        <w:rFonts w:ascii="Courier New" w:hAnsi="Courier New" w:hint="default"/>
+        <w:sz w:val="20"/>
+      </w:rPr>
+    </w:lvl>
+    <w:lvl w:ilvl="2" w:tentative="1">
+      <w:start w:val="1"/>
+      <w:numFmt w:val="bullet"/>
+      <w:lvlText w:val=""/>
+      <w:lvlJc w:val="left"/>
+      <w:pPr>
+        <w:tabs>
+          <w:tab w:val="num" w:pos="2160"/>
+        </w:tabs>
+        <w:ind w:left="2160" w:hanging="360"/>
+      </w:pPr>
+      <w:rPr>
+        <w:rFonts w:ascii="Wingdings" w:hAnsi="Wingdings" w:hint="default"/>
+        <w:sz w:val="20"/>
+      </w:rPr>
+    </w:lvl>
+    <w:lvl w:ilvl="3" w:tentative="1">
+      <w:start w:val="1"/>
+      <w:numFmt w:val="bullet"/>
+      <w:lvlText w:val=""/>
+      <w:lvlJc w:val="left"/>
+      <w:pPr>
+        <w:tabs>
+          <w:tab w:val="num" w:pos="2880"/>
+        </w:tabs>
+        <w:ind w:left="2880" w:hanging="360"/>
+      </w:pPr>
+      <w:rPr>
+        <w:rFonts w:ascii="Wingdings" w:hAnsi="Wingdings" w:hint="default"/>
+        <w:sz w:val="20"/>
+      </w:rPr>
+    </w:lvl>
+    <w:lvl w:ilvl="4" w:tentative="1">
+      <w:start w:val="1"/>
+      <w:numFmt w:val="bullet"/>
+      <w:lvlText w:val=""/>
+      <w:lvlJc w:val="left"/>
+      <w:pPr>
+        <w:tabs>
+          <w:tab w:val="num" w:pos="3600"/>
+        </w:tabs>
+        <w:ind w:left="3600" w:hanging="360"/>
+      </w:pPr>
+      <w:rPr>
+        <w:rFonts w:ascii="Wingdings" w:hAnsi="Wingdings" w:hint="default"/>
+        <w:sz w:val="20"/>
+      </w:rPr>
+    </w:lvl>
+    <w:lvl w:ilvl="5" w:tentative="1">
+      <w:start w:val="1"/>
+      <w:numFmt w:val="bullet"/>
+      <w:lvlText w:val=""/>
+      <w:lvlJc w:val="left"/>
+      <w:pPr>
+        <w:tabs>
+          <w:tab w:val="num" w:pos="4320"/>
+        </w:tabs>
+        <w:ind w:left="4320" w:hanging="360"/>
+      </w:pPr>
+      <w:rPr>
+        <w:rFonts w:ascii="Wingdings" w:hAnsi="Wingdings" w:hint="default"/>
+        <w:sz w:val="20"/>
+      </w:rPr>
+    </w:lvl>
+    <w:lvl w:ilvl="6" w:tentative="1">
+      <w:start w:val="1"/>
+      <w:numFmt w:val="bullet"/>
+      <w:lvlText w:val=""/>
+      <w:lvlJc w:val="left"/>
+      <w:pPr>
+        <w:tabs>
+          <w:tab w:val="num" w:pos="5040"/>
+        </w:tabs>
+        <w:ind w:left="5040" w:hanging="360"/>
+      </w:pPr>
+      <w:rPr>
+        <w:rFonts w:ascii="Wingdings" w:hAnsi="Wingdings" w:hint="default"/>
+        <w:sz w:val="20"/>
+      </w:rPr>
+    </w:lvl>
+    <w:lvl w:ilvl="7" w:tentative="1">
+      <w:start w:val="1"/>
+      <w:numFmt w:val="bullet"/>
+      <w:lvlText w:val=""/>
+      <w:lvlJc w:val="left"/>
+      <w:pPr>
+        <w:tabs>
+          <w:tab w:val="num" w:pos="5760"/>
+        </w:tabs>
+        <w:ind w:left="5760" w:hanging="360"/>
+      </w:pPr>
+      <w:rPr>
+        <w:rFonts w:ascii="Wingdings" w:hAnsi="Wingdings" w:hint="default"/>
+        <w:sz w:val="20"/>
+      </w:rPr>
+    </w:lvl>
+    <w:lvl w:ilvl="8" w:tentative="1">
+      <w:start w:val="1"/>
+      <w:numFmt w:val="bullet"/>
+      <w:lvlText w:val=""/>
+      <w:lvlJc w:val="left"/>
+      <w:pPr>
+        <w:tabs>
+          <w:tab w:val="num" w:pos="6480"/>
+        </w:tabs>
+        <w:ind w:left="6480" w:hanging="360"/>
+      </w:pPr>
+      <w:rPr>
+        <w:rFonts w:ascii="Wingdings" w:hAnsi="Wingdings" w:hint="default"/>
+        <w:sz w:val="20"/>
+      </w:rPr>
+    </w:lvl>
+  </w:abstractNum>
+  <w:abstractNum w:abstractNumId="10" w15:restartNumberingAfterBreak="0">
+    <w:nsid w:val="12BE3EB7"/>
+    <w:multiLevelType w:val="hybridMultilevel"/>
+    <w:tmpl w:val="790A0752"/>
+    <w:lvl w:ilvl="0" w:tplc="61DC8AEA">
+      <w:start w:val="1"/>
+      <w:numFmt w:val="bullet"/>
+      <w:lvlText w:val="o"/>
+      <w:lvlJc w:val="left"/>
+      <w:pPr>
+        <w:ind w:left="1080" w:hanging="360"/>
+      </w:pPr>
+      <w:rPr>
+        <w:rFonts w:ascii="Courier New" w:hAnsi="Courier New" w:hint="default"/>
+      </w:rPr>
+    </w:lvl>
+    <w:lvl w:ilvl="1" w:tplc="40090003" w:tentative="1">
+      <w:start w:val="1"/>
+      <w:numFmt w:val="bullet"/>
+      <w:lvlText w:val="o"/>
+      <w:lvlJc w:val="left"/>
+      <w:pPr>
+        <w:ind w:left="1800" w:hanging="360"/>
+      </w:pPr>
+      <w:rPr>
+        <w:rFonts w:ascii="Courier New" w:hAnsi="Courier New" w:cs="Courier New" w:hint="default"/>
+      </w:rPr>
+    </w:lvl>
+    <w:lvl w:ilvl="2" w:tplc="40090005" w:tentative="1">
+      <w:start w:val="1"/>
+      <w:numFmt w:val="bullet"/>
+      <w:lvlText w:val=""/>
+      <w:lvlJc w:val="left"/>
+      <w:pPr>
+        <w:ind w:left="2520" w:hanging="360"/>
+      </w:pPr>
+      <w:rPr>
+        <w:rFonts w:ascii="Wingdings" w:hAnsi="Wingdings" w:hint="default"/>
+      </w:rPr>
+    </w:lvl>
+    <w:lvl w:ilvl="3" w:tplc="40090001" w:tentative="1">
+      <w:start w:val="1"/>
+      <w:numFmt w:val="bullet"/>
+      <w:lvlText w:val=""/>
+      <w:lvlJc w:val="left"/>
+      <w:pPr>
+        <w:ind w:left="3240" w:hanging="360"/>
+      </w:pPr>
+      <w:rPr>
+        <w:rFonts w:ascii="Symbol" w:hAnsi="Symbol" w:hint="default"/>
+      </w:rPr>
+    </w:lvl>
+    <w:lvl w:ilvl="4" w:tplc="40090003" w:tentative="1">
+      <w:start w:val="1"/>
+      <w:numFmt w:val="bullet"/>
+      <w:lvlText w:val="o"/>
+      <w:lvlJc w:val="left"/>
+      <w:pPr>
+        <w:ind w:left="3960" w:hanging="360"/>
+      </w:pPr>
+      <w:rPr>
+        <w:rFonts w:ascii="Courier New" w:hAnsi="Courier New" w:cs="Courier New" w:hint="default"/>
+      </w:rPr>
+    </w:lvl>
+    <w:lvl w:ilvl="5" w:tplc="40090005" w:tentative="1">
+      <w:start w:val="1"/>
+      <w:numFmt w:val="bullet"/>
+      <w:lvlText w:val=""/>
+      <w:lvlJc w:val="left"/>
+      <w:pPr>
+        <w:ind w:left="4680" w:hanging="360"/>
+      </w:pPr>
+      <w:rPr>
+        <w:rFonts w:ascii="Wingdings" w:hAnsi="Wingdings" w:hint="default"/>
+      </w:rPr>
+    </w:lvl>
+    <w:lvl w:ilvl="6" w:tplc="40090001" w:tentative="1">
+      <w:start w:val="1"/>
+      <w:numFmt w:val="bullet"/>
+      <w:lvlText w:val=""/>
+      <w:lvlJc w:val="left"/>
+      <w:pPr>
+        <w:ind w:left="5400" w:hanging="360"/>
+      </w:pPr>
+      <w:rPr>
+        <w:rFonts w:ascii="Symbol" w:hAnsi="Symbol" w:hint="default"/>
+      </w:rPr>
+    </w:lvl>
+    <w:lvl w:ilvl="7" w:tplc="40090003" w:tentative="1">
+      <w:start w:val="1"/>
+      <w:numFmt w:val="bullet"/>
+      <w:lvlText w:val="o"/>
+      <w:lvlJc w:val="left"/>
+      <w:pPr>
+        <w:ind w:left="6120" w:hanging="360"/>
+      </w:pPr>
+      <w:rPr>
+        <w:rFonts w:ascii="Courier New" w:hAnsi="Courier New" w:cs="Courier New" w:hint="default"/>
+      </w:rPr>
+    </w:lvl>
+    <w:lvl w:ilvl="8" w:tplc="40090005" w:tentative="1">
+      <w:start w:val="1"/>
+      <w:numFmt w:val="bullet"/>
+      <w:lvlText w:val=""/>
+      <w:lvlJc w:val="left"/>
+      <w:pPr>
+        <w:ind w:left="6840" w:hanging="360"/>
+      </w:pPr>
+      <w:rPr>
+        <w:rFonts w:ascii="Wingdings" w:hAnsi="Wingdings" w:hint="default"/>
+      </w:rPr>
+    </w:lvl>
+  </w:abstractNum>
+  <w:abstractNum w:abstractNumId="11" w15:restartNumberingAfterBreak="0">
+    <w:nsid w:val="14402290"/>
+    <w:multiLevelType w:val="hybridMultilevel"/>
+    <w:tmpl w:val="3C727160"/>
+    <w:lvl w:ilvl="0" w:tplc="61DC8AEA">
+      <w:start w:val="1"/>
+      <w:numFmt w:val="bullet"/>
+      <w:lvlText w:val="o"/>
+      <w:lvlJc w:val="left"/>
+      <w:pPr>
+        <w:ind w:left="1080" w:hanging="360"/>
+      </w:pPr>
+      <w:rPr>
+        <w:rFonts w:ascii="Courier New" w:hAnsi="Courier New" w:hint="default"/>
+      </w:rPr>
+    </w:lvl>
+    <w:lvl w:ilvl="1" w:tplc="40090003" w:tentative="1">
+      <w:start w:val="1"/>
+      <w:numFmt w:val="bullet"/>
+      <w:lvlText w:val="o"/>
+      <w:lvlJc w:val="left"/>
+      <w:pPr>
+        <w:ind w:left="1800" w:hanging="360"/>
+      </w:pPr>
+      <w:rPr>
+        <w:rFonts w:ascii="Courier New" w:hAnsi="Courier New" w:cs="Courier New" w:hint="default"/>
+      </w:rPr>
+    </w:lvl>
+    <w:lvl w:ilvl="2" w:tplc="40090005" w:tentative="1">
+      <w:start w:val="1"/>
+      <w:numFmt w:val="bullet"/>
+      <w:lvlText w:val=""/>
+      <w:lvlJc w:val="left"/>
+      <w:pPr>
+        <w:ind w:left="2520" w:hanging="360"/>
+      </w:pPr>
+      <w:rPr>
+        <w:rFonts w:ascii="Wingdings" w:hAnsi="Wingdings" w:hint="default"/>
+      </w:rPr>
+    </w:lvl>
+    <w:lvl w:ilvl="3" w:tplc="40090001" w:tentative="1">
+      <w:start w:val="1"/>
+      <w:numFmt w:val="bullet"/>
+      <w:lvlText w:val=""/>
+      <w:lvlJc w:val="left"/>
+      <w:pPr>
+        <w:ind w:left="3240" w:hanging="360"/>
+      </w:pPr>
+      <w:rPr>
+        <w:rFonts w:ascii="Symbol" w:hAnsi="Symbol" w:hint="default"/>
+      </w:rPr>
+    </w:lvl>
+    <w:lvl w:ilvl="4" w:tplc="40090003" w:tentative="1">
+      <w:start w:val="1"/>
+      <w:numFmt w:val="bullet"/>
+      <w:lvlText w:val="o"/>
+      <w:lvlJc w:val="left"/>
+      <w:pPr>
+        <w:ind w:left="3960" w:hanging="360"/>
+      </w:pPr>
+      <w:rPr>
+        <w:rFonts w:ascii="Courier New" w:hAnsi="Courier New" w:cs="Courier New" w:hint="default"/>
+      </w:rPr>
+    </w:lvl>
+    <w:lvl w:ilvl="5" w:tplc="40090005" w:tentative="1">
+      <w:start w:val="1"/>
+      <w:numFmt w:val="bullet"/>
+      <w:lvlText w:val=""/>
+      <w:lvlJc w:val="left"/>
+      <w:pPr>
+        <w:ind w:left="4680" w:hanging="360"/>
+      </w:pPr>
+      <w:rPr>
+        <w:rFonts w:ascii="Wingdings" w:hAnsi="Wingdings" w:hint="default"/>
+      </w:rPr>
+    </w:lvl>
+    <w:lvl w:ilvl="6" w:tplc="40090001" w:tentative="1">
+      <w:start w:val="1"/>
+      <w:numFmt w:val="bullet"/>
+      <w:lvlText w:val=""/>
+      <w:lvlJc w:val="left"/>
+      <w:pPr>
+        <w:ind w:left="5400" w:hanging="360"/>
+      </w:pPr>
+      <w:rPr>
+        <w:rFonts w:ascii="Symbol" w:hAnsi="Symbol" w:hint="default"/>
+      </w:rPr>
+    </w:lvl>
+    <w:lvl w:ilvl="7" w:tplc="40090003" w:tentative="1">
+      <w:start w:val="1"/>
+      <w:numFmt w:val="bullet"/>
+      <w:lvlText w:val="o"/>
+      <w:lvlJc w:val="left"/>
+      <w:pPr>
+        <w:ind w:left="6120" w:hanging="360"/>
+      </w:pPr>
+      <w:rPr>
+        <w:rFonts w:ascii="Courier New" w:hAnsi="Courier New" w:cs="Courier New" w:hint="default"/>
+      </w:rPr>
+    </w:lvl>
+    <w:lvl w:ilvl="8" w:tplc="40090005" w:tentative="1">
+      <w:start w:val="1"/>
+      <w:numFmt w:val="bullet"/>
+      <w:lvlText w:val=""/>
+      <w:lvlJc w:val="left"/>
+      <w:pPr>
+        <w:ind w:left="6840" w:hanging="360"/>
+      </w:pPr>
+      <w:rPr>
+        <w:rFonts w:ascii="Wingdings" w:hAnsi="Wingdings" w:hint="default"/>
+      </w:rPr>
+    </w:lvl>
+  </w:abstractNum>
+  <w:abstractNum w:abstractNumId="12" w15:restartNumberingAfterBreak="0">
     <w:nsid w:val="14D67FDF"/>
     <w:multiLevelType w:val="multilevel"/>
     <w:tmpl w:val="B65C8D70"/>
@@ -5169,7 +6184,7 @@
       </w:rPr>
     </w:lvl>
   </w:abstractNum>
-  <w:abstractNum w:abstractNumId="5" w15:restartNumberingAfterBreak="0">
+  <w:abstractNum w:abstractNumId="13" w15:restartNumberingAfterBreak="0">
     <w:nsid w:val="161853EC"/>
     <w:multiLevelType w:val="hybridMultilevel"/>
     <w:tmpl w:val="8886E9FC"/>
@@ -5282,7 +6297,7 @@
       </w:rPr>
     </w:lvl>
   </w:abstractNum>
-  <w:abstractNum w:abstractNumId="6" w15:restartNumberingAfterBreak="0">
+  <w:abstractNum w:abstractNumId="14" w15:restartNumberingAfterBreak="0">
     <w:nsid w:val="1BD851C7"/>
     <w:multiLevelType w:val="multilevel"/>
     <w:tmpl w:val="149E420A"/>
@@ -5399,7 +6414,120 @@
       </w:pPr>
     </w:lvl>
   </w:abstractNum>
-  <w:abstractNum w:abstractNumId="7" w15:restartNumberingAfterBreak="0">
+  <w:abstractNum w:abstractNumId="15" w15:restartNumberingAfterBreak="0">
+    <w:nsid w:val="1C017C9A"/>
+    <w:multiLevelType w:val="hybridMultilevel"/>
+    <w:tmpl w:val="EACAFF2C"/>
+    <w:lvl w:ilvl="0" w:tplc="61DC8AEA">
+      <w:start w:val="1"/>
+      <w:numFmt w:val="bullet"/>
+      <w:lvlText w:val="o"/>
+      <w:lvlJc w:val="left"/>
+      <w:pPr>
+        <w:ind w:left="1080" w:hanging="360"/>
+      </w:pPr>
+      <w:rPr>
+        <w:rFonts w:ascii="Courier New" w:hAnsi="Courier New" w:hint="default"/>
+      </w:rPr>
+    </w:lvl>
+    <w:lvl w:ilvl="1" w:tplc="40090003" w:tentative="1">
+      <w:start w:val="1"/>
+      <w:numFmt w:val="bullet"/>
+      <w:lvlText w:val="o"/>
+      <w:lvlJc w:val="left"/>
+      <w:pPr>
+        <w:ind w:left="1800" w:hanging="360"/>
+      </w:pPr>
+      <w:rPr>
+        <w:rFonts w:ascii="Courier New" w:hAnsi="Courier New" w:cs="Courier New" w:hint="default"/>
+      </w:rPr>
+    </w:lvl>
+    <w:lvl w:ilvl="2" w:tplc="40090005" w:tentative="1">
+      <w:start w:val="1"/>
+      <w:numFmt w:val="bullet"/>
+      <w:lvlText w:val=""/>
+      <w:lvlJc w:val="left"/>
+      <w:pPr>
+        <w:ind w:left="2520" w:hanging="360"/>
+      </w:pPr>
+      <w:rPr>
+        <w:rFonts w:ascii="Wingdings" w:hAnsi="Wingdings" w:hint="default"/>
+      </w:rPr>
+    </w:lvl>
+    <w:lvl w:ilvl="3" w:tplc="40090001" w:tentative="1">
+      <w:start w:val="1"/>
+      <w:numFmt w:val="bullet"/>
+      <w:lvlText w:val=""/>
+      <w:lvlJc w:val="left"/>
+      <w:pPr>
+        <w:ind w:left="3240" w:hanging="360"/>
+      </w:pPr>
+      <w:rPr>
+        <w:rFonts w:ascii="Symbol" w:hAnsi="Symbol" w:hint="default"/>
+      </w:rPr>
+    </w:lvl>
+    <w:lvl w:ilvl="4" w:tplc="40090003" w:tentative="1">
+      <w:start w:val="1"/>
+      <w:numFmt w:val="bullet"/>
+      <w:lvlText w:val="o"/>
+      <w:lvlJc w:val="left"/>
+      <w:pPr>
+        <w:ind w:left="3960" w:hanging="360"/>
+      </w:pPr>
+      <w:rPr>
+        <w:rFonts w:ascii="Courier New" w:hAnsi="Courier New" w:cs="Courier New" w:hint="default"/>
+      </w:rPr>
+    </w:lvl>
+    <w:lvl w:ilvl="5" w:tplc="40090005" w:tentative="1">
+      <w:start w:val="1"/>
+      <w:numFmt w:val="bullet"/>
+      <w:lvlText w:val=""/>
+      <w:lvlJc w:val="left"/>
+      <w:pPr>
+        <w:ind w:left="4680" w:hanging="360"/>
+      </w:pPr>
+      <w:rPr>
+        <w:rFonts w:ascii="Wingdings" w:hAnsi="Wingdings" w:hint="default"/>
+      </w:rPr>
+    </w:lvl>
+    <w:lvl w:ilvl="6" w:tplc="40090001" w:tentative="1">
+      <w:start w:val="1"/>
+      <w:numFmt w:val="bullet"/>
+      <w:lvlText w:val=""/>
+      <w:lvlJc w:val="left"/>
+      <w:pPr>
+        <w:ind w:left="5400" w:hanging="360"/>
+      </w:pPr>
+      <w:rPr>
+        <w:rFonts w:ascii="Symbol" w:hAnsi="Symbol" w:hint="default"/>
+      </w:rPr>
+    </w:lvl>
+    <w:lvl w:ilvl="7" w:tplc="40090003" w:tentative="1">
+      <w:start w:val="1"/>
+      <w:numFmt w:val="bullet"/>
+      <w:lvlText w:val="o"/>
+      <w:lvlJc w:val="left"/>
+      <w:pPr>
+        <w:ind w:left="6120" w:hanging="360"/>
+      </w:pPr>
+      <w:rPr>
+        <w:rFonts w:ascii="Courier New" w:hAnsi="Courier New" w:cs="Courier New" w:hint="default"/>
+      </w:rPr>
+    </w:lvl>
+    <w:lvl w:ilvl="8" w:tplc="40090005" w:tentative="1">
+      <w:start w:val="1"/>
+      <w:numFmt w:val="bullet"/>
+      <w:lvlText w:val=""/>
+      <w:lvlJc w:val="left"/>
+      <w:pPr>
+        <w:ind w:left="6840" w:hanging="360"/>
+      </w:pPr>
+      <w:rPr>
+        <w:rFonts w:ascii="Wingdings" w:hAnsi="Wingdings" w:hint="default"/>
+      </w:rPr>
+    </w:lvl>
+  </w:abstractNum>
+  <w:abstractNum w:abstractNumId="16" w15:restartNumberingAfterBreak="0">
     <w:nsid w:val="1C65014D"/>
     <w:multiLevelType w:val="hybridMultilevel"/>
     <w:tmpl w:val="C6D0D460"/>
@@ -5512,7 +6640,7 @@
       </w:rPr>
     </w:lvl>
   </w:abstractNum>
-  <w:abstractNum w:abstractNumId="8" w15:restartNumberingAfterBreak="0">
+  <w:abstractNum w:abstractNumId="17" w15:restartNumberingAfterBreak="0">
     <w:nsid w:val="20D6769F"/>
     <w:multiLevelType w:val="multilevel"/>
     <w:tmpl w:val="B65C8D70"/>
@@ -5661,7 +6789,7 @@
       </w:rPr>
     </w:lvl>
   </w:abstractNum>
-  <w:abstractNum w:abstractNumId="9" w15:restartNumberingAfterBreak="0">
+  <w:abstractNum w:abstractNumId="18" w15:restartNumberingAfterBreak="0">
     <w:nsid w:val="24633583"/>
     <w:multiLevelType w:val="multilevel"/>
     <w:tmpl w:val="D5C45FA6"/>
@@ -5806,7 +6934,7 @@
       </w:rPr>
     </w:lvl>
   </w:abstractNum>
-  <w:abstractNum w:abstractNumId="10" w15:restartNumberingAfterBreak="0">
+  <w:abstractNum w:abstractNumId="19" w15:restartNumberingAfterBreak="0">
     <w:nsid w:val="25AB5810"/>
     <w:multiLevelType w:val="hybridMultilevel"/>
     <w:tmpl w:val="616CFDC2"/>
@@ -5919,7 +7047,7 @@
       </w:rPr>
     </w:lvl>
   </w:abstractNum>
-  <w:abstractNum w:abstractNumId="11" w15:restartNumberingAfterBreak="0">
+  <w:abstractNum w:abstractNumId="20" w15:restartNumberingAfterBreak="0">
     <w:nsid w:val="285D357F"/>
     <w:multiLevelType w:val="hybridMultilevel"/>
     <w:tmpl w:val="EF4E43D6"/>
@@ -6032,7 +7160,156 @@
       </w:rPr>
     </w:lvl>
   </w:abstractNum>
-  <w:abstractNum w:abstractNumId="12" w15:restartNumberingAfterBreak="0">
+  <w:abstractNum w:abstractNumId="21" w15:restartNumberingAfterBreak="0">
+    <w:nsid w:val="290F71C9"/>
+    <w:multiLevelType w:val="multilevel"/>
+    <w:tmpl w:val="B0C272EC"/>
+    <w:lvl w:ilvl="0">
+      <w:start w:val="1"/>
+      <w:numFmt w:val="bullet"/>
+      <w:lvlText w:val=""/>
+      <w:lvlJc w:val="left"/>
+      <w:pPr>
+        <w:tabs>
+          <w:tab w:val="num" w:pos="720"/>
+        </w:tabs>
+        <w:ind w:left="720" w:hanging="360"/>
+      </w:pPr>
+      <w:rPr>
+        <w:rFonts w:ascii="Wingdings" w:hAnsi="Wingdings" w:hint="default"/>
+        <w:sz w:val="20"/>
+      </w:rPr>
+    </w:lvl>
+    <w:lvl w:ilvl="1">
+      <w:start w:val="1"/>
+      <w:numFmt w:val="bullet"/>
+      <w:lvlText w:val="o"/>
+      <w:lvlJc w:val="left"/>
+      <w:pPr>
+        <w:tabs>
+          <w:tab w:val="num" w:pos="1440"/>
+        </w:tabs>
+        <w:ind w:left="1440" w:hanging="360"/>
+      </w:pPr>
+      <w:rPr>
+        <w:rFonts w:ascii="Courier New" w:hAnsi="Courier New" w:hint="default"/>
+        <w:sz w:val="20"/>
+      </w:rPr>
+    </w:lvl>
+    <w:lvl w:ilvl="2" w:tentative="1">
+      <w:start w:val="1"/>
+      <w:numFmt w:val="bullet"/>
+      <w:lvlText w:val=""/>
+      <w:lvlJc w:val="left"/>
+      <w:pPr>
+        <w:tabs>
+          <w:tab w:val="num" w:pos="2160"/>
+        </w:tabs>
+        <w:ind w:left="2160" w:hanging="360"/>
+      </w:pPr>
+      <w:rPr>
+        <w:rFonts w:ascii="Wingdings" w:hAnsi="Wingdings" w:hint="default"/>
+        <w:sz w:val="20"/>
+      </w:rPr>
+    </w:lvl>
+    <w:lvl w:ilvl="3" w:tentative="1">
+      <w:start w:val="1"/>
+      <w:numFmt w:val="bullet"/>
+      <w:lvlText w:val=""/>
+      <w:lvlJc w:val="left"/>
+      <w:pPr>
+        <w:tabs>
+          <w:tab w:val="num" w:pos="2880"/>
+        </w:tabs>
+        <w:ind w:left="2880" w:hanging="360"/>
+      </w:pPr>
+      <w:rPr>
+        <w:rFonts w:ascii="Wingdings" w:hAnsi="Wingdings" w:hint="default"/>
+        <w:sz w:val="20"/>
+      </w:rPr>
+    </w:lvl>
+    <w:lvl w:ilvl="4" w:tentative="1">
+      <w:start w:val="1"/>
+      <w:numFmt w:val="bullet"/>
+      <w:lvlText w:val=""/>
+      <w:lvlJc w:val="left"/>
+      <w:pPr>
+        <w:tabs>
+          <w:tab w:val="num" w:pos="3600"/>
+        </w:tabs>
+        <w:ind w:left="3600" w:hanging="360"/>
+      </w:pPr>
+      <w:rPr>
+        <w:rFonts w:ascii="Wingdings" w:hAnsi="Wingdings" w:hint="default"/>
+        <w:sz w:val="20"/>
+      </w:rPr>
+    </w:lvl>
+    <w:lvl w:ilvl="5" w:tentative="1">
+      <w:start w:val="1"/>
+      <w:numFmt w:val="bullet"/>
+      <w:lvlText w:val=""/>
+      <w:lvlJc w:val="left"/>
+      <w:pPr>
+        <w:tabs>
+          <w:tab w:val="num" w:pos="4320"/>
+        </w:tabs>
+        <w:ind w:left="4320" w:hanging="360"/>
+      </w:pPr>
+      <w:rPr>
+        <w:rFonts w:ascii="Wingdings" w:hAnsi="Wingdings" w:hint="default"/>
+        <w:sz w:val="20"/>
+      </w:rPr>
+    </w:lvl>
+    <w:lvl w:ilvl="6" w:tentative="1">
+      <w:start w:val="1"/>
+      <w:numFmt w:val="bullet"/>
+      <w:lvlText w:val=""/>
+      <w:lvlJc w:val="left"/>
+      <w:pPr>
+        <w:tabs>
+          <w:tab w:val="num" w:pos="5040"/>
+        </w:tabs>
+        <w:ind w:left="5040" w:hanging="360"/>
+      </w:pPr>
+      <w:rPr>
+        <w:rFonts w:ascii="Wingdings" w:hAnsi="Wingdings" w:hint="default"/>
+        <w:sz w:val="20"/>
+      </w:rPr>
+    </w:lvl>
+    <w:lvl w:ilvl="7" w:tentative="1">
+      <w:start w:val="1"/>
+      <w:numFmt w:val="bullet"/>
+      <w:lvlText w:val=""/>
+      <w:lvlJc w:val="left"/>
+      <w:pPr>
+        <w:tabs>
+          <w:tab w:val="num" w:pos="5760"/>
+        </w:tabs>
+        <w:ind w:left="5760" w:hanging="360"/>
+      </w:pPr>
+      <w:rPr>
+        <w:rFonts w:ascii="Wingdings" w:hAnsi="Wingdings" w:hint="default"/>
+        <w:sz w:val="20"/>
+      </w:rPr>
+    </w:lvl>
+    <w:lvl w:ilvl="8" w:tentative="1">
+      <w:start w:val="1"/>
+      <w:numFmt w:val="bullet"/>
+      <w:lvlText w:val=""/>
+      <w:lvlJc w:val="left"/>
+      <w:pPr>
+        <w:tabs>
+          <w:tab w:val="num" w:pos="6480"/>
+        </w:tabs>
+        <w:ind w:left="6480" w:hanging="360"/>
+      </w:pPr>
+      <w:rPr>
+        <w:rFonts w:ascii="Wingdings" w:hAnsi="Wingdings" w:hint="default"/>
+        <w:sz w:val="20"/>
+      </w:rPr>
+    </w:lvl>
+  </w:abstractNum>
+  <w:abstractNum w:abstractNumId="22" w15:restartNumberingAfterBreak="0">
     <w:nsid w:val="2A110D15"/>
     <w:multiLevelType w:val="hybridMultilevel"/>
     <w:tmpl w:val="45C620E6"/>
@@ -6145,7 +7422,7 @@
       </w:rPr>
     </w:lvl>
   </w:abstractNum>
-  <w:abstractNum w:abstractNumId="13" w15:restartNumberingAfterBreak="0">
+  <w:abstractNum w:abstractNumId="23" w15:restartNumberingAfterBreak="0">
     <w:nsid w:val="34B65828"/>
     <w:multiLevelType w:val="hybridMultilevel"/>
     <w:tmpl w:val="91CA66B4"/>
@@ -6258,7 +7535,7 @@
       </w:rPr>
     </w:lvl>
   </w:abstractNum>
-  <w:abstractNum w:abstractNumId="14" w15:restartNumberingAfterBreak="0">
+  <w:abstractNum w:abstractNumId="24" w15:restartNumberingAfterBreak="0">
     <w:nsid w:val="351820A9"/>
     <w:multiLevelType w:val="multilevel"/>
     <w:tmpl w:val="FD683BDC"/>
@@ -6407,7 +7684,7 @@
       </w:rPr>
     </w:lvl>
   </w:abstractNum>
-  <w:abstractNum w:abstractNumId="15" w15:restartNumberingAfterBreak="0">
+  <w:abstractNum w:abstractNumId="25" w15:restartNumberingAfterBreak="0">
     <w:nsid w:val="374230DD"/>
     <w:multiLevelType w:val="multilevel"/>
     <w:tmpl w:val="E6FC030A"/>
@@ -6552,7 +7829,7 @@
       </w:rPr>
     </w:lvl>
   </w:abstractNum>
-  <w:abstractNum w:abstractNumId="16" w15:restartNumberingAfterBreak="0">
+  <w:abstractNum w:abstractNumId="26" w15:restartNumberingAfterBreak="0">
     <w:nsid w:val="37864885"/>
     <w:multiLevelType w:val="hybridMultilevel"/>
     <w:tmpl w:val="7E6443E4"/>
@@ -6665,7 +7942,156 @@
       </w:rPr>
     </w:lvl>
   </w:abstractNum>
-  <w:abstractNum w:abstractNumId="17" w15:restartNumberingAfterBreak="0">
+  <w:abstractNum w:abstractNumId="27" w15:restartNumberingAfterBreak="0">
+    <w:nsid w:val="3ED53D85"/>
+    <w:multiLevelType w:val="multilevel"/>
+    <w:tmpl w:val="FD683BDC"/>
+    <w:lvl w:ilvl="0">
+      <w:start w:val="1"/>
+      <w:numFmt w:val="bullet"/>
+      <w:lvlText w:val="o"/>
+      <w:lvlJc w:val="left"/>
+      <w:pPr>
+        <w:tabs>
+          <w:tab w:val="num" w:pos="720"/>
+        </w:tabs>
+        <w:ind w:left="720" w:hanging="360"/>
+      </w:pPr>
+      <w:rPr>
+        <w:rFonts w:ascii="Courier New" w:hAnsi="Courier New" w:hint="default"/>
+        <w:sz w:val="20"/>
+      </w:rPr>
+    </w:lvl>
+    <w:lvl w:ilvl="1">
+      <w:start w:val="1"/>
+      <w:numFmt w:val="bullet"/>
+      <w:lvlText w:val="o"/>
+      <w:lvlJc w:val="left"/>
+      <w:pPr>
+        <w:tabs>
+          <w:tab w:val="num" w:pos="1440"/>
+        </w:tabs>
+        <w:ind w:left="1440" w:hanging="360"/>
+      </w:pPr>
+      <w:rPr>
+        <w:rFonts w:ascii="Courier New" w:hAnsi="Courier New" w:hint="default"/>
+        <w:sz w:val="20"/>
+      </w:rPr>
+    </w:lvl>
+    <w:lvl w:ilvl="2" w:tentative="1">
+      <w:start w:val="1"/>
+      <w:numFmt w:val="bullet"/>
+      <w:lvlText w:val=""/>
+      <w:lvlJc w:val="left"/>
+      <w:pPr>
+        <w:tabs>
+          <w:tab w:val="num" w:pos="2160"/>
+        </w:tabs>
+        <w:ind w:left="2160" w:hanging="360"/>
+      </w:pPr>
+      <w:rPr>
+        <w:rFonts w:ascii="Wingdings" w:hAnsi="Wingdings" w:hint="default"/>
+        <w:sz w:val="20"/>
+      </w:rPr>
+    </w:lvl>
+    <w:lvl w:ilvl="3" w:tentative="1">
+      <w:start w:val="1"/>
+      <w:numFmt w:val="bullet"/>
+      <w:lvlText w:val=""/>
+      <w:lvlJc w:val="left"/>
+      <w:pPr>
+        <w:tabs>
+          <w:tab w:val="num" w:pos="2880"/>
+        </w:tabs>
+        <w:ind w:left="2880" w:hanging="360"/>
+      </w:pPr>
+      <w:rPr>
+        <w:rFonts w:ascii="Wingdings" w:hAnsi="Wingdings" w:hint="default"/>
+        <w:sz w:val="20"/>
+      </w:rPr>
+    </w:lvl>
+    <w:lvl w:ilvl="4" w:tentative="1">
+      <w:start w:val="1"/>
+      <w:numFmt w:val="bullet"/>
+      <w:lvlText w:val=""/>
+      <w:lvlJc w:val="left"/>
+      <w:pPr>
+        <w:tabs>
+          <w:tab w:val="num" w:pos="3600"/>
+        </w:tabs>
+        <w:ind w:left="3600" w:hanging="360"/>
+      </w:pPr>
+      <w:rPr>
+        <w:rFonts w:ascii="Wingdings" w:hAnsi="Wingdings" w:hint="default"/>
+        <w:sz w:val="20"/>
+      </w:rPr>
+    </w:lvl>
+    <w:lvl w:ilvl="5" w:tentative="1">
+      <w:start w:val="1"/>
+      <w:numFmt w:val="bullet"/>
+      <w:lvlText w:val=""/>
+      <w:lvlJc w:val="left"/>
+      <w:pPr>
+        <w:tabs>
+          <w:tab w:val="num" w:pos="4320"/>
+        </w:tabs>
+        <w:ind w:left="4320" w:hanging="360"/>
+      </w:pPr>
+      <w:rPr>
+        <w:rFonts w:ascii="Wingdings" w:hAnsi="Wingdings" w:hint="default"/>
+        <w:sz w:val="20"/>
+      </w:rPr>
+    </w:lvl>
+    <w:lvl w:ilvl="6" w:tentative="1">
+      <w:start w:val="1"/>
+      <w:numFmt w:val="bullet"/>
+      <w:lvlText w:val=""/>
+      <w:lvlJc w:val="left"/>
+      <w:pPr>
+        <w:tabs>
+          <w:tab w:val="num" w:pos="5040"/>
+        </w:tabs>
+        <w:ind w:left="5040" w:hanging="360"/>
+      </w:pPr>
+      <w:rPr>
+        <w:rFonts w:ascii="Wingdings" w:hAnsi="Wingdings" w:hint="default"/>
+        <w:sz w:val="20"/>
+      </w:rPr>
+    </w:lvl>
+    <w:lvl w:ilvl="7" w:tentative="1">
+      <w:start w:val="1"/>
+      <w:numFmt w:val="bullet"/>
+      <w:lvlText w:val=""/>
+      <w:lvlJc w:val="left"/>
+      <w:pPr>
+        <w:tabs>
+          <w:tab w:val="num" w:pos="5760"/>
+        </w:tabs>
+        <w:ind w:left="5760" w:hanging="360"/>
+      </w:pPr>
+      <w:rPr>
+        <w:rFonts w:ascii="Wingdings" w:hAnsi="Wingdings" w:hint="default"/>
+        <w:sz w:val="20"/>
+      </w:rPr>
+    </w:lvl>
+    <w:lvl w:ilvl="8" w:tentative="1">
+      <w:start w:val="1"/>
+      <w:numFmt w:val="bullet"/>
+      <w:lvlText w:val=""/>
+      <w:lvlJc w:val="left"/>
+      <w:pPr>
+        <w:tabs>
+          <w:tab w:val="num" w:pos="6480"/>
+        </w:tabs>
+        <w:ind w:left="6480" w:hanging="360"/>
+      </w:pPr>
+      <w:rPr>
+        <w:rFonts w:ascii="Wingdings" w:hAnsi="Wingdings" w:hint="default"/>
+        <w:sz w:val="20"/>
+      </w:rPr>
+    </w:lvl>
+  </w:abstractNum>
+  <w:abstractNum w:abstractNumId="28" w15:restartNumberingAfterBreak="0">
     <w:nsid w:val="3F027FFA"/>
     <w:multiLevelType w:val="hybridMultilevel"/>
     <w:tmpl w:val="B880A6EA"/>
@@ -6778,7 +8204,7 @@
       </w:rPr>
     </w:lvl>
   </w:abstractNum>
-  <w:abstractNum w:abstractNumId="18" w15:restartNumberingAfterBreak="0">
+  <w:abstractNum w:abstractNumId="29" w15:restartNumberingAfterBreak="0">
     <w:nsid w:val="44140639"/>
     <w:multiLevelType w:val="multilevel"/>
     <w:tmpl w:val="B65C8D70"/>
@@ -6927,7 +8353,7 @@
       </w:rPr>
     </w:lvl>
   </w:abstractNum>
-  <w:abstractNum w:abstractNumId="19" w15:restartNumberingAfterBreak="0">
+  <w:abstractNum w:abstractNumId="30" w15:restartNumberingAfterBreak="0">
     <w:nsid w:val="48036E7A"/>
     <w:multiLevelType w:val="multilevel"/>
     <w:tmpl w:val="D68C5B76"/>
@@ -7076,7 +8502,7 @@
       </w:rPr>
     </w:lvl>
   </w:abstractNum>
-  <w:abstractNum w:abstractNumId="20" w15:restartNumberingAfterBreak="0">
+  <w:abstractNum w:abstractNumId="31" w15:restartNumberingAfterBreak="0">
     <w:nsid w:val="4BE43F89"/>
     <w:multiLevelType w:val="hybridMultilevel"/>
     <w:tmpl w:val="40BE287A"/>
@@ -7189,7 +8615,305 @@
       </w:rPr>
     </w:lvl>
   </w:abstractNum>
-  <w:abstractNum w:abstractNumId="21" w15:restartNumberingAfterBreak="0">
+  <w:abstractNum w:abstractNumId="32" w15:restartNumberingAfterBreak="0">
+    <w:nsid w:val="4C755D17"/>
+    <w:multiLevelType w:val="multilevel"/>
+    <w:tmpl w:val="01E2A396"/>
+    <w:lvl w:ilvl="0">
+      <w:start w:val="1"/>
+      <w:numFmt w:val="bullet"/>
+      <w:lvlText w:val=""/>
+      <w:lvlJc w:val="left"/>
+      <w:pPr>
+        <w:tabs>
+          <w:tab w:val="num" w:pos="720"/>
+        </w:tabs>
+        <w:ind w:left="720" w:hanging="360"/>
+      </w:pPr>
+      <w:rPr>
+        <w:rFonts w:ascii="Symbol" w:hAnsi="Symbol" w:hint="default"/>
+        <w:sz w:val="20"/>
+      </w:rPr>
+    </w:lvl>
+    <w:lvl w:ilvl="1">
+      <w:start w:val="1"/>
+      <w:numFmt w:val="bullet"/>
+      <w:lvlText w:val="o"/>
+      <w:lvlJc w:val="left"/>
+      <w:pPr>
+        <w:tabs>
+          <w:tab w:val="num" w:pos="1440"/>
+        </w:tabs>
+        <w:ind w:left="1440" w:hanging="360"/>
+      </w:pPr>
+      <w:rPr>
+        <w:rFonts w:ascii="Courier New" w:hAnsi="Courier New" w:hint="default"/>
+        <w:sz w:val="20"/>
+      </w:rPr>
+    </w:lvl>
+    <w:lvl w:ilvl="2" w:tentative="1">
+      <w:start w:val="1"/>
+      <w:numFmt w:val="bullet"/>
+      <w:lvlText w:val=""/>
+      <w:lvlJc w:val="left"/>
+      <w:pPr>
+        <w:tabs>
+          <w:tab w:val="num" w:pos="2160"/>
+        </w:tabs>
+        <w:ind w:left="2160" w:hanging="360"/>
+      </w:pPr>
+      <w:rPr>
+        <w:rFonts w:ascii="Wingdings" w:hAnsi="Wingdings" w:hint="default"/>
+        <w:sz w:val="20"/>
+      </w:rPr>
+    </w:lvl>
+    <w:lvl w:ilvl="3" w:tentative="1">
+      <w:start w:val="1"/>
+      <w:numFmt w:val="bullet"/>
+      <w:lvlText w:val=""/>
+      <w:lvlJc w:val="left"/>
+      <w:pPr>
+        <w:tabs>
+          <w:tab w:val="num" w:pos="2880"/>
+        </w:tabs>
+        <w:ind w:left="2880" w:hanging="360"/>
+      </w:pPr>
+      <w:rPr>
+        <w:rFonts w:ascii="Wingdings" w:hAnsi="Wingdings" w:hint="default"/>
+        <w:sz w:val="20"/>
+      </w:rPr>
+    </w:lvl>
+    <w:lvl w:ilvl="4" w:tentative="1">
+      <w:start w:val="1"/>
+      <w:numFmt w:val="bullet"/>
+      <w:lvlText w:val=""/>
+      <w:lvlJc w:val="left"/>
+      <w:pPr>
+        <w:tabs>
+          <w:tab w:val="num" w:pos="3600"/>
+        </w:tabs>
+        <w:ind w:left="3600" w:hanging="360"/>
+      </w:pPr>
+      <w:rPr>
+        <w:rFonts w:ascii="Wingdings" w:hAnsi="Wingdings" w:hint="default"/>
+        <w:sz w:val="20"/>
+      </w:rPr>
+    </w:lvl>
+    <w:lvl w:ilvl="5" w:tentative="1">
+      <w:start w:val="1"/>
+      <w:numFmt w:val="bullet"/>
+      <w:lvlText w:val=""/>
+      <w:lvlJc w:val="left"/>
+      <w:pPr>
+        <w:tabs>
+          <w:tab w:val="num" w:pos="4320"/>
+        </w:tabs>
+        <w:ind w:left="4320" w:hanging="360"/>
+      </w:pPr>
+      <w:rPr>
+        <w:rFonts w:ascii="Wingdings" w:hAnsi="Wingdings" w:hint="default"/>
+        <w:sz w:val="20"/>
+      </w:rPr>
+    </w:lvl>
+    <w:lvl w:ilvl="6" w:tentative="1">
+      <w:start w:val="1"/>
+      <w:numFmt w:val="bullet"/>
+      <w:lvlText w:val=""/>
+      <w:lvlJc w:val="left"/>
+      <w:pPr>
+        <w:tabs>
+          <w:tab w:val="num" w:pos="5040"/>
+        </w:tabs>
+        <w:ind w:left="5040" w:hanging="360"/>
+      </w:pPr>
+      <w:rPr>
+        <w:rFonts w:ascii="Wingdings" w:hAnsi="Wingdings" w:hint="default"/>
+        <w:sz w:val="20"/>
+      </w:rPr>
+    </w:lvl>
+    <w:lvl w:ilvl="7" w:tentative="1">
+      <w:start w:val="1"/>
+      <w:numFmt w:val="bullet"/>
+      <w:lvlText w:val=""/>
+      <w:lvlJc w:val="left"/>
+      <w:pPr>
+        <w:tabs>
+          <w:tab w:val="num" w:pos="5760"/>
+        </w:tabs>
+        <w:ind w:left="5760" w:hanging="360"/>
+      </w:pPr>
+      <w:rPr>
+        <w:rFonts w:ascii="Wingdings" w:hAnsi="Wingdings" w:hint="default"/>
+        <w:sz w:val="20"/>
+      </w:rPr>
+    </w:lvl>
+    <w:lvl w:ilvl="8" w:tentative="1">
+      <w:start w:val="1"/>
+      <w:numFmt w:val="bullet"/>
+      <w:lvlText w:val=""/>
+      <w:lvlJc w:val="left"/>
+      <w:pPr>
+        <w:tabs>
+          <w:tab w:val="num" w:pos="6480"/>
+        </w:tabs>
+        <w:ind w:left="6480" w:hanging="360"/>
+      </w:pPr>
+      <w:rPr>
+        <w:rFonts w:ascii="Wingdings" w:hAnsi="Wingdings" w:hint="default"/>
+        <w:sz w:val="20"/>
+      </w:rPr>
+    </w:lvl>
+  </w:abstractNum>
+  <w:abstractNum w:abstractNumId="33" w15:restartNumberingAfterBreak="0">
+    <w:nsid w:val="4CAE645A"/>
+    <w:multiLevelType w:val="multilevel"/>
+    <w:tmpl w:val="D68C5B76"/>
+    <w:lvl w:ilvl="0">
+      <w:start w:val="1"/>
+      <w:numFmt w:val="bullet"/>
+      <w:lvlText w:val="o"/>
+      <w:lvlJc w:val="left"/>
+      <w:pPr>
+        <w:tabs>
+          <w:tab w:val="num" w:pos="720"/>
+        </w:tabs>
+        <w:ind w:left="720" w:hanging="360"/>
+      </w:pPr>
+      <w:rPr>
+        <w:rFonts w:ascii="Courier New" w:hAnsi="Courier New" w:hint="default"/>
+        <w:sz w:val="20"/>
+      </w:rPr>
+    </w:lvl>
+    <w:lvl w:ilvl="1">
+      <w:start w:val="1"/>
+      <w:numFmt w:val="bullet"/>
+      <w:lvlText w:val="o"/>
+      <w:lvlJc w:val="left"/>
+      <w:pPr>
+        <w:tabs>
+          <w:tab w:val="num" w:pos="1440"/>
+        </w:tabs>
+        <w:ind w:left="1440" w:hanging="360"/>
+      </w:pPr>
+      <w:rPr>
+        <w:rFonts w:ascii="Courier New" w:hAnsi="Courier New" w:hint="default"/>
+        <w:sz w:val="20"/>
+      </w:rPr>
+    </w:lvl>
+    <w:lvl w:ilvl="2" w:tentative="1">
+      <w:start w:val="1"/>
+      <w:numFmt w:val="bullet"/>
+      <w:lvlText w:val=""/>
+      <w:lvlJc w:val="left"/>
+      <w:pPr>
+        <w:tabs>
+          <w:tab w:val="num" w:pos="2160"/>
+        </w:tabs>
+        <w:ind w:left="2160" w:hanging="360"/>
+      </w:pPr>
+      <w:rPr>
+        <w:rFonts w:ascii="Wingdings" w:hAnsi="Wingdings" w:hint="default"/>
+        <w:sz w:val="20"/>
+      </w:rPr>
+    </w:lvl>
+    <w:lvl w:ilvl="3" w:tentative="1">
+      <w:start w:val="1"/>
+      <w:numFmt w:val="bullet"/>
+      <w:lvlText w:val=""/>
+      <w:lvlJc w:val="left"/>
+      <w:pPr>
+        <w:tabs>
+          <w:tab w:val="num" w:pos="2880"/>
+        </w:tabs>
+        <w:ind w:left="2880" w:hanging="360"/>
+      </w:pPr>
+      <w:rPr>
+        <w:rFonts w:ascii="Wingdings" w:hAnsi="Wingdings" w:hint="default"/>
+        <w:sz w:val="20"/>
+      </w:rPr>
+    </w:lvl>
+    <w:lvl w:ilvl="4" w:tentative="1">
+      <w:start w:val="1"/>
+      <w:numFmt w:val="bullet"/>
+      <w:lvlText w:val=""/>
+      <w:lvlJc w:val="left"/>
+      <w:pPr>
+        <w:tabs>
+          <w:tab w:val="num" w:pos="3600"/>
+        </w:tabs>
+        <w:ind w:left="3600" w:hanging="360"/>
+      </w:pPr>
+      <w:rPr>
+        <w:rFonts w:ascii="Wingdings" w:hAnsi="Wingdings" w:hint="default"/>
+        <w:sz w:val="20"/>
+      </w:rPr>
+    </w:lvl>
+    <w:lvl w:ilvl="5" w:tentative="1">
+      <w:start w:val="1"/>
+      <w:numFmt w:val="bullet"/>
+      <w:lvlText w:val=""/>
+      <w:lvlJc w:val="left"/>
+      <w:pPr>
+        <w:tabs>
+          <w:tab w:val="num" w:pos="4320"/>
+        </w:tabs>
+        <w:ind w:left="4320" w:hanging="360"/>
+      </w:pPr>
+      <w:rPr>
+        <w:rFonts w:ascii="Wingdings" w:hAnsi="Wingdings" w:hint="default"/>
+        <w:sz w:val="20"/>
+      </w:rPr>
+    </w:lvl>
+    <w:lvl w:ilvl="6" w:tentative="1">
+      <w:start w:val="1"/>
+      <w:numFmt w:val="bullet"/>
+      <w:lvlText w:val=""/>
+      <w:lvlJc w:val="left"/>
+      <w:pPr>
+        <w:tabs>
+          <w:tab w:val="num" w:pos="5040"/>
+        </w:tabs>
+        <w:ind w:left="5040" w:hanging="360"/>
+      </w:pPr>
+      <w:rPr>
+        <w:rFonts w:ascii="Wingdings" w:hAnsi="Wingdings" w:hint="default"/>
+        <w:sz w:val="20"/>
+      </w:rPr>
+    </w:lvl>
+    <w:lvl w:ilvl="7" w:tentative="1">
+      <w:start w:val="1"/>
+      <w:numFmt w:val="bullet"/>
+      <w:lvlText w:val=""/>
+      <w:lvlJc w:val="left"/>
+      <w:pPr>
+        <w:tabs>
+          <w:tab w:val="num" w:pos="5760"/>
+        </w:tabs>
+        <w:ind w:left="5760" w:hanging="360"/>
+      </w:pPr>
+      <w:rPr>
+        <w:rFonts w:ascii="Wingdings" w:hAnsi="Wingdings" w:hint="default"/>
+        <w:sz w:val="20"/>
+      </w:rPr>
+    </w:lvl>
+    <w:lvl w:ilvl="8" w:tentative="1">
+      <w:start w:val="1"/>
+      <w:numFmt w:val="bullet"/>
+      <w:lvlText w:val=""/>
+      <w:lvlJc w:val="left"/>
+      <w:pPr>
+        <w:tabs>
+          <w:tab w:val="num" w:pos="6480"/>
+        </w:tabs>
+        <w:ind w:left="6480" w:hanging="360"/>
+      </w:pPr>
+      <w:rPr>
+        <w:rFonts w:ascii="Wingdings" w:hAnsi="Wingdings" w:hint="default"/>
+        <w:sz w:val="20"/>
+      </w:rPr>
+    </w:lvl>
+  </w:abstractNum>
+  <w:abstractNum w:abstractNumId="34" w15:restartNumberingAfterBreak="0">
     <w:nsid w:val="50F3438A"/>
     <w:multiLevelType w:val="hybridMultilevel"/>
     <w:tmpl w:val="7F3A6DD6"/>
@@ -7302,14 +9026,14 @@
       </w:rPr>
     </w:lvl>
   </w:abstractNum>
-  <w:abstractNum w:abstractNumId="22" w15:restartNumberingAfterBreak="0">
+  <w:abstractNum w:abstractNumId="35" w15:restartNumberingAfterBreak="0">
     <w:nsid w:val="5126668B"/>
     <w:multiLevelType w:val="multilevel"/>
-    <w:tmpl w:val="B65C8D70"/>
+    <w:tmpl w:val="66E60704"/>
     <w:lvl w:ilvl="0">
       <w:start w:val="1"/>
-      <w:numFmt w:val="bullet"/>
-      <w:lvlText w:val=""/>
+      <w:numFmt w:val="decimal"/>
+      <w:lvlText w:val="%1."/>
       <w:lvlJc w:val="left"/>
       <w:pPr>
         <w:tabs>
@@ -7318,7 +9042,7 @@
         <w:ind w:left="720" w:hanging="360"/>
       </w:pPr>
       <w:rPr>
-        <w:rFonts w:ascii="Symbol" w:hAnsi="Symbol" w:hint="default"/>
+        <w:rFonts w:hint="default"/>
         <w:sz w:val="20"/>
       </w:rPr>
     </w:lvl>
@@ -7451,7 +9175,7 @@
       </w:rPr>
     </w:lvl>
   </w:abstractNum>
-  <w:abstractNum w:abstractNumId="23" w15:restartNumberingAfterBreak="0">
+  <w:abstractNum w:abstractNumId="36" w15:restartNumberingAfterBreak="0">
     <w:nsid w:val="51F275D7"/>
     <w:multiLevelType w:val="hybridMultilevel"/>
     <w:tmpl w:val="1B2605E4"/>
@@ -7564,7 +9288,120 @@
       </w:rPr>
     </w:lvl>
   </w:abstractNum>
-  <w:abstractNum w:abstractNumId="24" w15:restartNumberingAfterBreak="0">
+  <w:abstractNum w:abstractNumId="37" w15:restartNumberingAfterBreak="0">
+    <w:nsid w:val="5DE573C9"/>
+    <w:multiLevelType w:val="hybridMultilevel"/>
+    <w:tmpl w:val="48D2FBBC"/>
+    <w:lvl w:ilvl="0" w:tplc="61DC8AEA">
+      <w:start w:val="1"/>
+      <w:numFmt w:val="bullet"/>
+      <w:lvlText w:val="o"/>
+      <w:lvlJc w:val="left"/>
+      <w:pPr>
+        <w:ind w:left="1080" w:hanging="360"/>
+      </w:pPr>
+      <w:rPr>
+        <w:rFonts w:ascii="Courier New" w:hAnsi="Courier New" w:hint="default"/>
+      </w:rPr>
+    </w:lvl>
+    <w:lvl w:ilvl="1" w:tplc="40090003" w:tentative="1">
+      <w:start w:val="1"/>
+      <w:numFmt w:val="bullet"/>
+      <w:lvlText w:val="o"/>
+      <w:lvlJc w:val="left"/>
+      <w:pPr>
+        <w:ind w:left="1800" w:hanging="360"/>
+      </w:pPr>
+      <w:rPr>
+        <w:rFonts w:ascii="Courier New" w:hAnsi="Courier New" w:cs="Courier New" w:hint="default"/>
+      </w:rPr>
+    </w:lvl>
+    <w:lvl w:ilvl="2" w:tplc="40090005" w:tentative="1">
+      <w:start w:val="1"/>
+      <w:numFmt w:val="bullet"/>
+      <w:lvlText w:val=""/>
+      <w:lvlJc w:val="left"/>
+      <w:pPr>
+        <w:ind w:left="2520" w:hanging="360"/>
+      </w:pPr>
+      <w:rPr>
+        <w:rFonts w:ascii="Wingdings" w:hAnsi="Wingdings" w:hint="default"/>
+      </w:rPr>
+    </w:lvl>
+    <w:lvl w:ilvl="3" w:tplc="40090001" w:tentative="1">
+      <w:start w:val="1"/>
+      <w:numFmt w:val="bullet"/>
+      <w:lvlText w:val=""/>
+      <w:lvlJc w:val="left"/>
+      <w:pPr>
+        <w:ind w:left="3240" w:hanging="360"/>
+      </w:pPr>
+      <w:rPr>
+        <w:rFonts w:ascii="Symbol" w:hAnsi="Symbol" w:hint="default"/>
+      </w:rPr>
+    </w:lvl>
+    <w:lvl w:ilvl="4" w:tplc="40090003" w:tentative="1">
+      <w:start w:val="1"/>
+      <w:numFmt w:val="bullet"/>
+      <w:lvlText w:val="o"/>
+      <w:lvlJc w:val="left"/>
+      <w:pPr>
+        <w:ind w:left="3960" w:hanging="360"/>
+      </w:pPr>
+      <w:rPr>
+        <w:rFonts w:ascii="Courier New" w:hAnsi="Courier New" w:cs="Courier New" w:hint="default"/>
+      </w:rPr>
+    </w:lvl>
+    <w:lvl w:ilvl="5" w:tplc="40090005" w:tentative="1">
+      <w:start w:val="1"/>
+      <w:numFmt w:val="bullet"/>
+      <w:lvlText w:val=""/>
+      <w:lvlJc w:val="left"/>
+      <w:pPr>
+        <w:ind w:left="4680" w:hanging="360"/>
+      </w:pPr>
+      <w:rPr>
+        <w:rFonts w:ascii="Wingdings" w:hAnsi="Wingdings" w:hint="default"/>
+      </w:rPr>
+    </w:lvl>
+    <w:lvl w:ilvl="6" w:tplc="40090001" w:tentative="1">
+      <w:start w:val="1"/>
+      <w:numFmt w:val="bullet"/>
+      <w:lvlText w:val=""/>
+      <w:lvlJc w:val="left"/>
+      <w:pPr>
+        <w:ind w:left="5400" w:hanging="360"/>
+      </w:pPr>
+      <w:rPr>
+        <w:rFonts w:ascii="Symbol" w:hAnsi="Symbol" w:hint="default"/>
+      </w:rPr>
+    </w:lvl>
+    <w:lvl w:ilvl="7" w:tplc="40090003" w:tentative="1">
+      <w:start w:val="1"/>
+      <w:numFmt w:val="bullet"/>
+      <w:lvlText w:val="o"/>
+      <w:lvlJc w:val="left"/>
+      <w:pPr>
+        <w:ind w:left="6120" w:hanging="360"/>
+      </w:pPr>
+      <w:rPr>
+        <w:rFonts w:ascii="Courier New" w:hAnsi="Courier New" w:cs="Courier New" w:hint="default"/>
+      </w:rPr>
+    </w:lvl>
+    <w:lvl w:ilvl="8" w:tplc="40090005" w:tentative="1">
+      <w:start w:val="1"/>
+      <w:numFmt w:val="bullet"/>
+      <w:lvlText w:val=""/>
+      <w:lvlJc w:val="left"/>
+      <w:pPr>
+        <w:ind w:left="6840" w:hanging="360"/>
+      </w:pPr>
+      <w:rPr>
+        <w:rFonts w:ascii="Wingdings" w:hAnsi="Wingdings" w:hint="default"/>
+      </w:rPr>
+    </w:lvl>
+  </w:abstractNum>
+  <w:abstractNum w:abstractNumId="38" w15:restartNumberingAfterBreak="0">
     <w:nsid w:val="614A1797"/>
     <w:multiLevelType w:val="hybridMultilevel"/>
     <w:tmpl w:val="42DA3016"/>
@@ -7677,7 +9514,156 @@
       </w:rPr>
     </w:lvl>
   </w:abstractNum>
-  <w:abstractNum w:abstractNumId="25" w15:restartNumberingAfterBreak="0">
+  <w:abstractNum w:abstractNumId="39" w15:restartNumberingAfterBreak="0">
+    <w:nsid w:val="6207726A"/>
+    <w:multiLevelType w:val="multilevel"/>
+    <w:tmpl w:val="6F6AB372"/>
+    <w:lvl w:ilvl="0">
+      <w:start w:val="1"/>
+      <w:numFmt w:val="bullet"/>
+      <w:lvlText w:val=""/>
+      <w:lvlJc w:val="left"/>
+      <w:pPr>
+        <w:tabs>
+          <w:tab w:val="num" w:pos="720"/>
+        </w:tabs>
+        <w:ind w:left="720" w:hanging="360"/>
+      </w:pPr>
+      <w:rPr>
+        <w:rFonts w:ascii="Wingdings" w:hAnsi="Wingdings" w:hint="default"/>
+        <w:sz w:val="20"/>
+      </w:rPr>
+    </w:lvl>
+    <w:lvl w:ilvl="1">
+      <w:start w:val="1"/>
+      <w:numFmt w:val="bullet"/>
+      <w:lvlText w:val="o"/>
+      <w:lvlJc w:val="left"/>
+      <w:pPr>
+        <w:tabs>
+          <w:tab w:val="num" w:pos="1440"/>
+        </w:tabs>
+        <w:ind w:left="1440" w:hanging="360"/>
+      </w:pPr>
+      <w:rPr>
+        <w:rFonts w:ascii="Courier New" w:hAnsi="Courier New" w:hint="default"/>
+        <w:sz w:val="20"/>
+      </w:rPr>
+    </w:lvl>
+    <w:lvl w:ilvl="2" w:tentative="1">
+      <w:start w:val="1"/>
+      <w:numFmt w:val="bullet"/>
+      <w:lvlText w:val=""/>
+      <w:lvlJc w:val="left"/>
+      <w:pPr>
+        <w:tabs>
+          <w:tab w:val="num" w:pos="2160"/>
+        </w:tabs>
+        <w:ind w:left="2160" w:hanging="360"/>
+      </w:pPr>
+      <w:rPr>
+        <w:rFonts w:ascii="Wingdings" w:hAnsi="Wingdings" w:hint="default"/>
+        <w:sz w:val="20"/>
+      </w:rPr>
+    </w:lvl>
+    <w:lvl w:ilvl="3" w:tentative="1">
+      <w:start w:val="1"/>
+      <w:numFmt w:val="bullet"/>
+      <w:lvlText w:val=""/>
+      <w:lvlJc w:val="left"/>
+      <w:pPr>
+        <w:tabs>
+          <w:tab w:val="num" w:pos="2880"/>
+        </w:tabs>
+        <w:ind w:left="2880" w:hanging="360"/>
+      </w:pPr>
+      <w:rPr>
+        <w:rFonts w:ascii="Wingdings" w:hAnsi="Wingdings" w:hint="default"/>
+        <w:sz w:val="20"/>
+      </w:rPr>
+    </w:lvl>
+    <w:lvl w:ilvl="4" w:tentative="1">
+      <w:start w:val="1"/>
+      <w:numFmt w:val="bullet"/>
+      <w:lvlText w:val=""/>
+      <w:lvlJc w:val="left"/>
+      <w:pPr>
+        <w:tabs>
+          <w:tab w:val="num" w:pos="3600"/>
+        </w:tabs>
+        <w:ind w:left="3600" w:hanging="360"/>
+      </w:pPr>
+      <w:rPr>
+        <w:rFonts w:ascii="Wingdings" w:hAnsi="Wingdings" w:hint="default"/>
+        <w:sz w:val="20"/>
+      </w:rPr>
+    </w:lvl>
+    <w:lvl w:ilvl="5" w:tentative="1">
+      <w:start w:val="1"/>
+      <w:numFmt w:val="bullet"/>
+      <w:lvlText w:val=""/>
+      <w:lvlJc w:val="left"/>
+      <w:pPr>
+        <w:tabs>
+          <w:tab w:val="num" w:pos="4320"/>
+        </w:tabs>
+        <w:ind w:left="4320" w:hanging="360"/>
+      </w:pPr>
+      <w:rPr>
+        <w:rFonts w:ascii="Wingdings" w:hAnsi="Wingdings" w:hint="default"/>
+        <w:sz w:val="20"/>
+      </w:rPr>
+    </w:lvl>
+    <w:lvl w:ilvl="6" w:tentative="1">
+      <w:start w:val="1"/>
+      <w:numFmt w:val="bullet"/>
+      <w:lvlText w:val=""/>
+      <w:lvlJc w:val="left"/>
+      <w:pPr>
+        <w:tabs>
+          <w:tab w:val="num" w:pos="5040"/>
+        </w:tabs>
+        <w:ind w:left="5040" w:hanging="360"/>
+      </w:pPr>
+      <w:rPr>
+        <w:rFonts w:ascii="Wingdings" w:hAnsi="Wingdings" w:hint="default"/>
+        <w:sz w:val="20"/>
+      </w:rPr>
+    </w:lvl>
+    <w:lvl w:ilvl="7" w:tentative="1">
+      <w:start w:val="1"/>
+      <w:numFmt w:val="bullet"/>
+      <w:lvlText w:val=""/>
+      <w:lvlJc w:val="left"/>
+      <w:pPr>
+        <w:tabs>
+          <w:tab w:val="num" w:pos="5760"/>
+        </w:tabs>
+        <w:ind w:left="5760" w:hanging="360"/>
+      </w:pPr>
+      <w:rPr>
+        <w:rFonts w:ascii="Wingdings" w:hAnsi="Wingdings" w:hint="default"/>
+        <w:sz w:val="20"/>
+      </w:rPr>
+    </w:lvl>
+    <w:lvl w:ilvl="8" w:tentative="1">
+      <w:start w:val="1"/>
+      <w:numFmt w:val="bullet"/>
+      <w:lvlText w:val=""/>
+      <w:lvlJc w:val="left"/>
+      <w:pPr>
+        <w:tabs>
+          <w:tab w:val="num" w:pos="6480"/>
+        </w:tabs>
+        <w:ind w:left="6480" w:hanging="360"/>
+      </w:pPr>
+      <w:rPr>
+        <w:rFonts w:ascii="Wingdings" w:hAnsi="Wingdings" w:hint="default"/>
+        <w:sz w:val="20"/>
+      </w:rPr>
+    </w:lvl>
+  </w:abstractNum>
+  <w:abstractNum w:abstractNumId="40" w15:restartNumberingAfterBreak="0">
     <w:nsid w:val="637019F9"/>
     <w:multiLevelType w:val="multilevel"/>
     <w:tmpl w:val="4D203A0A"/>
@@ -7826,7 +9812,269 @@
       </w:rPr>
     </w:lvl>
   </w:abstractNum>
-  <w:abstractNum w:abstractNumId="26" w15:restartNumberingAfterBreak="0">
+  <w:abstractNum w:abstractNumId="41" w15:restartNumberingAfterBreak="0">
+    <w:nsid w:val="659715C2"/>
+    <w:multiLevelType w:val="multilevel"/>
+    <w:tmpl w:val="3B3CB990"/>
+    <w:lvl w:ilvl="0">
+      <w:start w:val="1"/>
+      <w:numFmt w:val="bullet"/>
+      <w:lvlText w:val=""/>
+      <w:lvlJc w:val="left"/>
+      <w:pPr>
+        <w:tabs>
+          <w:tab w:val="num" w:pos="720"/>
+        </w:tabs>
+        <w:ind w:left="720" w:hanging="360"/>
+      </w:pPr>
+      <w:rPr>
+        <w:rFonts w:ascii="Symbol" w:hAnsi="Symbol" w:hint="default"/>
+        <w:sz w:val="20"/>
+      </w:rPr>
+    </w:lvl>
+    <w:lvl w:ilvl="1">
+      <w:start w:val="1"/>
+      <w:numFmt w:val="bullet"/>
+      <w:lvlText w:val="o"/>
+      <w:lvlJc w:val="left"/>
+      <w:pPr>
+        <w:tabs>
+          <w:tab w:val="num" w:pos="1440"/>
+        </w:tabs>
+        <w:ind w:left="1440" w:hanging="360"/>
+      </w:pPr>
+      <w:rPr>
+        <w:rFonts w:ascii="Courier New" w:hAnsi="Courier New" w:hint="default"/>
+        <w:sz w:val="20"/>
+      </w:rPr>
+    </w:lvl>
+    <w:lvl w:ilvl="2" w:tentative="1">
+      <w:start w:val="1"/>
+      <w:numFmt w:val="bullet"/>
+      <w:lvlText w:val=""/>
+      <w:lvlJc w:val="left"/>
+      <w:pPr>
+        <w:tabs>
+          <w:tab w:val="num" w:pos="2160"/>
+        </w:tabs>
+        <w:ind w:left="2160" w:hanging="360"/>
+      </w:pPr>
+      <w:rPr>
+        <w:rFonts w:ascii="Wingdings" w:hAnsi="Wingdings" w:hint="default"/>
+        <w:sz w:val="20"/>
+      </w:rPr>
+    </w:lvl>
+    <w:lvl w:ilvl="3" w:tentative="1">
+      <w:start w:val="1"/>
+      <w:numFmt w:val="bullet"/>
+      <w:lvlText w:val=""/>
+      <w:lvlJc w:val="left"/>
+      <w:pPr>
+        <w:tabs>
+          <w:tab w:val="num" w:pos="2880"/>
+        </w:tabs>
+        <w:ind w:left="2880" w:hanging="360"/>
+      </w:pPr>
+      <w:rPr>
+        <w:rFonts w:ascii="Wingdings" w:hAnsi="Wingdings" w:hint="default"/>
+        <w:sz w:val="20"/>
+      </w:rPr>
+    </w:lvl>
+    <w:lvl w:ilvl="4" w:tentative="1">
+      <w:start w:val="1"/>
+      <w:numFmt w:val="bullet"/>
+      <w:lvlText w:val=""/>
+      <w:lvlJc w:val="left"/>
+      <w:pPr>
+        <w:tabs>
+          <w:tab w:val="num" w:pos="3600"/>
+        </w:tabs>
+        <w:ind w:left="3600" w:hanging="360"/>
+      </w:pPr>
+      <w:rPr>
+        <w:rFonts w:ascii="Wingdings" w:hAnsi="Wingdings" w:hint="default"/>
+        <w:sz w:val="20"/>
+      </w:rPr>
+    </w:lvl>
+    <w:lvl w:ilvl="5" w:tentative="1">
+      <w:start w:val="1"/>
+      <w:numFmt w:val="bullet"/>
+      <w:lvlText w:val=""/>
+      <w:lvlJc w:val="left"/>
+      <w:pPr>
+        <w:tabs>
+          <w:tab w:val="num" w:pos="4320"/>
+        </w:tabs>
+        <w:ind w:left="4320" w:hanging="360"/>
+      </w:pPr>
+      <w:rPr>
+        <w:rFonts w:ascii="Wingdings" w:hAnsi="Wingdings" w:hint="default"/>
+        <w:sz w:val="20"/>
+      </w:rPr>
+    </w:lvl>
+    <w:lvl w:ilvl="6" w:tentative="1">
+      <w:start w:val="1"/>
+      <w:numFmt w:val="bullet"/>
+      <w:lvlText w:val=""/>
+      <w:lvlJc w:val="left"/>
+      <w:pPr>
+        <w:tabs>
+          <w:tab w:val="num" w:pos="5040"/>
+        </w:tabs>
+        <w:ind w:left="5040" w:hanging="360"/>
+      </w:pPr>
+      <w:rPr>
+        <w:rFonts w:ascii="Wingdings" w:hAnsi="Wingdings" w:hint="default"/>
+        <w:sz w:val="20"/>
+      </w:rPr>
+    </w:lvl>
+    <w:lvl w:ilvl="7" w:tentative="1">
+      <w:start w:val="1"/>
+      <w:numFmt w:val="bullet"/>
+      <w:lvlText w:val=""/>
+      <w:lvlJc w:val="left"/>
+      <w:pPr>
+        <w:tabs>
+          <w:tab w:val="num" w:pos="5760"/>
+        </w:tabs>
+        <w:ind w:left="5760" w:hanging="360"/>
+      </w:pPr>
+      <w:rPr>
+        <w:rFonts w:ascii="Wingdings" w:hAnsi="Wingdings" w:hint="default"/>
+        <w:sz w:val="20"/>
+      </w:rPr>
+    </w:lvl>
+    <w:lvl w:ilvl="8" w:tentative="1">
+      <w:start w:val="1"/>
+      <w:numFmt w:val="bullet"/>
+      <w:lvlText w:val=""/>
+      <w:lvlJc w:val="left"/>
+      <w:pPr>
+        <w:tabs>
+          <w:tab w:val="num" w:pos="6480"/>
+        </w:tabs>
+        <w:ind w:left="6480" w:hanging="360"/>
+      </w:pPr>
+      <w:rPr>
+        <w:rFonts w:ascii="Wingdings" w:hAnsi="Wingdings" w:hint="default"/>
+        <w:sz w:val="20"/>
+      </w:rPr>
+    </w:lvl>
+  </w:abstractNum>
+  <w:abstractNum w:abstractNumId="42" w15:restartNumberingAfterBreak="0">
+    <w:nsid w:val="6A7F5D87"/>
+    <w:multiLevelType w:val="hybridMultilevel"/>
+    <w:tmpl w:val="B19A090E"/>
+    <w:lvl w:ilvl="0" w:tplc="61DC8AEA">
+      <w:start w:val="1"/>
+      <w:numFmt w:val="bullet"/>
+      <w:lvlText w:val="o"/>
+      <w:lvlJc w:val="left"/>
+      <w:pPr>
+        <w:ind w:left="1080" w:hanging="360"/>
+      </w:pPr>
+      <w:rPr>
+        <w:rFonts w:ascii="Courier New" w:hAnsi="Courier New" w:hint="default"/>
+      </w:rPr>
+    </w:lvl>
+    <w:lvl w:ilvl="1" w:tplc="40090003" w:tentative="1">
+      <w:start w:val="1"/>
+      <w:numFmt w:val="bullet"/>
+      <w:lvlText w:val="o"/>
+      <w:lvlJc w:val="left"/>
+      <w:pPr>
+        <w:ind w:left="1800" w:hanging="360"/>
+      </w:pPr>
+      <w:rPr>
+        <w:rFonts w:ascii="Courier New" w:hAnsi="Courier New" w:cs="Courier New" w:hint="default"/>
+      </w:rPr>
+    </w:lvl>
+    <w:lvl w:ilvl="2" w:tplc="40090005" w:tentative="1">
+      <w:start w:val="1"/>
+      <w:numFmt w:val="bullet"/>
+      <w:lvlText w:val=""/>
+      <w:lvlJc w:val="left"/>
+      <w:pPr>
+        <w:ind w:left="2520" w:hanging="360"/>
+      </w:pPr>
+      <w:rPr>
+        <w:rFonts w:ascii="Wingdings" w:hAnsi="Wingdings" w:hint="default"/>
+      </w:rPr>
+    </w:lvl>
+    <w:lvl w:ilvl="3" w:tplc="40090001" w:tentative="1">
+      <w:start w:val="1"/>
+      <w:numFmt w:val="bullet"/>
+      <w:lvlText w:val=""/>
+      <w:lvlJc w:val="left"/>
+      <w:pPr>
+        <w:ind w:left="3240" w:hanging="360"/>
+      </w:pPr>
+      <w:rPr>
+        <w:rFonts w:ascii="Symbol" w:hAnsi="Symbol" w:hint="default"/>
+      </w:rPr>
+    </w:lvl>
+    <w:lvl w:ilvl="4" w:tplc="40090003" w:tentative="1">
+      <w:start w:val="1"/>
+      <w:numFmt w:val="bullet"/>
+      <w:lvlText w:val="o"/>
+      <w:lvlJc w:val="left"/>
+      <w:pPr>
+        <w:ind w:left="3960" w:hanging="360"/>
+      </w:pPr>
+      <w:rPr>
+        <w:rFonts w:ascii="Courier New" w:hAnsi="Courier New" w:cs="Courier New" w:hint="default"/>
+      </w:rPr>
+    </w:lvl>
+    <w:lvl w:ilvl="5" w:tplc="40090005" w:tentative="1">
+      <w:start w:val="1"/>
+      <w:numFmt w:val="bullet"/>
+      <w:lvlText w:val=""/>
+      <w:lvlJc w:val="left"/>
+      <w:pPr>
+        <w:ind w:left="4680" w:hanging="360"/>
+      </w:pPr>
+      <w:rPr>
+        <w:rFonts w:ascii="Wingdings" w:hAnsi="Wingdings" w:hint="default"/>
+      </w:rPr>
+    </w:lvl>
+    <w:lvl w:ilvl="6" w:tplc="40090001" w:tentative="1">
+      <w:start w:val="1"/>
+      <w:numFmt w:val="bullet"/>
+      <w:lvlText w:val=""/>
+      <w:lvlJc w:val="left"/>
+      <w:pPr>
+        <w:ind w:left="5400" w:hanging="360"/>
+      </w:pPr>
+      <w:rPr>
+        <w:rFonts w:ascii="Symbol" w:hAnsi="Symbol" w:hint="default"/>
+      </w:rPr>
+    </w:lvl>
+    <w:lvl w:ilvl="7" w:tplc="40090003" w:tentative="1">
+      <w:start w:val="1"/>
+      <w:numFmt w:val="bullet"/>
+      <w:lvlText w:val="o"/>
+      <w:lvlJc w:val="left"/>
+      <w:pPr>
+        <w:ind w:left="6120" w:hanging="360"/>
+      </w:pPr>
+      <w:rPr>
+        <w:rFonts w:ascii="Courier New" w:hAnsi="Courier New" w:cs="Courier New" w:hint="default"/>
+      </w:rPr>
+    </w:lvl>
+    <w:lvl w:ilvl="8" w:tplc="40090005" w:tentative="1">
+      <w:start w:val="1"/>
+      <w:numFmt w:val="bullet"/>
+      <w:lvlText w:val=""/>
+      <w:lvlJc w:val="left"/>
+      <w:pPr>
+        <w:ind w:left="6840" w:hanging="360"/>
+      </w:pPr>
+      <w:rPr>
+        <w:rFonts w:ascii="Wingdings" w:hAnsi="Wingdings" w:hint="default"/>
+      </w:rPr>
+    </w:lvl>
+  </w:abstractNum>
+  <w:abstractNum w:abstractNumId="43" w15:restartNumberingAfterBreak="0">
     <w:nsid w:val="6C827C2E"/>
     <w:multiLevelType w:val="hybridMultilevel"/>
     <w:tmpl w:val="BFF254F4"/>
@@ -7916,7 +10164,7 @@
       </w:pPr>
     </w:lvl>
   </w:abstractNum>
-  <w:abstractNum w:abstractNumId="27" w15:restartNumberingAfterBreak="0">
+  <w:abstractNum w:abstractNumId="44" w15:restartNumberingAfterBreak="0">
     <w:nsid w:val="74C460F0"/>
     <w:multiLevelType w:val="multilevel"/>
     <w:tmpl w:val="CEFE9870"/>
@@ -8065,7 +10313,7 @@
       </w:rPr>
     </w:lvl>
   </w:abstractNum>
-  <w:abstractNum w:abstractNumId="28" w15:restartNumberingAfterBreak="0">
+  <w:abstractNum w:abstractNumId="45" w15:restartNumberingAfterBreak="0">
     <w:nsid w:val="768065C5"/>
     <w:multiLevelType w:val="hybridMultilevel"/>
     <w:tmpl w:val="06C4FA96"/>
@@ -8178,92 +10426,295 @@
       </w:rPr>
     </w:lvl>
   </w:abstractNum>
+  <w:abstractNum w:abstractNumId="46" w15:restartNumberingAfterBreak="0">
+    <w:nsid w:val="7FAC369E"/>
+    <w:multiLevelType w:val="multilevel"/>
+    <w:tmpl w:val="FD683BDC"/>
+    <w:lvl w:ilvl="0">
+      <w:start w:val="1"/>
+      <w:numFmt w:val="bullet"/>
+      <w:lvlText w:val="o"/>
+      <w:lvlJc w:val="left"/>
+      <w:pPr>
+        <w:tabs>
+          <w:tab w:val="num" w:pos="720"/>
+        </w:tabs>
+        <w:ind w:left="720" w:hanging="360"/>
+      </w:pPr>
+      <w:rPr>
+        <w:rFonts w:ascii="Courier New" w:hAnsi="Courier New" w:hint="default"/>
+        <w:sz w:val="20"/>
+      </w:rPr>
+    </w:lvl>
+    <w:lvl w:ilvl="1">
+      <w:start w:val="1"/>
+      <w:numFmt w:val="bullet"/>
+      <w:lvlText w:val="o"/>
+      <w:lvlJc w:val="left"/>
+      <w:pPr>
+        <w:tabs>
+          <w:tab w:val="num" w:pos="1440"/>
+        </w:tabs>
+        <w:ind w:left="1440" w:hanging="360"/>
+      </w:pPr>
+      <w:rPr>
+        <w:rFonts w:ascii="Courier New" w:hAnsi="Courier New" w:hint="default"/>
+        <w:sz w:val="20"/>
+      </w:rPr>
+    </w:lvl>
+    <w:lvl w:ilvl="2" w:tentative="1">
+      <w:start w:val="1"/>
+      <w:numFmt w:val="bullet"/>
+      <w:lvlText w:val=""/>
+      <w:lvlJc w:val="left"/>
+      <w:pPr>
+        <w:tabs>
+          <w:tab w:val="num" w:pos="2160"/>
+        </w:tabs>
+        <w:ind w:left="2160" w:hanging="360"/>
+      </w:pPr>
+      <w:rPr>
+        <w:rFonts w:ascii="Wingdings" w:hAnsi="Wingdings" w:hint="default"/>
+        <w:sz w:val="20"/>
+      </w:rPr>
+    </w:lvl>
+    <w:lvl w:ilvl="3" w:tentative="1">
+      <w:start w:val="1"/>
+      <w:numFmt w:val="bullet"/>
+      <w:lvlText w:val=""/>
+      <w:lvlJc w:val="left"/>
+      <w:pPr>
+        <w:tabs>
+          <w:tab w:val="num" w:pos="2880"/>
+        </w:tabs>
+        <w:ind w:left="2880" w:hanging="360"/>
+      </w:pPr>
+      <w:rPr>
+        <w:rFonts w:ascii="Wingdings" w:hAnsi="Wingdings" w:hint="default"/>
+        <w:sz w:val="20"/>
+      </w:rPr>
+    </w:lvl>
+    <w:lvl w:ilvl="4" w:tentative="1">
+      <w:start w:val="1"/>
+      <w:numFmt w:val="bullet"/>
+      <w:lvlText w:val=""/>
+      <w:lvlJc w:val="left"/>
+      <w:pPr>
+        <w:tabs>
+          <w:tab w:val="num" w:pos="3600"/>
+        </w:tabs>
+        <w:ind w:left="3600" w:hanging="360"/>
+      </w:pPr>
+      <w:rPr>
+        <w:rFonts w:ascii="Wingdings" w:hAnsi="Wingdings" w:hint="default"/>
+        <w:sz w:val="20"/>
+      </w:rPr>
+    </w:lvl>
+    <w:lvl w:ilvl="5" w:tentative="1">
+      <w:start w:val="1"/>
+      <w:numFmt w:val="bullet"/>
+      <w:lvlText w:val=""/>
+      <w:lvlJc w:val="left"/>
+      <w:pPr>
+        <w:tabs>
+          <w:tab w:val="num" w:pos="4320"/>
+        </w:tabs>
+        <w:ind w:left="4320" w:hanging="360"/>
+      </w:pPr>
+      <w:rPr>
+        <w:rFonts w:ascii="Wingdings" w:hAnsi="Wingdings" w:hint="default"/>
+        <w:sz w:val="20"/>
+      </w:rPr>
+    </w:lvl>
+    <w:lvl w:ilvl="6" w:tentative="1">
+      <w:start w:val="1"/>
+      <w:numFmt w:val="bullet"/>
+      <w:lvlText w:val=""/>
+      <w:lvlJc w:val="left"/>
+      <w:pPr>
+        <w:tabs>
+          <w:tab w:val="num" w:pos="5040"/>
+        </w:tabs>
+        <w:ind w:left="5040" w:hanging="360"/>
+      </w:pPr>
+      <w:rPr>
+        <w:rFonts w:ascii="Wingdings" w:hAnsi="Wingdings" w:hint="default"/>
+        <w:sz w:val="20"/>
+      </w:rPr>
+    </w:lvl>
+    <w:lvl w:ilvl="7" w:tentative="1">
+      <w:start w:val="1"/>
+      <w:numFmt w:val="bullet"/>
+      <w:lvlText w:val=""/>
+      <w:lvlJc w:val="left"/>
+      <w:pPr>
+        <w:tabs>
+          <w:tab w:val="num" w:pos="5760"/>
+        </w:tabs>
+        <w:ind w:left="5760" w:hanging="360"/>
+      </w:pPr>
+      <w:rPr>
+        <w:rFonts w:ascii="Wingdings" w:hAnsi="Wingdings" w:hint="default"/>
+        <w:sz w:val="20"/>
+      </w:rPr>
+    </w:lvl>
+    <w:lvl w:ilvl="8" w:tentative="1">
+      <w:start w:val="1"/>
+      <w:numFmt w:val="bullet"/>
+      <w:lvlText w:val=""/>
+      <w:lvlJc w:val="left"/>
+      <w:pPr>
+        <w:tabs>
+          <w:tab w:val="num" w:pos="6480"/>
+        </w:tabs>
+        <w:ind w:left="6480" w:hanging="360"/>
+      </w:pPr>
+      <w:rPr>
+        <w:rFonts w:ascii="Wingdings" w:hAnsi="Wingdings" w:hint="default"/>
+        <w:sz w:val="20"/>
+      </w:rPr>
+    </w:lvl>
+  </w:abstractNum>
   <w:num w:numId="1" w16cid:durableId="2014992888">
-    <w:abstractNumId w:val="21"/>
+    <w:abstractNumId w:val="34"/>
   </w:num>
   <w:num w:numId="2" w16cid:durableId="1846899692">
-    <w:abstractNumId w:val="28"/>
+    <w:abstractNumId w:val="45"/>
   </w:num>
   <w:num w:numId="3" w16cid:durableId="1190604694">
+    <w:abstractNumId w:val="31"/>
+  </w:num>
+  <w:num w:numId="4" w16cid:durableId="1888760851">
+    <w:abstractNumId w:val="14"/>
+  </w:num>
+  <w:num w:numId="5" w16cid:durableId="434330977">
     <w:abstractNumId w:val="20"/>
   </w:num>
-  <w:num w:numId="4" w16cid:durableId="1888760851">
-    <w:abstractNumId w:val="6"/>
-  </w:num>
-  <w:num w:numId="5" w16cid:durableId="434330977">
-    <w:abstractNumId w:val="11"/>
-  </w:num>
   <w:num w:numId="6" w16cid:durableId="1815105311">
-    <w:abstractNumId w:val="26"/>
+    <w:abstractNumId w:val="43"/>
   </w:num>
   <w:num w:numId="7" w16cid:durableId="472867762">
-    <w:abstractNumId w:val="7"/>
+    <w:abstractNumId w:val="16"/>
   </w:num>
   <w:num w:numId="8" w16cid:durableId="899093983">
-    <w:abstractNumId w:val="3"/>
+    <w:abstractNumId w:val="8"/>
   </w:num>
   <w:num w:numId="9" w16cid:durableId="1403723616">
+    <w:abstractNumId w:val="29"/>
+  </w:num>
+  <w:num w:numId="10" w16cid:durableId="239872747">
+    <w:abstractNumId w:val="40"/>
+  </w:num>
+  <w:num w:numId="11" w16cid:durableId="1988700223">
+    <w:abstractNumId w:val="17"/>
+  </w:num>
+  <w:num w:numId="12" w16cid:durableId="742029672">
     <w:abstractNumId w:val="18"/>
   </w:num>
-  <w:num w:numId="10" w16cid:durableId="239872747">
+  <w:num w:numId="13" w16cid:durableId="1039863244">
     <w:abstractNumId w:val="25"/>
-  </w:num>
-  <w:num w:numId="11" w16cid:durableId="1988700223">
-    <w:abstractNumId w:val="8"/>
-  </w:num>
-  <w:num w:numId="12" w16cid:durableId="742029672">
-    <w:abstractNumId w:val="9"/>
-  </w:num>
-  <w:num w:numId="13" w16cid:durableId="1039863244">
-    <w:abstractNumId w:val="15"/>
   </w:num>
   <w:num w:numId="14" w16cid:durableId="106316992">
     <w:abstractNumId w:val="0"/>
   </w:num>
   <w:num w:numId="15" w16cid:durableId="619653332">
-    <w:abstractNumId w:val="14"/>
+    <w:abstractNumId w:val="24"/>
   </w:num>
   <w:num w:numId="16" w16cid:durableId="629558760">
+    <w:abstractNumId w:val="35"/>
+  </w:num>
+  <w:num w:numId="17" w16cid:durableId="798835682">
+    <w:abstractNumId w:val="44"/>
+  </w:num>
+  <w:num w:numId="18" w16cid:durableId="1132180">
+    <w:abstractNumId w:val="30"/>
+  </w:num>
+  <w:num w:numId="19" w16cid:durableId="1410227333">
+    <w:abstractNumId w:val="19"/>
+  </w:num>
+  <w:num w:numId="20" w16cid:durableId="1546990245">
     <w:abstractNumId w:val="22"/>
   </w:num>
-  <w:num w:numId="17" w16cid:durableId="798835682">
+  <w:num w:numId="21" w16cid:durableId="1442653559">
+    <w:abstractNumId w:val="5"/>
+  </w:num>
+  <w:num w:numId="22" w16cid:durableId="761142881">
+    <w:abstractNumId w:val="7"/>
+  </w:num>
+  <w:num w:numId="23" w16cid:durableId="1567229722">
+    <w:abstractNumId w:val="13"/>
+  </w:num>
+  <w:num w:numId="24" w16cid:durableId="1890608607">
+    <w:abstractNumId w:val="38"/>
+  </w:num>
+  <w:num w:numId="25" w16cid:durableId="1923023129">
+    <w:abstractNumId w:val="36"/>
+  </w:num>
+  <w:num w:numId="26" w16cid:durableId="1152327319">
+    <w:abstractNumId w:val="23"/>
+  </w:num>
+  <w:num w:numId="27" w16cid:durableId="1546603147">
+    <w:abstractNumId w:val="12"/>
+  </w:num>
+  <w:num w:numId="28" w16cid:durableId="1115754664">
+    <w:abstractNumId w:val="26"/>
+  </w:num>
+  <w:num w:numId="29" w16cid:durableId="1758941444">
+    <w:abstractNumId w:val="28"/>
+  </w:num>
+  <w:num w:numId="30" w16cid:durableId="1029524201">
+    <w:abstractNumId w:val="11"/>
+  </w:num>
+  <w:num w:numId="31" w16cid:durableId="283124620">
+    <w:abstractNumId w:val="37"/>
+  </w:num>
+  <w:num w:numId="32" w16cid:durableId="920528000">
+    <w:abstractNumId w:val="42"/>
+  </w:num>
+  <w:num w:numId="33" w16cid:durableId="1962684906">
+    <w:abstractNumId w:val="10"/>
+  </w:num>
+  <w:num w:numId="34" w16cid:durableId="866721806">
+    <w:abstractNumId w:val="1"/>
+  </w:num>
+  <w:num w:numId="35" w16cid:durableId="1882748368">
+    <w:abstractNumId w:val="6"/>
+  </w:num>
+  <w:num w:numId="36" w16cid:durableId="286736685">
+    <w:abstractNumId w:val="15"/>
+  </w:num>
+  <w:num w:numId="37" w16cid:durableId="1966420674">
+    <w:abstractNumId w:val="32"/>
+  </w:num>
+  <w:num w:numId="38" w16cid:durableId="290131801">
+    <w:abstractNumId w:val="2"/>
+  </w:num>
+  <w:num w:numId="39" w16cid:durableId="1555194953">
+    <w:abstractNumId w:val="41"/>
+  </w:num>
+  <w:num w:numId="40" w16cid:durableId="161244243">
+    <w:abstractNumId w:val="46"/>
+  </w:num>
+  <w:num w:numId="41" w16cid:durableId="1307974278">
     <w:abstractNumId w:val="27"/>
   </w:num>
-  <w:num w:numId="18" w16cid:durableId="1132180">
-    <w:abstractNumId w:val="19"/>
+  <w:num w:numId="42" w16cid:durableId="6100755">
+    <w:abstractNumId w:val="9"/>
   </w:num>
-  <w:num w:numId="19" w16cid:durableId="1410227333">
-    <w:abstractNumId w:val="10"/>
+  <w:num w:numId="43" w16cid:durableId="672805498">
+    <w:abstractNumId w:val="39"/>
   </w:num>
-  <w:num w:numId="20" w16cid:durableId="1546990245">
-    <w:abstractNumId w:val="12"/>
+  <w:num w:numId="44" w16cid:durableId="2087215679">
+    <w:abstractNumId w:val="21"/>
   </w:num>
-  <w:num w:numId="21" w16cid:durableId="1442653559">
-    <w:abstractNumId w:val="1"/>
+  <w:num w:numId="45" w16cid:durableId="1699768410">
+    <w:abstractNumId w:val="3"/>
   </w:num>
-  <w:num w:numId="22" w16cid:durableId="761142881">
-    <w:abstractNumId w:val="2"/>
+  <w:num w:numId="46" w16cid:durableId="861432520">
+    <w:abstractNumId w:val="33"/>
   </w:num>
-  <w:num w:numId="23" w16cid:durableId="1567229722">
-    <w:abstractNumId w:val="5"/>
-  </w:num>
-  <w:num w:numId="24" w16cid:durableId="1890608607">
-    <w:abstractNumId w:val="24"/>
-  </w:num>
-  <w:num w:numId="25" w16cid:durableId="1923023129">
-    <w:abstractNumId w:val="23"/>
-  </w:num>
-  <w:num w:numId="26" w16cid:durableId="1152327319">
-    <w:abstractNumId w:val="13"/>
-  </w:num>
-  <w:num w:numId="27" w16cid:durableId="1546603147">
+  <w:num w:numId="47" w16cid:durableId="254675331">
     <w:abstractNumId w:val="4"/>
-  </w:num>
-  <w:num w:numId="28" w16cid:durableId="1115754664">
-    <w:abstractNumId w:val="16"/>
-  </w:num>
-  <w:num w:numId="29" w16cid:durableId="1758941444">
-    <w:abstractNumId w:val="17"/>
   </w:num>
 </w:numbering>
 </file>
@@ -8871,6 +11322,7 @@
   <w:style w:type="character" w:default="1" w:styleId="DefaultParagraphFont">
     <w:name w:val="Default Paragraph Font"/>
     <w:uiPriority w:val="1"/>
+    <w:semiHidden/>
     <w:unhideWhenUsed/>
   </w:style>
   <w:style w:type="table" w:default="1" w:styleId="TableNormal">

--- a/AWS-NOTES/Load Balancing in AWS.docx
+++ b/AWS-NOTES/Load Balancing in AWS.docx
@@ -4,27 +4,19 @@
   <w:body>
     <w:p>
       <w:pPr>
-        <w:pStyle w:val="ListParagraph"/>
-        <w:numPr>
-          <w:ilvl w:val="0"/>
-          <w:numId w:val="1"/>
-        </w:numPr>
+        <w:pStyle w:val="Heading1"/>
         <w:jc w:val="center"/>
         <w:rPr>
-          <w:b/>
-          <w:bCs/>
+          <w:rFonts w:ascii="Algerian" w:hAnsi="Algerian"/>
           <w:sz w:val="28"/>
           <w:szCs w:val="28"/>
-          <w:u w:val="single"/>
-        </w:rPr>
-      </w:pPr>
-      <w:r>
-        <w:rPr>
-          <w:b/>
-          <w:bCs/>
+        </w:rPr>
+      </w:pPr>
+      <w:r>
+        <w:rPr>
+          <w:rFonts w:ascii="Algerian" w:hAnsi="Algerian"/>
           <w:sz w:val="28"/>
           <w:szCs w:val="28"/>
-          <w:u w:val="single"/>
         </w:rPr>
         <w:t>Load Balancing in AWS</w:t>
       </w:r>
@@ -39,16 +31,14 @@
         <w:rPr>
           <w:b/>
           <w:bCs/>
-          <w:sz w:val="22"/>
-          <w:szCs w:val="22"/>
+          <w:szCs w:val="24"/>
         </w:rPr>
       </w:pPr>
       <w:r>
         <w:rPr>
           <w:b/>
           <w:bCs/>
-          <w:sz w:val="22"/>
-          <w:szCs w:val="22"/>
+          <w:szCs w:val="24"/>
         </w:rPr>
         <w:t xml:space="preserve">Why Use a Load Balancer? </w:t>
       </w:r>
@@ -67,8 +57,8 @@
       </w:pPr>
       <w:r>
         <w:rPr>
-          <w:sz w:val="20"/>
-          <w:szCs w:val="20"/>
+          <w:sz w:val="22"/>
+          <w:szCs w:val="22"/>
         </w:rPr>
         <w:t xml:space="preserve">"A load balancer is used to </w:t>
       </w:r>
@@ -78,15 +68,15 @@
           <w:bCs/>
           <w:i/>
           <w:iCs/>
-          <w:sz w:val="20"/>
-          <w:szCs w:val="20"/>
+          <w:sz w:val="22"/>
+          <w:szCs w:val="22"/>
         </w:rPr>
         <w:t xml:space="preserve">distribute incoming </w:t>
       </w:r>
       <w:r>
         <w:rPr>
-          <w:sz w:val="20"/>
-          <w:szCs w:val="20"/>
+          <w:sz w:val="22"/>
+          <w:szCs w:val="22"/>
         </w:rPr>
         <w:t>traffic across multiple servers to ensure better performance, high availability, and reliability of applications."</w:t>
       </w:r>
@@ -106,7 +96,7 @@
         <w:pStyle w:val="ListParagraph"/>
         <w:numPr>
           <w:ilvl w:val="0"/>
-          <w:numId w:val="5"/>
+          <w:numId w:val="48"/>
         </w:numPr>
         <w:rPr>
           <w:b/>
@@ -133,16 +123,16 @@
           <w:numId w:val="6"/>
         </w:numPr>
         <w:rPr>
-          <w:sz w:val="20"/>
-          <w:szCs w:val="20"/>
+          <w:sz w:val="22"/>
+          <w:szCs w:val="22"/>
         </w:rPr>
       </w:pPr>
       <w:r>
         <w:rPr>
           <w:b/>
           <w:bCs/>
-          <w:sz w:val="20"/>
-          <w:szCs w:val="20"/>
+          <w:sz w:val="22"/>
+          <w:szCs w:val="22"/>
         </w:rPr>
         <w:t>Distributes Traffic Evenly</w:t>
       </w:r>
@@ -175,16 +165,16 @@
           <w:numId w:val="6"/>
         </w:numPr>
         <w:rPr>
-          <w:sz w:val="20"/>
-          <w:szCs w:val="20"/>
+          <w:sz w:val="22"/>
+          <w:szCs w:val="22"/>
         </w:rPr>
       </w:pPr>
       <w:r>
         <w:rPr>
           <w:b/>
           <w:bCs/>
-          <w:sz w:val="20"/>
-          <w:szCs w:val="20"/>
+          <w:sz w:val="22"/>
+          <w:szCs w:val="22"/>
         </w:rPr>
         <w:t>Improves Application Availability</w:t>
       </w:r>
@@ -217,16 +207,16 @@
           <w:numId w:val="6"/>
         </w:numPr>
         <w:rPr>
-          <w:sz w:val="20"/>
-          <w:szCs w:val="20"/>
+          <w:sz w:val="22"/>
+          <w:szCs w:val="22"/>
         </w:rPr>
       </w:pPr>
       <w:r>
         <w:rPr>
           <w:b/>
           <w:bCs/>
-          <w:sz w:val="20"/>
-          <w:szCs w:val="20"/>
+          <w:sz w:val="22"/>
+          <w:szCs w:val="22"/>
         </w:rPr>
         <w:t>Enhances Performance</w:t>
       </w:r>
@@ -259,16 +249,16 @@
           <w:numId w:val="6"/>
         </w:numPr>
         <w:rPr>
-          <w:sz w:val="20"/>
-          <w:szCs w:val="20"/>
+          <w:sz w:val="22"/>
+          <w:szCs w:val="22"/>
         </w:rPr>
       </w:pPr>
       <w:r>
         <w:rPr>
           <w:b/>
           <w:bCs/>
-          <w:sz w:val="20"/>
-          <w:szCs w:val="20"/>
+          <w:sz w:val="22"/>
+          <w:szCs w:val="22"/>
         </w:rPr>
         <w:t>Supports Auto Scaling</w:t>
       </w:r>
@@ -301,16 +291,16 @@
           <w:numId w:val="6"/>
         </w:numPr>
         <w:rPr>
-          <w:sz w:val="20"/>
-          <w:szCs w:val="20"/>
+          <w:sz w:val="22"/>
+          <w:szCs w:val="22"/>
         </w:rPr>
       </w:pPr>
       <w:r>
         <w:rPr>
           <w:b/>
           <w:bCs/>
-          <w:sz w:val="20"/>
-          <w:szCs w:val="20"/>
+          <w:sz w:val="22"/>
+          <w:szCs w:val="22"/>
         </w:rPr>
         <w:t>Enables Fault Tolerance</w:t>
       </w:r>
@@ -343,16 +333,16 @@
           <w:numId w:val="6"/>
         </w:numPr>
         <w:rPr>
-          <w:sz w:val="20"/>
-          <w:szCs w:val="20"/>
+          <w:sz w:val="22"/>
+          <w:szCs w:val="22"/>
         </w:rPr>
       </w:pPr>
       <w:r>
         <w:rPr>
           <w:b/>
           <w:bCs/>
-          <w:sz w:val="20"/>
-          <w:szCs w:val="20"/>
+          <w:sz w:val="22"/>
+          <w:szCs w:val="22"/>
         </w:rPr>
         <w:t>Secure Traffic Management</w:t>
       </w:r>
@@ -385,16 +375,16 @@
           <w:numId w:val="6"/>
         </w:numPr>
         <w:rPr>
-          <w:sz w:val="20"/>
-          <w:szCs w:val="20"/>
+          <w:sz w:val="22"/>
+          <w:szCs w:val="22"/>
         </w:rPr>
       </w:pPr>
       <w:r>
         <w:rPr>
           <w:b/>
           <w:bCs/>
-          <w:sz w:val="20"/>
-          <w:szCs w:val="20"/>
+          <w:sz w:val="22"/>
+          <w:szCs w:val="22"/>
         </w:rPr>
         <w:t>Allows Rolling Updates with Zero Downtime</w:t>
       </w:r>
@@ -434,7 +424,7 @@
         <w:pStyle w:val="ListParagraph"/>
         <w:numPr>
           <w:ilvl w:val="0"/>
-          <w:numId w:val="7"/>
+          <w:numId w:val="49"/>
         </w:numPr>
         <w:rPr>
           <w:b/>
@@ -1144,6 +1134,7 @@
           <w:sz w:val="20"/>
           <w:szCs w:val="20"/>
         </w:rPr>
+        <w:lastRenderedPageBreak/>
         <w:t>Easy to insert appliances inline without changing routing</w:t>
       </w:r>
     </w:p>
@@ -1181,18 +1172,18 @@
         <w:tblLook w:val="04A0" w:firstRow="1" w:lastRow="0" w:firstColumn="1" w:lastColumn="0" w:noHBand="0" w:noVBand="1"/>
       </w:tblPr>
       <w:tblGrid>
-        <w:gridCol w:w="2275"/>
-        <w:gridCol w:w="1651"/>
-        <w:gridCol w:w="1494"/>
-        <w:gridCol w:w="1400"/>
+        <w:gridCol w:w="1702"/>
+        <w:gridCol w:w="1858"/>
+        <w:gridCol w:w="1692"/>
+        <w:gridCol w:w="1970"/>
       </w:tblGrid>
       <w:tr>
         <w:trPr>
-          <w:trHeight w:val="324"/>
+          <w:trHeight w:val="325"/>
         </w:trPr>
         <w:tc>
           <w:tcPr>
-            <w:tcW w:w="2275" w:type="dxa"/>
+            <w:tcW w:w="1702" w:type="dxa"/>
           </w:tcPr>
           <w:p>
             <w:pPr>
@@ -1216,7 +1207,7 @@
         </w:tc>
         <w:tc>
           <w:tcPr>
-            <w:tcW w:w="1651" w:type="dxa"/>
+            <w:tcW w:w="1858" w:type="dxa"/>
           </w:tcPr>
           <w:p>
             <w:pPr>
@@ -1240,7 +1231,7 @@
         </w:tc>
         <w:tc>
           <w:tcPr>
-            <w:tcW w:w="1491" w:type="dxa"/>
+            <w:tcW w:w="1692" w:type="dxa"/>
           </w:tcPr>
           <w:p>
             <w:pPr>
@@ -1264,7 +1255,7 @@
         </w:tc>
         <w:tc>
           <w:tcPr>
-            <w:tcW w:w="1400" w:type="dxa"/>
+            <w:tcW w:w="1970" w:type="dxa"/>
           </w:tcPr>
           <w:p>
             <w:pPr>
@@ -1289,16 +1280,17 @@
       </w:tr>
       <w:tr>
         <w:trPr>
-          <w:trHeight w:val="324"/>
+          <w:trHeight w:val="325"/>
         </w:trPr>
         <w:tc>
           <w:tcPr>
-            <w:tcW w:w="2275" w:type="dxa"/>
+            <w:tcW w:w="1702" w:type="dxa"/>
           </w:tcPr>
           <w:tbl>
             <w:tblPr>
-              <w:tblW w:w="0" w:type="auto"/>
+              <w:tblW w:w="1175" w:type="dxa"/>
               <w:tblCellSpacing w:w="15" w:type="dxa"/>
+              <w:tblInd w:w="5" w:type="dxa"/>
               <w:tblCellMar>
                 <w:top w:w="15" w:type="dxa"/>
                 <w:left w:w="15" w:type="dxa"/>
@@ -1308,10 +1300,11 @@
               <w:tblLook w:val="04A0" w:firstRow="1" w:lastRow="0" w:firstColumn="1" w:lastColumn="0" w:noHBand="0" w:noVBand="1"/>
             </w:tblPr>
             <w:tblGrid>
-              <w:gridCol w:w="863"/>
+              <w:gridCol w:w="1175"/>
             </w:tblGrid>
             <w:tr>
               <w:trPr>
+                <w:trHeight w:val="231"/>
                 <w:tblCellSpacing w:w="15" w:type="dxa"/>
               </w:trPr>
               <w:tc>
@@ -1356,8 +1349,9 @@
           </w:p>
           <w:tbl>
             <w:tblPr>
-              <w:tblW w:w="0" w:type="auto"/>
+              <w:tblW w:w="130" w:type="dxa"/>
               <w:tblCellSpacing w:w="15" w:type="dxa"/>
+              <w:tblInd w:w="5" w:type="dxa"/>
               <w:tblCellMar>
                 <w:top w:w="15" w:type="dxa"/>
                 <w:left w:w="15" w:type="dxa"/>
@@ -1367,10 +1361,11 @@
               <w:tblLook w:val="04A0" w:firstRow="1" w:lastRow="0" w:firstColumn="1" w:lastColumn="0" w:noHBand="0" w:noVBand="1"/>
             </w:tblPr>
             <w:tblGrid>
-              <w:gridCol w:w="96"/>
+              <w:gridCol w:w="130"/>
             </w:tblGrid>
             <w:tr>
               <w:trPr>
+                <w:trHeight w:hRule="exact" w:val="10"/>
                 <w:tblCellSpacing w:w="15" w:type="dxa"/>
               </w:trPr>
               <w:tc>
@@ -1405,7 +1400,7 @@
         </w:tc>
         <w:tc>
           <w:tcPr>
-            <w:tcW w:w="1651" w:type="dxa"/>
+            <w:tcW w:w="1858" w:type="dxa"/>
           </w:tcPr>
           <w:p>
             <w:pPr>
@@ -1425,7 +1420,7 @@
         </w:tc>
         <w:tc>
           <w:tcPr>
-            <w:tcW w:w="1491" w:type="dxa"/>
+            <w:tcW w:w="1692" w:type="dxa"/>
           </w:tcPr>
           <w:p>
             <w:pPr>
@@ -1445,7 +1440,7 @@
         </w:tc>
         <w:tc>
           <w:tcPr>
-            <w:tcW w:w="1400" w:type="dxa"/>
+            <w:tcW w:w="1970" w:type="dxa"/>
           </w:tcPr>
           <w:p>
             <w:pPr>
@@ -1466,16 +1461,17 @@
       </w:tr>
       <w:tr>
         <w:trPr>
-          <w:trHeight w:val="314"/>
+          <w:trHeight w:val="734"/>
         </w:trPr>
         <w:tc>
           <w:tcPr>
-            <w:tcW w:w="2275" w:type="dxa"/>
+            <w:tcW w:w="1702" w:type="dxa"/>
           </w:tcPr>
           <w:tbl>
             <w:tblPr>
-              <w:tblW w:w="937" w:type="dxa"/>
+              <w:tblW w:w="1276" w:type="dxa"/>
               <w:tblCellSpacing w:w="15" w:type="dxa"/>
+              <w:tblInd w:w="5" w:type="dxa"/>
               <w:tblCellMar>
                 <w:top w:w="15" w:type="dxa"/>
                 <w:left w:w="15" w:type="dxa"/>
@@ -1485,11 +1481,11 @@
               <w:tblLook w:val="04A0" w:firstRow="1" w:lastRow="0" w:firstColumn="1" w:lastColumn="0" w:noHBand="0" w:noVBand="1"/>
             </w:tblPr>
             <w:tblGrid>
-              <w:gridCol w:w="937"/>
+              <w:gridCol w:w="1276"/>
             </w:tblGrid>
             <w:tr>
               <w:trPr>
-                <w:trHeight w:val="271"/>
+                <w:trHeight w:val="272"/>
                 <w:tblCellSpacing w:w="15" w:type="dxa"/>
               </w:trPr>
               <w:tc>
@@ -1534,8 +1530,9 @@
           </w:p>
           <w:tbl>
             <w:tblPr>
-              <w:tblW w:w="60" w:type="dxa"/>
+              <w:tblW w:w="130" w:type="dxa"/>
               <w:tblCellSpacing w:w="15" w:type="dxa"/>
+              <w:tblInd w:w="5" w:type="dxa"/>
               <w:tblCellMar>
                 <w:top w:w="15" w:type="dxa"/>
                 <w:left w:w="15" w:type="dxa"/>
@@ -1545,7 +1542,7 @@
               <w:tblLook w:val="04A0" w:firstRow="1" w:lastRow="0" w:firstColumn="1" w:lastColumn="0" w:noHBand="0" w:noVBand="1"/>
             </w:tblPr>
             <w:tblGrid>
-              <w:gridCol w:w="96"/>
+              <w:gridCol w:w="130"/>
             </w:tblGrid>
             <w:tr>
               <w:trPr>
@@ -1585,12 +1582,13 @@
         </w:tc>
         <w:tc>
           <w:tcPr>
-            <w:tcW w:w="1651" w:type="dxa"/>
+            <w:tcW w:w="1858" w:type="dxa"/>
           </w:tcPr>
           <w:tbl>
             <w:tblPr>
-              <w:tblW w:w="899" w:type="dxa"/>
+              <w:tblW w:w="1225" w:type="dxa"/>
               <w:tblCellSpacing w:w="15" w:type="dxa"/>
+              <w:tblInd w:w="5" w:type="dxa"/>
               <w:tblCellMar>
                 <w:top w:w="15" w:type="dxa"/>
                 <w:left w:w="15" w:type="dxa"/>
@@ -1600,11 +1598,11 @@
               <w:tblLook w:val="04A0" w:firstRow="1" w:lastRow="0" w:firstColumn="1" w:lastColumn="0" w:noHBand="0" w:noVBand="1"/>
             </w:tblPr>
             <w:tblGrid>
-              <w:gridCol w:w="899"/>
+              <w:gridCol w:w="1225"/>
             </w:tblGrid>
             <w:tr>
               <w:trPr>
-                <w:trHeight w:val="532"/>
+                <w:trHeight w:val="534"/>
                 <w:tblCellSpacing w:w="15" w:type="dxa"/>
               </w:trPr>
               <w:tc>
@@ -1643,8 +1641,9 @@
           </w:p>
           <w:tbl>
             <w:tblPr>
-              <w:tblW w:w="60" w:type="dxa"/>
+              <w:tblW w:w="130" w:type="dxa"/>
               <w:tblCellSpacing w:w="15" w:type="dxa"/>
+              <w:tblInd w:w="5" w:type="dxa"/>
               <w:tblCellMar>
                 <w:top w:w="15" w:type="dxa"/>
                 <w:left w:w="15" w:type="dxa"/>
@@ -1654,7 +1653,7 @@
               <w:tblLook w:val="04A0" w:firstRow="1" w:lastRow="0" w:firstColumn="1" w:lastColumn="0" w:noHBand="0" w:noVBand="1"/>
             </w:tblPr>
             <w:tblGrid>
-              <w:gridCol w:w="96"/>
+              <w:gridCol w:w="130"/>
             </w:tblGrid>
             <w:tr>
               <w:trPr>
@@ -1690,12 +1689,13 @@
         </w:tc>
         <w:tc>
           <w:tcPr>
-            <w:tcW w:w="1491" w:type="dxa"/>
+            <w:tcW w:w="1692" w:type="dxa"/>
           </w:tcPr>
           <w:tbl>
             <w:tblPr>
-              <w:tblW w:w="728" w:type="dxa"/>
+              <w:tblW w:w="992" w:type="dxa"/>
               <w:tblCellSpacing w:w="15" w:type="dxa"/>
+              <w:tblInd w:w="5" w:type="dxa"/>
               <w:tblCellMar>
                 <w:top w:w="15" w:type="dxa"/>
                 <w:left w:w="15" w:type="dxa"/>
@@ -1705,11 +1705,11 @@
               <w:tblLook w:val="04A0" w:firstRow="1" w:lastRow="0" w:firstColumn="1" w:lastColumn="0" w:noHBand="0" w:noVBand="1"/>
             </w:tblPr>
             <w:tblGrid>
-              <w:gridCol w:w="728"/>
+              <w:gridCol w:w="992"/>
             </w:tblGrid>
             <w:tr>
               <w:trPr>
-                <w:trHeight w:val="271"/>
+                <w:trHeight w:val="272"/>
                 <w:tblCellSpacing w:w="15" w:type="dxa"/>
               </w:trPr>
               <w:tc>
@@ -1748,8 +1748,9 @@
           </w:p>
           <w:tbl>
             <w:tblPr>
-              <w:tblW w:w="60" w:type="dxa"/>
+              <w:tblW w:w="130" w:type="dxa"/>
               <w:tblCellSpacing w:w="15" w:type="dxa"/>
+              <w:tblInd w:w="5" w:type="dxa"/>
               <w:tblCellMar>
                 <w:top w:w="15" w:type="dxa"/>
                 <w:left w:w="15" w:type="dxa"/>
@@ -1759,7 +1760,7 @@
               <w:tblLook w:val="04A0" w:firstRow="1" w:lastRow="0" w:firstColumn="1" w:lastColumn="0" w:noHBand="0" w:noVBand="1"/>
             </w:tblPr>
             <w:tblGrid>
-              <w:gridCol w:w="96"/>
+              <w:gridCol w:w="130"/>
             </w:tblGrid>
             <w:tr>
               <w:trPr>
@@ -1795,12 +1796,13 @@
         </w:tc>
         <w:tc>
           <w:tcPr>
-            <w:tcW w:w="1400" w:type="dxa"/>
+            <w:tcW w:w="1970" w:type="dxa"/>
           </w:tcPr>
           <w:tbl>
             <w:tblPr>
-              <w:tblW w:w="698" w:type="dxa"/>
+              <w:tblW w:w="1570" w:type="dxa"/>
               <w:tblCellSpacing w:w="15" w:type="dxa"/>
+              <w:tblInd w:w="5" w:type="dxa"/>
               <w:tblCellMar>
                 <w:top w:w="15" w:type="dxa"/>
                 <w:left w:w="15" w:type="dxa"/>
@@ -1810,16 +1812,16 @@
               <w:tblLook w:val="04A0" w:firstRow="1" w:lastRow="0" w:firstColumn="1" w:lastColumn="0" w:noHBand="0" w:noVBand="1"/>
             </w:tblPr>
             <w:tblGrid>
-              <w:gridCol w:w="698"/>
+              <w:gridCol w:w="1570"/>
             </w:tblGrid>
             <w:tr>
               <w:trPr>
-                <w:trHeight w:val="271"/>
+                <w:trHeight w:val="272"/>
                 <w:tblCellSpacing w:w="15" w:type="dxa"/>
               </w:trPr>
               <w:tc>
                 <w:tcPr>
-                  <w:tcW w:w="0" w:type="auto"/>
+                  <w:tcW w:w="1510" w:type="dxa"/>
                   <w:vAlign w:val="center"/>
                   <w:hideMark/>
                 </w:tcPr>
@@ -1855,8 +1857,9 @@
           </w:p>
           <w:tbl>
             <w:tblPr>
-              <w:tblW w:w="60" w:type="dxa"/>
+              <w:tblW w:w="130" w:type="dxa"/>
               <w:tblCellSpacing w:w="15" w:type="dxa"/>
+              <w:tblInd w:w="5" w:type="dxa"/>
               <w:tblCellMar>
                 <w:top w:w="15" w:type="dxa"/>
                 <w:left w:w="15" w:type="dxa"/>
@@ -1866,7 +1869,7 @@
               <w:tblLook w:val="04A0" w:firstRow="1" w:lastRow="0" w:firstColumn="1" w:lastColumn="0" w:noHBand="0" w:noVBand="1"/>
             </w:tblPr>
             <w:tblGrid>
-              <w:gridCol w:w="96"/>
+              <w:gridCol w:w="130"/>
             </w:tblGrid>
             <w:tr>
               <w:trPr>
@@ -1907,16 +1910,17 @@
       </w:tr>
       <w:tr>
         <w:trPr>
-          <w:trHeight w:val="324"/>
+          <w:trHeight w:val="325"/>
         </w:trPr>
         <w:tc>
           <w:tcPr>
-            <w:tcW w:w="2275" w:type="dxa"/>
+            <w:tcW w:w="1702" w:type="dxa"/>
           </w:tcPr>
           <w:tbl>
             <w:tblPr>
-              <w:tblW w:w="735" w:type="dxa"/>
+              <w:tblW w:w="1001" w:type="dxa"/>
               <w:tblCellSpacing w:w="15" w:type="dxa"/>
+              <w:tblInd w:w="5" w:type="dxa"/>
               <w:tblCellMar>
                 <w:top w:w="15" w:type="dxa"/>
                 <w:left w:w="15" w:type="dxa"/>
@@ -1926,11 +1930,11 @@
               <w:tblLook w:val="04A0" w:firstRow="1" w:lastRow="0" w:firstColumn="1" w:lastColumn="0" w:noHBand="0" w:noVBand="1"/>
             </w:tblPr>
             <w:tblGrid>
-              <w:gridCol w:w="735"/>
+              <w:gridCol w:w="1001"/>
             </w:tblGrid>
             <w:tr>
               <w:trPr>
-                <w:trHeight w:val="271"/>
+                <w:trHeight w:val="272"/>
                 <w:tblCellSpacing w:w="15" w:type="dxa"/>
               </w:trPr>
               <w:tc>
@@ -1974,8 +1978,9 @@
           </w:p>
           <w:tbl>
             <w:tblPr>
-              <w:tblW w:w="60" w:type="dxa"/>
+              <w:tblW w:w="130" w:type="dxa"/>
               <w:tblCellSpacing w:w="15" w:type="dxa"/>
+              <w:tblInd w:w="5" w:type="dxa"/>
               <w:tblCellMar>
                 <w:top w:w="15" w:type="dxa"/>
                 <w:left w:w="15" w:type="dxa"/>
@@ -1985,7 +1990,7 @@
               <w:tblLook w:val="04A0" w:firstRow="1" w:lastRow="0" w:firstColumn="1" w:lastColumn="0" w:noHBand="0" w:noVBand="1"/>
             </w:tblPr>
             <w:tblGrid>
-              <w:gridCol w:w="96"/>
+              <w:gridCol w:w="130"/>
             </w:tblGrid>
             <w:tr>
               <w:trPr>
@@ -2023,7 +2028,7 @@
         </w:tc>
         <w:tc>
           <w:tcPr>
-            <w:tcW w:w="1651" w:type="dxa"/>
+            <w:tcW w:w="1858" w:type="dxa"/>
           </w:tcPr>
           <w:p>
             <w:pPr>
@@ -2043,12 +2048,13 @@
         </w:tc>
         <w:tc>
           <w:tcPr>
-            <w:tcW w:w="1491" w:type="dxa"/>
+            <w:tcW w:w="1692" w:type="dxa"/>
           </w:tcPr>
           <w:tbl>
             <w:tblPr>
-              <w:tblW w:w="798" w:type="dxa"/>
+              <w:tblW w:w="1471" w:type="dxa"/>
               <w:tblCellSpacing w:w="15" w:type="dxa"/>
+              <w:tblInd w:w="5" w:type="dxa"/>
               <w:tblCellMar>
                 <w:top w:w="15" w:type="dxa"/>
                 <w:left w:w="15" w:type="dxa"/>
@@ -2058,16 +2064,17 @@
               <w:tblLook w:val="04A0" w:firstRow="1" w:lastRow="0" w:firstColumn="1" w:lastColumn="0" w:noHBand="0" w:noVBand="1"/>
             </w:tblPr>
             <w:tblGrid>
-              <w:gridCol w:w="1278"/>
+              <w:gridCol w:w="1471"/>
             </w:tblGrid>
             <w:tr>
               <w:trPr>
-                <w:trHeight w:val="626"/>
+                <w:trHeight w:val="628"/>
                 <w:tblCellSpacing w:w="15" w:type="dxa"/>
               </w:trPr>
               <w:tc>
                 <w:tcPr>
                   <w:tcW w:w="0" w:type="auto"/>
+                  <w:shd w:val="clear" w:color="auto" w:fill="auto"/>
                   <w:vAlign w:val="center"/>
                   <w:hideMark/>
                 </w:tcPr>
@@ -2075,12 +2082,16 @@
                   <w:pPr>
                     <w:spacing w:after="0" w:line="240" w:lineRule="auto"/>
                     <w:rPr>
-                      <w:szCs w:val="24"/>
+                      <w:rFonts w:cstheme="minorHAnsi"/>
+                      <w:sz w:val="20"/>
+                      <w:szCs w:val="20"/>
                     </w:rPr>
                   </w:pPr>
                   <w:r>
                     <w:rPr>
-                      <w:szCs w:val="24"/>
+                      <w:rFonts w:cstheme="minorHAnsi"/>
+                      <w:sz w:val="20"/>
+                      <w:szCs w:val="20"/>
                     </w:rPr>
                     <w:t>Connection-based</w:t>
                   </w:r>
@@ -2091,15 +2102,18 @@
           <w:p>
             <w:pPr>
               <w:rPr>
+                <w:rFonts w:cstheme="minorHAnsi"/>
                 <w:vanish/>
-                <w:szCs w:val="24"/>
+                <w:sz w:val="20"/>
+                <w:szCs w:val="20"/>
               </w:rPr>
             </w:pPr>
           </w:p>
           <w:tbl>
             <w:tblPr>
-              <w:tblW w:w="60" w:type="dxa"/>
+              <w:tblW w:w="130" w:type="dxa"/>
               <w:tblCellSpacing w:w="15" w:type="dxa"/>
+              <w:tblInd w:w="5" w:type="dxa"/>
               <w:tblCellMar>
                 <w:top w:w="15" w:type="dxa"/>
                 <w:left w:w="15" w:type="dxa"/>
@@ -2109,7 +2123,7 @@
               <w:tblLook w:val="04A0" w:firstRow="1" w:lastRow="0" w:firstColumn="1" w:lastColumn="0" w:noHBand="0" w:noVBand="1"/>
             </w:tblPr>
             <w:tblGrid>
-              <w:gridCol w:w="96"/>
+              <w:gridCol w:w="130"/>
             </w:tblGrid>
             <w:tr>
               <w:trPr>
@@ -2126,7 +2140,9 @@
                   <w:pPr>
                     <w:spacing w:after="0" w:line="240" w:lineRule="auto"/>
                     <w:rPr>
-                      <w:szCs w:val="24"/>
+                      <w:rFonts w:cstheme="minorHAnsi"/>
+                      <w:sz w:val="20"/>
+                      <w:szCs w:val="20"/>
                     </w:rPr>
                   </w:pPr>
                 </w:p>
@@ -2136,19 +2152,22 @@
           <w:p>
             <w:pPr>
               <w:rPr>
-                <w:szCs w:val="24"/>
+                <w:rFonts w:cstheme="minorHAnsi"/>
+                <w:sz w:val="20"/>
+                <w:szCs w:val="20"/>
               </w:rPr>
             </w:pPr>
           </w:p>
         </w:tc>
         <w:tc>
           <w:tcPr>
-            <w:tcW w:w="1400" w:type="dxa"/>
+            <w:tcW w:w="1970" w:type="dxa"/>
           </w:tcPr>
           <w:tbl>
             <w:tblPr>
-              <w:tblW w:w="741" w:type="dxa"/>
+              <w:tblW w:w="1331" w:type="dxa"/>
               <w:tblCellSpacing w:w="15" w:type="dxa"/>
+              <w:tblInd w:w="5" w:type="dxa"/>
               <w:tblCellMar>
                 <w:top w:w="15" w:type="dxa"/>
                 <w:left w:w="15" w:type="dxa"/>
@@ -2158,11 +2177,11 @@
               <w:tblLook w:val="04A0" w:firstRow="1" w:lastRow="0" w:firstColumn="1" w:lastColumn="0" w:noHBand="0" w:noVBand="1"/>
             </w:tblPr>
             <w:tblGrid>
-              <w:gridCol w:w="1155"/>
+              <w:gridCol w:w="1331"/>
             </w:tblGrid>
             <w:tr>
               <w:trPr>
-                <w:trHeight w:val="939"/>
+                <w:trHeight w:val="943"/>
                 <w:tblCellSpacing w:w="15" w:type="dxa"/>
               </w:trPr>
               <w:tc>
@@ -2175,12 +2194,16 @@
                   <w:pPr>
                     <w:spacing w:after="0" w:line="240" w:lineRule="auto"/>
                     <w:rPr>
-                      <w:szCs w:val="24"/>
+                      <w:rFonts w:cstheme="minorHAnsi"/>
+                      <w:sz w:val="20"/>
+                      <w:szCs w:val="20"/>
                     </w:rPr>
                   </w:pPr>
                   <w:r>
                     <w:rPr>
-                      <w:szCs w:val="24"/>
+                      <w:rFonts w:cstheme="minorHAnsi"/>
+                      <w:sz w:val="20"/>
+                      <w:szCs w:val="20"/>
                     </w:rPr>
                     <w:t>Packet-based forwarding</w:t>
                   </w:r>
@@ -2191,15 +2214,18 @@
           <w:p>
             <w:pPr>
               <w:rPr>
+                <w:rFonts w:cstheme="minorHAnsi"/>
                 <w:vanish/>
-                <w:szCs w:val="24"/>
+                <w:sz w:val="20"/>
+                <w:szCs w:val="20"/>
               </w:rPr>
             </w:pPr>
           </w:p>
           <w:tbl>
             <w:tblPr>
-              <w:tblW w:w="60" w:type="dxa"/>
+              <w:tblW w:w="130" w:type="dxa"/>
               <w:tblCellSpacing w:w="15" w:type="dxa"/>
+              <w:tblInd w:w="5" w:type="dxa"/>
               <w:tblCellMar>
                 <w:top w:w="15" w:type="dxa"/>
                 <w:left w:w="15" w:type="dxa"/>
@@ -2209,7 +2235,7 @@
               <w:tblLook w:val="04A0" w:firstRow="1" w:lastRow="0" w:firstColumn="1" w:lastColumn="0" w:noHBand="0" w:noVBand="1"/>
             </w:tblPr>
             <w:tblGrid>
-              <w:gridCol w:w="96"/>
+              <w:gridCol w:w="130"/>
             </w:tblGrid>
             <w:tr>
               <w:trPr>
@@ -2226,7 +2252,9 @@
                   <w:pPr>
                     <w:spacing w:after="0" w:line="240" w:lineRule="auto"/>
                     <w:rPr>
-                      <w:szCs w:val="24"/>
+                      <w:rFonts w:cstheme="minorHAnsi"/>
+                      <w:sz w:val="20"/>
+                      <w:szCs w:val="20"/>
                     </w:rPr>
                   </w:pPr>
                 </w:p>
@@ -2236,7 +2264,9 @@
           <w:p>
             <w:pPr>
               <w:rPr>
-                <w:szCs w:val="24"/>
+                <w:rFonts w:cstheme="minorHAnsi"/>
+                <w:sz w:val="20"/>
+                <w:szCs w:val="20"/>
               </w:rPr>
             </w:pPr>
           </w:p>
@@ -2244,16 +2274,17 @@
       </w:tr>
       <w:tr>
         <w:trPr>
-          <w:trHeight w:val="324"/>
+          <w:trHeight w:val="325"/>
         </w:trPr>
         <w:tc>
           <w:tcPr>
-            <w:tcW w:w="2275" w:type="dxa"/>
+            <w:tcW w:w="1702" w:type="dxa"/>
           </w:tcPr>
           <w:tbl>
             <w:tblPr>
-              <w:tblW w:w="832" w:type="dxa"/>
+              <w:tblW w:w="1133" w:type="dxa"/>
               <w:tblCellSpacing w:w="15" w:type="dxa"/>
+              <w:tblInd w:w="5" w:type="dxa"/>
               <w:tblCellMar>
                 <w:top w:w="15" w:type="dxa"/>
                 <w:left w:w="15" w:type="dxa"/>
@@ -2263,11 +2294,11 @@
               <w:tblLook w:val="04A0" w:firstRow="1" w:lastRow="0" w:firstColumn="1" w:lastColumn="0" w:noHBand="0" w:noVBand="1"/>
             </w:tblPr>
             <w:tblGrid>
-              <w:gridCol w:w="832"/>
+              <w:gridCol w:w="1133"/>
             </w:tblGrid>
             <w:tr>
               <w:trPr>
-                <w:trHeight w:val="313"/>
+                <w:trHeight w:val="314"/>
                 <w:tblCellSpacing w:w="15" w:type="dxa"/>
               </w:trPr>
               <w:tc>
@@ -2309,8 +2340,9 @@
           </w:p>
           <w:tbl>
             <w:tblPr>
-              <w:tblW w:w="60" w:type="dxa"/>
+              <w:tblW w:w="130" w:type="dxa"/>
               <w:tblCellSpacing w:w="15" w:type="dxa"/>
+              <w:tblInd w:w="5" w:type="dxa"/>
               <w:tblCellMar>
                 <w:top w:w="15" w:type="dxa"/>
                 <w:left w:w="15" w:type="dxa"/>
@@ -2320,7 +2352,7 @@
               <w:tblLook w:val="04A0" w:firstRow="1" w:lastRow="0" w:firstColumn="1" w:lastColumn="0" w:noHBand="0" w:noVBand="1"/>
             </w:tblPr>
             <w:tblGrid>
-              <w:gridCol w:w="96"/>
+              <w:gridCol w:w="130"/>
             </w:tblGrid>
             <w:tr>
               <w:trPr>
@@ -2358,12 +2390,13 @@
         </w:tc>
         <w:tc>
           <w:tcPr>
-            <w:tcW w:w="1651" w:type="dxa"/>
+            <w:tcW w:w="1858" w:type="dxa"/>
           </w:tcPr>
           <w:tbl>
             <w:tblPr>
-              <w:tblW w:w="867" w:type="dxa"/>
+              <w:tblW w:w="1181" w:type="dxa"/>
               <w:tblCellSpacing w:w="15" w:type="dxa"/>
+              <w:tblInd w:w="5" w:type="dxa"/>
               <w:tblCellMar>
                 <w:top w:w="15" w:type="dxa"/>
                 <w:left w:w="15" w:type="dxa"/>
@@ -2373,11 +2406,11 @@
               <w:tblLook w:val="04A0" w:firstRow="1" w:lastRow="0" w:firstColumn="1" w:lastColumn="0" w:noHBand="0" w:noVBand="1"/>
             </w:tblPr>
             <w:tblGrid>
-              <w:gridCol w:w="867"/>
+              <w:gridCol w:w="1181"/>
             </w:tblGrid>
             <w:tr>
               <w:trPr>
-                <w:trHeight w:val="271"/>
+                <w:trHeight w:val="272"/>
                 <w:tblCellSpacing w:w="15" w:type="dxa"/>
               </w:trPr>
               <w:tc>
@@ -2416,8 +2449,9 @@
           </w:p>
           <w:tbl>
             <w:tblPr>
-              <w:tblW w:w="60" w:type="dxa"/>
+              <w:tblW w:w="130" w:type="dxa"/>
               <w:tblCellSpacing w:w="15" w:type="dxa"/>
+              <w:tblInd w:w="5" w:type="dxa"/>
               <w:tblCellMar>
                 <w:top w:w="15" w:type="dxa"/>
                 <w:left w:w="15" w:type="dxa"/>
@@ -2427,7 +2461,7 @@
               <w:tblLook w:val="04A0" w:firstRow="1" w:lastRow="0" w:firstColumn="1" w:lastColumn="0" w:noHBand="0" w:noVBand="1"/>
             </w:tblPr>
             <w:tblGrid>
-              <w:gridCol w:w="96"/>
+              <w:gridCol w:w="130"/>
             </w:tblGrid>
             <w:tr>
               <w:trPr>
@@ -2463,12 +2497,13 @@
         </w:tc>
         <w:tc>
           <w:tcPr>
-            <w:tcW w:w="1491" w:type="dxa"/>
+            <w:tcW w:w="1692" w:type="dxa"/>
           </w:tcPr>
           <w:tbl>
             <w:tblPr>
-              <w:tblW w:w="475" w:type="dxa"/>
+              <w:tblW w:w="647" w:type="dxa"/>
               <w:tblCellSpacing w:w="15" w:type="dxa"/>
+              <w:tblInd w:w="5" w:type="dxa"/>
               <w:tblCellMar>
                 <w:top w:w="15" w:type="dxa"/>
                 <w:left w:w="15" w:type="dxa"/>
@@ -2478,11 +2513,11 @@
               <w:tblLook w:val="04A0" w:firstRow="1" w:lastRow="0" w:firstColumn="1" w:lastColumn="0" w:noHBand="0" w:noVBand="1"/>
             </w:tblPr>
             <w:tblGrid>
-              <w:gridCol w:w="514"/>
+              <w:gridCol w:w="647"/>
             </w:tblGrid>
             <w:tr>
               <w:trPr>
-                <w:trHeight w:val="313"/>
+                <w:trHeight w:val="314"/>
                 <w:tblCellSpacing w:w="15" w:type="dxa"/>
               </w:trPr>
               <w:tc>
@@ -2495,12 +2530,16 @@
                   <w:pPr>
                     <w:spacing w:after="0" w:line="240" w:lineRule="auto"/>
                     <w:rPr>
-                      <w:szCs w:val="24"/>
+                      <w:rFonts w:cstheme="minorHAnsi"/>
+                      <w:sz w:val="20"/>
+                      <w:szCs w:val="20"/>
                     </w:rPr>
                   </w:pPr>
                   <w:r>
                     <w:rPr>
-                      <w:szCs w:val="24"/>
+                      <w:rFonts w:cstheme="minorHAnsi"/>
+                      <w:sz w:val="20"/>
+                      <w:szCs w:val="20"/>
                     </w:rPr>
                     <w:t>EC2, IP</w:t>
                   </w:r>
@@ -2511,15 +2550,18 @@
           <w:p>
             <w:pPr>
               <w:rPr>
+                <w:rFonts w:cstheme="minorHAnsi"/>
                 <w:vanish/>
-                <w:szCs w:val="24"/>
+                <w:sz w:val="20"/>
+                <w:szCs w:val="20"/>
               </w:rPr>
             </w:pPr>
           </w:p>
           <w:tbl>
             <w:tblPr>
-              <w:tblW w:w="60" w:type="dxa"/>
+              <w:tblW w:w="130" w:type="dxa"/>
               <w:tblCellSpacing w:w="15" w:type="dxa"/>
+              <w:tblInd w:w="5" w:type="dxa"/>
               <w:tblCellMar>
                 <w:top w:w="15" w:type="dxa"/>
                 <w:left w:w="15" w:type="dxa"/>
@@ -2529,7 +2571,7 @@
               <w:tblLook w:val="04A0" w:firstRow="1" w:lastRow="0" w:firstColumn="1" w:lastColumn="0" w:noHBand="0" w:noVBand="1"/>
             </w:tblPr>
             <w:tblGrid>
-              <w:gridCol w:w="96"/>
+              <w:gridCol w:w="130"/>
             </w:tblGrid>
             <w:tr>
               <w:trPr>
@@ -2546,7 +2588,9 @@
                   <w:pPr>
                     <w:spacing w:after="0" w:line="240" w:lineRule="auto"/>
                     <w:rPr>
-                      <w:szCs w:val="24"/>
+                      <w:rFonts w:cstheme="minorHAnsi"/>
+                      <w:sz w:val="20"/>
+                      <w:szCs w:val="20"/>
                     </w:rPr>
                   </w:pPr>
                 </w:p>
@@ -2556,19 +2600,22 @@
           <w:p>
             <w:pPr>
               <w:rPr>
-                <w:szCs w:val="24"/>
+                <w:rFonts w:cstheme="minorHAnsi"/>
+                <w:sz w:val="20"/>
+                <w:szCs w:val="20"/>
               </w:rPr>
             </w:pPr>
           </w:p>
         </w:tc>
         <w:tc>
           <w:tcPr>
-            <w:tcW w:w="1400" w:type="dxa"/>
+            <w:tcW w:w="1970" w:type="dxa"/>
           </w:tcPr>
           <w:tbl>
             <w:tblPr>
-              <w:tblW w:w="741" w:type="dxa"/>
+              <w:tblW w:w="1295" w:type="dxa"/>
               <w:tblCellSpacing w:w="15" w:type="dxa"/>
+              <w:tblInd w:w="5" w:type="dxa"/>
               <w:tblCellMar>
                 <w:top w:w="15" w:type="dxa"/>
                 <w:left w:w="15" w:type="dxa"/>
@@ -2578,11 +2625,11 @@
               <w:tblLook w:val="04A0" w:firstRow="1" w:lastRow="0" w:firstColumn="1" w:lastColumn="0" w:noHBand="0" w:noVBand="1"/>
             </w:tblPr>
             <w:tblGrid>
-              <w:gridCol w:w="1124"/>
+              <w:gridCol w:w="1295"/>
             </w:tblGrid>
             <w:tr>
               <w:trPr>
-                <w:trHeight w:val="1555"/>
+                <w:trHeight w:val="1562"/>
                 <w:tblCellSpacing w:w="15" w:type="dxa"/>
               </w:trPr>
               <w:tc>
@@ -2595,12 +2642,16 @@
                   <w:pPr>
                     <w:spacing w:after="0" w:line="240" w:lineRule="auto"/>
                     <w:rPr>
-                      <w:szCs w:val="24"/>
+                      <w:rFonts w:cstheme="minorHAnsi"/>
+                      <w:sz w:val="20"/>
+                      <w:szCs w:val="20"/>
                     </w:rPr>
                   </w:pPr>
                   <w:r>
                     <w:rPr>
-                      <w:szCs w:val="24"/>
+                      <w:rFonts w:cstheme="minorHAnsi"/>
+                      <w:sz w:val="20"/>
+                      <w:szCs w:val="20"/>
                     </w:rPr>
                     <w:t>Third-party appliances (via GENEVE)</w:t>
                   </w:r>
@@ -2611,15 +2662,18 @@
           <w:p>
             <w:pPr>
               <w:rPr>
+                <w:rFonts w:cstheme="minorHAnsi"/>
                 <w:vanish/>
-                <w:szCs w:val="24"/>
+                <w:sz w:val="20"/>
+                <w:szCs w:val="20"/>
               </w:rPr>
             </w:pPr>
           </w:p>
           <w:tbl>
             <w:tblPr>
-              <w:tblW w:w="60" w:type="dxa"/>
+              <w:tblW w:w="130" w:type="dxa"/>
               <w:tblCellSpacing w:w="15" w:type="dxa"/>
+              <w:tblInd w:w="5" w:type="dxa"/>
               <w:tblCellMar>
                 <w:top w:w="15" w:type="dxa"/>
                 <w:left w:w="15" w:type="dxa"/>
@@ -2629,7 +2683,7 @@
               <w:tblLook w:val="04A0" w:firstRow="1" w:lastRow="0" w:firstColumn="1" w:lastColumn="0" w:noHBand="0" w:noVBand="1"/>
             </w:tblPr>
             <w:tblGrid>
-              <w:gridCol w:w="96"/>
+              <w:gridCol w:w="130"/>
             </w:tblGrid>
             <w:tr>
               <w:trPr>
@@ -2646,7 +2700,9 @@
                   <w:pPr>
                     <w:spacing w:after="0" w:line="240" w:lineRule="auto"/>
                     <w:rPr>
-                      <w:szCs w:val="24"/>
+                      <w:rFonts w:cstheme="minorHAnsi"/>
+                      <w:sz w:val="20"/>
+                      <w:szCs w:val="20"/>
                     </w:rPr>
                   </w:pPr>
                 </w:p>
@@ -2656,7 +2712,9 @@
           <w:p>
             <w:pPr>
               <w:rPr>
-                <w:szCs w:val="24"/>
+                <w:rFonts w:cstheme="minorHAnsi"/>
+                <w:sz w:val="20"/>
+                <w:szCs w:val="20"/>
               </w:rPr>
             </w:pPr>
           </w:p>
@@ -2664,16 +2722,17 @@
       </w:tr>
       <w:tr>
         <w:trPr>
-          <w:trHeight w:val="324"/>
+          <w:trHeight w:val="325"/>
         </w:trPr>
         <w:tc>
           <w:tcPr>
-            <w:tcW w:w="2275" w:type="dxa"/>
+            <w:tcW w:w="1702" w:type="dxa"/>
           </w:tcPr>
           <w:tbl>
             <w:tblPr>
-              <w:tblW w:w="1087" w:type="dxa"/>
+              <w:tblW w:w="1481" w:type="dxa"/>
               <w:tblCellSpacing w:w="15" w:type="dxa"/>
+              <w:tblInd w:w="5" w:type="dxa"/>
               <w:tblCellMar>
                 <w:top w:w="15" w:type="dxa"/>
                 <w:left w:w="15" w:type="dxa"/>
@@ -2683,11 +2742,11 @@
               <w:tblLook w:val="04A0" w:firstRow="1" w:lastRow="0" w:firstColumn="1" w:lastColumn="0" w:noHBand="0" w:noVBand="1"/>
             </w:tblPr>
             <w:tblGrid>
-              <w:gridCol w:w="1087"/>
+              <w:gridCol w:w="1481"/>
             </w:tblGrid>
             <w:tr>
               <w:trPr>
-                <w:trHeight w:val="313"/>
+                <w:trHeight w:val="314"/>
                 <w:tblCellSpacing w:w="15" w:type="dxa"/>
               </w:trPr>
               <w:tc>
@@ -2729,8 +2788,9 @@
           </w:p>
           <w:tbl>
             <w:tblPr>
-              <w:tblW w:w="60" w:type="dxa"/>
+              <w:tblW w:w="130" w:type="dxa"/>
               <w:tblCellSpacing w:w="15" w:type="dxa"/>
+              <w:tblInd w:w="5" w:type="dxa"/>
               <w:tblCellMar>
                 <w:top w:w="15" w:type="dxa"/>
                 <w:left w:w="15" w:type="dxa"/>
@@ -2740,7 +2800,7 @@
               <w:tblLook w:val="04A0" w:firstRow="1" w:lastRow="0" w:firstColumn="1" w:lastColumn="0" w:noHBand="0" w:noVBand="1"/>
             </w:tblPr>
             <w:tblGrid>
-              <w:gridCol w:w="96"/>
+              <w:gridCol w:w="130"/>
             </w:tblGrid>
             <w:tr>
               <w:trPr>
@@ -2778,12 +2838,13 @@
         </w:tc>
         <w:tc>
           <w:tcPr>
-            <w:tcW w:w="1651" w:type="dxa"/>
+            <w:tcW w:w="1858" w:type="dxa"/>
           </w:tcPr>
           <w:tbl>
             <w:tblPr>
-              <w:tblW w:w="477" w:type="dxa"/>
+              <w:tblW w:w="649" w:type="dxa"/>
               <w:tblCellSpacing w:w="15" w:type="dxa"/>
+              <w:tblInd w:w="5" w:type="dxa"/>
               <w:tblCellMar>
                 <w:top w:w="15" w:type="dxa"/>
                 <w:left w:w="15" w:type="dxa"/>
@@ -2793,11 +2854,11 @@
               <w:tblLook w:val="04A0" w:firstRow="1" w:lastRow="0" w:firstColumn="1" w:lastColumn="0" w:noHBand="0" w:noVBand="1"/>
             </w:tblPr>
             <w:tblGrid>
-              <w:gridCol w:w="477"/>
+              <w:gridCol w:w="649"/>
             </w:tblGrid>
             <w:tr>
               <w:trPr>
-                <w:trHeight w:val="344"/>
+                <w:trHeight w:val="345"/>
                 <w:tblCellSpacing w:w="15" w:type="dxa"/>
               </w:trPr>
               <w:tc>
@@ -2844,8 +2905,9 @@
           </w:p>
           <w:tbl>
             <w:tblPr>
-              <w:tblW w:w="60" w:type="dxa"/>
+              <w:tblW w:w="130" w:type="dxa"/>
               <w:tblCellSpacing w:w="15" w:type="dxa"/>
+              <w:tblInd w:w="5" w:type="dxa"/>
               <w:tblCellMar>
                 <w:top w:w="15" w:type="dxa"/>
                 <w:left w:w="15" w:type="dxa"/>
@@ -2855,7 +2917,7 @@
               <w:tblLook w:val="04A0" w:firstRow="1" w:lastRow="0" w:firstColumn="1" w:lastColumn="0" w:noHBand="0" w:noVBand="1"/>
             </w:tblPr>
             <w:tblGrid>
-              <w:gridCol w:w="96"/>
+              <w:gridCol w:w="130"/>
             </w:tblGrid>
             <w:tr>
               <w:trPr>
@@ -2891,12 +2953,13 @@
         </w:tc>
         <w:tc>
           <w:tcPr>
-            <w:tcW w:w="1491" w:type="dxa"/>
+            <w:tcW w:w="1692" w:type="dxa"/>
           </w:tcPr>
           <w:tbl>
             <w:tblPr>
-              <w:tblW w:w="499" w:type="dxa"/>
+              <w:tblW w:w="679" w:type="dxa"/>
               <w:tblCellSpacing w:w="15" w:type="dxa"/>
+              <w:tblInd w:w="5" w:type="dxa"/>
               <w:tblCellMar>
                 <w:top w:w="15" w:type="dxa"/>
                 <w:left w:w="15" w:type="dxa"/>
@@ -2906,11 +2969,11 @@
               <w:tblLook w:val="04A0" w:firstRow="1" w:lastRow="0" w:firstColumn="1" w:lastColumn="0" w:noHBand="0" w:noVBand="1"/>
             </w:tblPr>
             <w:tblGrid>
-              <w:gridCol w:w="499"/>
+              <w:gridCol w:w="679"/>
             </w:tblGrid>
             <w:tr>
               <w:trPr>
-                <w:trHeight w:val="344"/>
+                <w:trHeight w:val="345"/>
                 <w:tblCellSpacing w:w="15" w:type="dxa"/>
               </w:trPr>
               <w:tc>
@@ -2957,8 +3020,9 @@
           </w:p>
           <w:tbl>
             <w:tblPr>
-              <w:tblW w:w="60" w:type="dxa"/>
+              <w:tblW w:w="130" w:type="dxa"/>
               <w:tblCellSpacing w:w="15" w:type="dxa"/>
+              <w:tblInd w:w="5" w:type="dxa"/>
               <w:tblCellMar>
                 <w:top w:w="15" w:type="dxa"/>
                 <w:left w:w="15" w:type="dxa"/>
@@ -2968,7 +3032,7 @@
               <w:tblLook w:val="04A0" w:firstRow="1" w:lastRow="0" w:firstColumn="1" w:lastColumn="0" w:noHBand="0" w:noVBand="1"/>
             </w:tblPr>
             <w:tblGrid>
-              <w:gridCol w:w="96"/>
+              <w:gridCol w:w="130"/>
             </w:tblGrid>
             <w:tr>
               <w:trPr>
@@ -3004,12 +3068,13 @@
         </w:tc>
         <w:tc>
           <w:tcPr>
-            <w:tcW w:w="1400" w:type="dxa"/>
+            <w:tcW w:w="1970" w:type="dxa"/>
           </w:tcPr>
           <w:tbl>
             <w:tblPr>
-              <w:tblW w:w="499" w:type="dxa"/>
+              <w:tblW w:w="679" w:type="dxa"/>
               <w:tblCellSpacing w:w="15" w:type="dxa"/>
+              <w:tblInd w:w="5" w:type="dxa"/>
               <w:tblCellMar>
                 <w:top w:w="15" w:type="dxa"/>
                 <w:left w:w="15" w:type="dxa"/>
@@ -3019,11 +3084,11 @@
               <w:tblLook w:val="04A0" w:firstRow="1" w:lastRow="0" w:firstColumn="1" w:lastColumn="0" w:noHBand="0" w:noVBand="1"/>
             </w:tblPr>
             <w:tblGrid>
-              <w:gridCol w:w="499"/>
+              <w:gridCol w:w="679"/>
             </w:tblGrid>
             <w:tr>
               <w:trPr>
-                <w:trHeight w:val="344"/>
+                <w:trHeight w:val="345"/>
                 <w:tblCellSpacing w:w="15" w:type="dxa"/>
               </w:trPr>
               <w:tc>
@@ -3070,8 +3135,9 @@
           </w:p>
           <w:tbl>
             <w:tblPr>
-              <w:tblW w:w="60" w:type="dxa"/>
+              <w:tblW w:w="130" w:type="dxa"/>
               <w:tblCellSpacing w:w="15" w:type="dxa"/>
+              <w:tblInd w:w="5" w:type="dxa"/>
               <w:tblCellMar>
                 <w:top w:w="15" w:type="dxa"/>
                 <w:left w:w="15" w:type="dxa"/>
@@ -3081,7 +3147,7 @@
               <w:tblLook w:val="04A0" w:firstRow="1" w:lastRow="0" w:firstColumn="1" w:lastColumn="0" w:noHBand="0" w:noVBand="1"/>
             </w:tblPr>
             <w:tblGrid>
-              <w:gridCol w:w="96"/>
+              <w:gridCol w:w="130"/>
             </w:tblGrid>
             <w:tr>
               <w:trPr>
@@ -3118,16 +3184,17 @@
       </w:tr>
       <w:tr>
         <w:trPr>
-          <w:trHeight w:val="324"/>
+          <w:trHeight w:val="325"/>
         </w:trPr>
         <w:tc>
           <w:tcPr>
-            <w:tcW w:w="2275" w:type="dxa"/>
+            <w:tcW w:w="1702" w:type="dxa"/>
           </w:tcPr>
           <w:tbl>
             <w:tblPr>
-              <w:tblW w:w="933" w:type="dxa"/>
+              <w:tblW w:w="1271" w:type="dxa"/>
               <w:tblCellSpacing w:w="15" w:type="dxa"/>
+              <w:tblInd w:w="5" w:type="dxa"/>
               <w:tblCellMar>
                 <w:top w:w="15" w:type="dxa"/>
                 <w:left w:w="15" w:type="dxa"/>
@@ -3137,11 +3204,11 @@
               <w:tblLook w:val="04A0" w:firstRow="1" w:lastRow="0" w:firstColumn="1" w:lastColumn="0" w:noHBand="0" w:noVBand="1"/>
             </w:tblPr>
             <w:tblGrid>
-              <w:gridCol w:w="933"/>
+              <w:gridCol w:w="1271"/>
             </w:tblGrid>
             <w:tr>
               <w:trPr>
-                <w:trHeight w:val="313"/>
+                <w:trHeight w:val="314"/>
                 <w:tblCellSpacing w:w="15" w:type="dxa"/>
               </w:trPr>
               <w:tc>
@@ -3183,8 +3250,9 @@
           </w:p>
           <w:tbl>
             <w:tblPr>
-              <w:tblW w:w="60" w:type="dxa"/>
+              <w:tblW w:w="130" w:type="dxa"/>
               <w:tblCellSpacing w:w="15" w:type="dxa"/>
+              <w:tblInd w:w="5" w:type="dxa"/>
               <w:tblCellMar>
                 <w:top w:w="15" w:type="dxa"/>
                 <w:left w:w="15" w:type="dxa"/>
@@ -3194,7 +3262,7 @@
               <w:tblLook w:val="04A0" w:firstRow="1" w:lastRow="0" w:firstColumn="1" w:lastColumn="0" w:noHBand="0" w:noVBand="1"/>
             </w:tblPr>
             <w:tblGrid>
-              <w:gridCol w:w="96"/>
+              <w:gridCol w:w="130"/>
             </w:tblGrid>
             <w:tr>
               <w:trPr>
@@ -3232,12 +3300,13 @@
         </w:tc>
         <w:tc>
           <w:tcPr>
-            <w:tcW w:w="1651" w:type="dxa"/>
+            <w:tcW w:w="1858" w:type="dxa"/>
           </w:tcPr>
           <w:tbl>
             <w:tblPr>
-              <w:tblW w:w="899" w:type="dxa"/>
+              <w:tblW w:w="1637" w:type="dxa"/>
               <w:tblCellSpacing w:w="15" w:type="dxa"/>
+              <w:tblInd w:w="5" w:type="dxa"/>
               <w:tblCellMar>
                 <w:top w:w="15" w:type="dxa"/>
                 <w:left w:w="15" w:type="dxa"/>
@@ -3247,11 +3316,11 @@
               <w:tblLook w:val="04A0" w:firstRow="1" w:lastRow="0" w:firstColumn="1" w:lastColumn="0" w:noHBand="0" w:noVBand="1"/>
             </w:tblPr>
             <w:tblGrid>
-              <w:gridCol w:w="1202"/>
+              <w:gridCol w:w="1637"/>
             </w:tblGrid>
             <w:tr>
               <w:trPr>
-                <w:trHeight w:val="678"/>
+                <w:trHeight w:val="681"/>
                 <w:tblCellSpacing w:w="15" w:type="dxa"/>
               </w:trPr>
               <w:tc>
@@ -3293,8 +3362,9 @@
           </w:p>
           <w:tbl>
             <w:tblPr>
-              <w:tblW w:w="60" w:type="dxa"/>
+              <w:tblW w:w="130" w:type="dxa"/>
               <w:tblCellSpacing w:w="15" w:type="dxa"/>
+              <w:tblInd w:w="5" w:type="dxa"/>
               <w:tblCellMar>
                 <w:top w:w="15" w:type="dxa"/>
                 <w:left w:w="15" w:type="dxa"/>
@@ -3304,7 +3374,7 @@
               <w:tblLook w:val="04A0" w:firstRow="1" w:lastRow="0" w:firstColumn="1" w:lastColumn="0" w:noHBand="0" w:noVBand="1"/>
             </w:tblPr>
             <w:tblGrid>
-              <w:gridCol w:w="96"/>
+              <w:gridCol w:w="130"/>
             </w:tblGrid>
             <w:tr>
               <w:trPr>
@@ -3342,12 +3412,13 @@
         </w:tc>
         <w:tc>
           <w:tcPr>
-            <w:tcW w:w="1491" w:type="dxa"/>
+            <w:tcW w:w="1692" w:type="dxa"/>
           </w:tcPr>
           <w:tbl>
             <w:tblPr>
-              <w:tblW w:w="724" w:type="dxa"/>
+              <w:tblW w:w="1325" w:type="dxa"/>
               <w:tblCellSpacing w:w="15" w:type="dxa"/>
+              <w:tblInd w:w="5" w:type="dxa"/>
               <w:tblCellMar>
                 <w:top w:w="15" w:type="dxa"/>
                 <w:left w:w="15" w:type="dxa"/>
@@ -3357,11 +3428,11 @@
               <w:tblLook w:val="04A0" w:firstRow="1" w:lastRow="0" w:firstColumn="1" w:lastColumn="0" w:noHBand="0" w:noVBand="1"/>
             </w:tblPr>
             <w:tblGrid>
-              <w:gridCol w:w="973"/>
+              <w:gridCol w:w="1325"/>
             </w:tblGrid>
             <w:tr>
               <w:trPr>
-                <w:trHeight w:val="344"/>
+                <w:trHeight w:val="345"/>
                 <w:tblCellSpacing w:w="15" w:type="dxa"/>
               </w:trPr>
               <w:tc>
@@ -3403,8 +3474,9 @@
           </w:p>
           <w:tbl>
             <w:tblPr>
-              <w:tblW w:w="60" w:type="dxa"/>
+              <w:tblW w:w="130" w:type="dxa"/>
               <w:tblCellSpacing w:w="15" w:type="dxa"/>
+              <w:tblInd w:w="5" w:type="dxa"/>
               <w:tblCellMar>
                 <w:top w:w="15" w:type="dxa"/>
                 <w:left w:w="15" w:type="dxa"/>
@@ -3414,7 +3486,7 @@
               <w:tblLook w:val="04A0" w:firstRow="1" w:lastRow="0" w:firstColumn="1" w:lastColumn="0" w:noHBand="0" w:noVBand="1"/>
             </w:tblPr>
             <w:tblGrid>
-              <w:gridCol w:w="96"/>
+              <w:gridCol w:w="130"/>
             </w:tblGrid>
             <w:tr>
               <w:trPr>
@@ -3452,12 +3524,13 @@
         </w:tc>
         <w:tc>
           <w:tcPr>
-            <w:tcW w:w="1400" w:type="dxa"/>
+            <w:tcW w:w="1970" w:type="dxa"/>
           </w:tcPr>
           <w:tbl>
             <w:tblPr>
-              <w:tblW w:w="741" w:type="dxa"/>
+              <w:tblW w:w="1275" w:type="dxa"/>
               <w:tblCellSpacing w:w="15" w:type="dxa"/>
+              <w:tblInd w:w="5" w:type="dxa"/>
               <w:tblCellMar>
                 <w:top w:w="15" w:type="dxa"/>
                 <w:left w:w="15" w:type="dxa"/>
@@ -3467,11 +3540,11 @@
               <w:tblLook w:val="04A0" w:firstRow="1" w:lastRow="0" w:firstColumn="1" w:lastColumn="0" w:noHBand="0" w:noVBand="1"/>
             </w:tblPr>
             <w:tblGrid>
-              <w:gridCol w:w="936"/>
+              <w:gridCol w:w="1275"/>
             </w:tblGrid>
             <w:tr>
               <w:trPr>
-                <w:trHeight w:val="1012"/>
+                <w:trHeight w:val="1016"/>
                 <w:tblCellSpacing w:w="15" w:type="dxa"/>
               </w:trPr>
               <w:tc>
@@ -3513,8 +3586,9 @@
           </w:p>
           <w:tbl>
             <w:tblPr>
-              <w:tblW w:w="60" w:type="dxa"/>
+              <w:tblW w:w="130" w:type="dxa"/>
               <w:tblCellSpacing w:w="15" w:type="dxa"/>
+              <w:tblInd w:w="5" w:type="dxa"/>
               <w:tblCellMar>
                 <w:top w:w="15" w:type="dxa"/>
                 <w:left w:w="15" w:type="dxa"/>
@@ -3524,7 +3598,7 @@
               <w:tblLook w:val="04A0" w:firstRow="1" w:lastRow="0" w:firstColumn="1" w:lastColumn="0" w:noHBand="0" w:noVBand="1"/>
             </w:tblPr>
             <w:tblGrid>
-              <w:gridCol w:w="96"/>
+              <w:gridCol w:w="130"/>
             </w:tblGrid>
             <w:tr>
               <w:trPr>
@@ -4123,6 +4197,22 @@
     <w:p>
       <w:pPr>
         <w:rPr>
+          <w:sz w:val="20"/>
+          <w:szCs w:val="20"/>
+        </w:rPr>
+      </w:pPr>
+    </w:p>
+    <w:p>
+      <w:pPr>
+        <w:rPr>
+          <w:sz w:val="20"/>
+          <w:szCs w:val="20"/>
+        </w:rPr>
+      </w:pPr>
+    </w:p>
+    <w:p>
+      <w:pPr>
+        <w:rPr>
           <w:b/>
           <w:bCs/>
           <w:sz w:val="20"/>
@@ -4137,6 +4227,7 @@
           <w:sz w:val="20"/>
           <w:szCs w:val="20"/>
         </w:rPr>
+        <w:lastRenderedPageBreak/>
         <w:t>🔹</w:t>
       </w:r>
       <w:r>
@@ -4517,7 +4608,7 @@
     </w:p>
     <w:sectPr>
       <w:pgSz w:w="11906" w:h="16838"/>
-      <w:pgMar w:top="1440" w:right="1440" w:bottom="1440" w:left="1440" w:header="708" w:footer="708" w:gutter="0"/>
+      <w:pgMar w:top="720" w:right="720" w:bottom="720" w:left="720" w:header="708" w:footer="708" w:gutter="0"/>
       <w:cols w:space="708"/>
       <w:docGrid w:linePitch="360"/>
     </w:sectPr>
@@ -5346,6 +5437,119 @@
     </w:lvl>
   </w:abstractNum>
   <w:abstractNum w:abstractNumId="6" w15:restartNumberingAfterBreak="0">
+    <w:nsid w:val="0AD238F2"/>
+    <w:multiLevelType w:val="hybridMultilevel"/>
+    <w:tmpl w:val="195A0DBC"/>
+    <w:lvl w:ilvl="0" w:tplc="4009000B">
+      <w:start w:val="1"/>
+      <w:numFmt w:val="bullet"/>
+      <w:lvlText w:val=""/>
+      <w:lvlJc w:val="left"/>
+      <w:pPr>
+        <w:ind w:left="360" w:hanging="360"/>
+      </w:pPr>
+      <w:rPr>
+        <w:rFonts w:ascii="Wingdings" w:hAnsi="Wingdings" w:hint="default"/>
+      </w:rPr>
+    </w:lvl>
+    <w:lvl w:ilvl="1" w:tplc="FFFFFFFF" w:tentative="1">
+      <w:start w:val="1"/>
+      <w:numFmt w:val="bullet"/>
+      <w:lvlText w:val="o"/>
+      <w:lvlJc w:val="left"/>
+      <w:pPr>
+        <w:ind w:left="1080" w:hanging="360"/>
+      </w:pPr>
+      <w:rPr>
+        <w:rFonts w:ascii="Courier New" w:hAnsi="Courier New" w:cs="Courier New" w:hint="default"/>
+      </w:rPr>
+    </w:lvl>
+    <w:lvl w:ilvl="2" w:tplc="FFFFFFFF" w:tentative="1">
+      <w:start w:val="1"/>
+      <w:numFmt w:val="bullet"/>
+      <w:lvlText w:val=""/>
+      <w:lvlJc w:val="left"/>
+      <w:pPr>
+        <w:ind w:left="1800" w:hanging="360"/>
+      </w:pPr>
+      <w:rPr>
+        <w:rFonts w:ascii="Wingdings" w:hAnsi="Wingdings" w:hint="default"/>
+      </w:rPr>
+    </w:lvl>
+    <w:lvl w:ilvl="3" w:tplc="FFFFFFFF" w:tentative="1">
+      <w:start w:val="1"/>
+      <w:numFmt w:val="bullet"/>
+      <w:lvlText w:val=""/>
+      <w:lvlJc w:val="left"/>
+      <w:pPr>
+        <w:ind w:left="2520" w:hanging="360"/>
+      </w:pPr>
+      <w:rPr>
+        <w:rFonts w:ascii="Symbol" w:hAnsi="Symbol" w:hint="default"/>
+      </w:rPr>
+    </w:lvl>
+    <w:lvl w:ilvl="4" w:tplc="FFFFFFFF" w:tentative="1">
+      <w:start w:val="1"/>
+      <w:numFmt w:val="bullet"/>
+      <w:lvlText w:val="o"/>
+      <w:lvlJc w:val="left"/>
+      <w:pPr>
+        <w:ind w:left="3240" w:hanging="360"/>
+      </w:pPr>
+      <w:rPr>
+        <w:rFonts w:ascii="Courier New" w:hAnsi="Courier New" w:cs="Courier New" w:hint="default"/>
+      </w:rPr>
+    </w:lvl>
+    <w:lvl w:ilvl="5" w:tplc="FFFFFFFF" w:tentative="1">
+      <w:start w:val="1"/>
+      <w:numFmt w:val="bullet"/>
+      <w:lvlText w:val=""/>
+      <w:lvlJc w:val="left"/>
+      <w:pPr>
+        <w:ind w:left="3960" w:hanging="360"/>
+      </w:pPr>
+      <w:rPr>
+        <w:rFonts w:ascii="Wingdings" w:hAnsi="Wingdings" w:hint="default"/>
+      </w:rPr>
+    </w:lvl>
+    <w:lvl w:ilvl="6" w:tplc="FFFFFFFF" w:tentative="1">
+      <w:start w:val="1"/>
+      <w:numFmt w:val="bullet"/>
+      <w:lvlText w:val=""/>
+      <w:lvlJc w:val="left"/>
+      <w:pPr>
+        <w:ind w:left="4680" w:hanging="360"/>
+      </w:pPr>
+      <w:rPr>
+        <w:rFonts w:ascii="Symbol" w:hAnsi="Symbol" w:hint="default"/>
+      </w:rPr>
+    </w:lvl>
+    <w:lvl w:ilvl="7" w:tplc="FFFFFFFF" w:tentative="1">
+      <w:start w:val="1"/>
+      <w:numFmt w:val="bullet"/>
+      <w:lvlText w:val="o"/>
+      <w:lvlJc w:val="left"/>
+      <w:pPr>
+        <w:ind w:left="5400" w:hanging="360"/>
+      </w:pPr>
+      <w:rPr>
+        <w:rFonts w:ascii="Courier New" w:hAnsi="Courier New" w:cs="Courier New" w:hint="default"/>
+      </w:rPr>
+    </w:lvl>
+    <w:lvl w:ilvl="8" w:tplc="FFFFFFFF" w:tentative="1">
+      <w:start w:val="1"/>
+      <w:numFmt w:val="bullet"/>
+      <w:lvlText w:val=""/>
+      <w:lvlJc w:val="left"/>
+      <w:pPr>
+        <w:ind w:left="6120" w:hanging="360"/>
+      </w:pPr>
+      <w:rPr>
+        <w:rFonts w:ascii="Wingdings" w:hAnsi="Wingdings" w:hint="default"/>
+      </w:rPr>
+    </w:lvl>
+  </w:abstractNum>
+  <w:abstractNum w:abstractNumId="7" w15:restartNumberingAfterBreak="0">
     <w:nsid w:val="0B631827"/>
     <w:multiLevelType w:val="hybridMultilevel"/>
     <w:tmpl w:val="6C94C736"/>
@@ -5458,7 +5662,7 @@
       </w:rPr>
     </w:lvl>
   </w:abstractNum>
-  <w:abstractNum w:abstractNumId="7" w15:restartNumberingAfterBreak="0">
+  <w:abstractNum w:abstractNumId="8" w15:restartNumberingAfterBreak="0">
     <w:nsid w:val="0BD80A20"/>
     <w:multiLevelType w:val="hybridMultilevel"/>
     <w:tmpl w:val="6F2C443A"/>
@@ -5571,7 +5775,7 @@
       </w:rPr>
     </w:lvl>
   </w:abstractNum>
-  <w:abstractNum w:abstractNumId="8" w15:restartNumberingAfterBreak="0">
+  <w:abstractNum w:abstractNumId="9" w15:restartNumberingAfterBreak="0">
     <w:nsid w:val="0E0D39A9"/>
     <w:multiLevelType w:val="hybridMultilevel"/>
     <w:tmpl w:val="79E82C22"/>
@@ -5660,7 +5864,7 @@
       </w:pPr>
     </w:lvl>
   </w:abstractNum>
-  <w:abstractNum w:abstractNumId="9" w15:restartNumberingAfterBreak="0">
+  <w:abstractNum w:abstractNumId="10" w15:restartNumberingAfterBreak="0">
     <w:nsid w:val="0FB663B6"/>
     <w:multiLevelType w:val="multilevel"/>
     <w:tmpl w:val="C0120C72"/>
@@ -5809,7 +6013,7 @@
       </w:rPr>
     </w:lvl>
   </w:abstractNum>
-  <w:abstractNum w:abstractNumId="10" w15:restartNumberingAfterBreak="0">
+  <w:abstractNum w:abstractNumId="11" w15:restartNumberingAfterBreak="0">
     <w:nsid w:val="12BE3EB7"/>
     <w:multiLevelType w:val="hybridMultilevel"/>
     <w:tmpl w:val="790A0752"/>
@@ -5922,7 +6126,7 @@
       </w:rPr>
     </w:lvl>
   </w:abstractNum>
-  <w:abstractNum w:abstractNumId="11" w15:restartNumberingAfterBreak="0">
+  <w:abstractNum w:abstractNumId="12" w15:restartNumberingAfterBreak="0">
     <w:nsid w:val="14402290"/>
     <w:multiLevelType w:val="hybridMultilevel"/>
     <w:tmpl w:val="3C727160"/>
@@ -6035,7 +6239,7 @@
       </w:rPr>
     </w:lvl>
   </w:abstractNum>
-  <w:abstractNum w:abstractNumId="12" w15:restartNumberingAfterBreak="0">
+  <w:abstractNum w:abstractNumId="13" w15:restartNumberingAfterBreak="0">
     <w:nsid w:val="14D67FDF"/>
     <w:multiLevelType w:val="multilevel"/>
     <w:tmpl w:val="B65C8D70"/>
@@ -6184,7 +6388,7 @@
       </w:rPr>
     </w:lvl>
   </w:abstractNum>
-  <w:abstractNum w:abstractNumId="13" w15:restartNumberingAfterBreak="0">
+  <w:abstractNum w:abstractNumId="14" w15:restartNumberingAfterBreak="0">
     <w:nsid w:val="161853EC"/>
     <w:multiLevelType w:val="hybridMultilevel"/>
     <w:tmpl w:val="8886E9FC"/>
@@ -6297,7 +6501,7 @@
       </w:rPr>
     </w:lvl>
   </w:abstractNum>
-  <w:abstractNum w:abstractNumId="14" w15:restartNumberingAfterBreak="0">
+  <w:abstractNum w:abstractNumId="15" w15:restartNumberingAfterBreak="0">
     <w:nsid w:val="1BD851C7"/>
     <w:multiLevelType w:val="multilevel"/>
     <w:tmpl w:val="149E420A"/>
@@ -6414,7 +6618,7 @@
       </w:pPr>
     </w:lvl>
   </w:abstractNum>
-  <w:abstractNum w:abstractNumId="15" w15:restartNumberingAfterBreak="0">
+  <w:abstractNum w:abstractNumId="16" w15:restartNumberingAfterBreak="0">
     <w:nsid w:val="1C017C9A"/>
     <w:multiLevelType w:val="hybridMultilevel"/>
     <w:tmpl w:val="EACAFF2C"/>
@@ -6527,7 +6731,7 @@
       </w:rPr>
     </w:lvl>
   </w:abstractNum>
-  <w:abstractNum w:abstractNumId="16" w15:restartNumberingAfterBreak="0">
+  <w:abstractNum w:abstractNumId="17" w15:restartNumberingAfterBreak="0">
     <w:nsid w:val="1C65014D"/>
     <w:multiLevelType w:val="hybridMultilevel"/>
     <w:tmpl w:val="C6D0D460"/>
@@ -6640,7 +6844,7 @@
       </w:rPr>
     </w:lvl>
   </w:abstractNum>
-  <w:abstractNum w:abstractNumId="17" w15:restartNumberingAfterBreak="0">
+  <w:abstractNum w:abstractNumId="18" w15:restartNumberingAfterBreak="0">
     <w:nsid w:val="20D6769F"/>
     <w:multiLevelType w:val="multilevel"/>
     <w:tmpl w:val="B65C8D70"/>
@@ -6789,7 +6993,7 @@
       </w:rPr>
     </w:lvl>
   </w:abstractNum>
-  <w:abstractNum w:abstractNumId="18" w15:restartNumberingAfterBreak="0">
+  <w:abstractNum w:abstractNumId="19" w15:restartNumberingAfterBreak="0">
     <w:nsid w:val="24633583"/>
     <w:multiLevelType w:val="multilevel"/>
     <w:tmpl w:val="D5C45FA6"/>
@@ -6934,7 +7138,7 @@
       </w:rPr>
     </w:lvl>
   </w:abstractNum>
-  <w:abstractNum w:abstractNumId="19" w15:restartNumberingAfterBreak="0">
+  <w:abstractNum w:abstractNumId="20" w15:restartNumberingAfterBreak="0">
     <w:nsid w:val="25AB5810"/>
     <w:multiLevelType w:val="hybridMultilevel"/>
     <w:tmpl w:val="616CFDC2"/>
@@ -7047,7 +7251,7 @@
       </w:rPr>
     </w:lvl>
   </w:abstractNum>
-  <w:abstractNum w:abstractNumId="20" w15:restartNumberingAfterBreak="0">
+  <w:abstractNum w:abstractNumId="21" w15:restartNumberingAfterBreak="0">
     <w:nsid w:val="285D357F"/>
     <w:multiLevelType w:val="hybridMultilevel"/>
     <w:tmpl w:val="EF4E43D6"/>
@@ -7160,7 +7364,7 @@
       </w:rPr>
     </w:lvl>
   </w:abstractNum>
-  <w:abstractNum w:abstractNumId="21" w15:restartNumberingAfterBreak="0">
+  <w:abstractNum w:abstractNumId="22" w15:restartNumberingAfterBreak="0">
     <w:nsid w:val="290F71C9"/>
     <w:multiLevelType w:val="multilevel"/>
     <w:tmpl w:val="B0C272EC"/>
@@ -7309,7 +7513,7 @@
       </w:rPr>
     </w:lvl>
   </w:abstractNum>
-  <w:abstractNum w:abstractNumId="22" w15:restartNumberingAfterBreak="0">
+  <w:abstractNum w:abstractNumId="23" w15:restartNumberingAfterBreak="0">
     <w:nsid w:val="2A110D15"/>
     <w:multiLevelType w:val="hybridMultilevel"/>
     <w:tmpl w:val="45C620E6"/>
@@ -7422,7 +7626,7 @@
       </w:rPr>
     </w:lvl>
   </w:abstractNum>
-  <w:abstractNum w:abstractNumId="23" w15:restartNumberingAfterBreak="0">
+  <w:abstractNum w:abstractNumId="24" w15:restartNumberingAfterBreak="0">
     <w:nsid w:val="34B65828"/>
     <w:multiLevelType w:val="hybridMultilevel"/>
     <w:tmpl w:val="91CA66B4"/>
@@ -7535,7 +7739,7 @@
       </w:rPr>
     </w:lvl>
   </w:abstractNum>
-  <w:abstractNum w:abstractNumId="24" w15:restartNumberingAfterBreak="0">
+  <w:abstractNum w:abstractNumId="25" w15:restartNumberingAfterBreak="0">
     <w:nsid w:val="351820A9"/>
     <w:multiLevelType w:val="multilevel"/>
     <w:tmpl w:val="FD683BDC"/>
@@ -7684,7 +7888,7 @@
       </w:rPr>
     </w:lvl>
   </w:abstractNum>
-  <w:abstractNum w:abstractNumId="25" w15:restartNumberingAfterBreak="0">
+  <w:abstractNum w:abstractNumId="26" w15:restartNumberingAfterBreak="0">
     <w:nsid w:val="374230DD"/>
     <w:multiLevelType w:val="multilevel"/>
     <w:tmpl w:val="E6FC030A"/>
@@ -7829,7 +8033,7 @@
       </w:rPr>
     </w:lvl>
   </w:abstractNum>
-  <w:abstractNum w:abstractNumId="26" w15:restartNumberingAfterBreak="0">
+  <w:abstractNum w:abstractNumId="27" w15:restartNumberingAfterBreak="0">
     <w:nsid w:val="37864885"/>
     <w:multiLevelType w:val="hybridMultilevel"/>
     <w:tmpl w:val="7E6443E4"/>
@@ -7942,7 +8146,7 @@
       </w:rPr>
     </w:lvl>
   </w:abstractNum>
-  <w:abstractNum w:abstractNumId="27" w15:restartNumberingAfterBreak="0">
+  <w:abstractNum w:abstractNumId="28" w15:restartNumberingAfterBreak="0">
     <w:nsid w:val="3ED53D85"/>
     <w:multiLevelType w:val="multilevel"/>
     <w:tmpl w:val="FD683BDC"/>
@@ -8091,7 +8295,7 @@
       </w:rPr>
     </w:lvl>
   </w:abstractNum>
-  <w:abstractNum w:abstractNumId="28" w15:restartNumberingAfterBreak="0">
+  <w:abstractNum w:abstractNumId="29" w15:restartNumberingAfterBreak="0">
     <w:nsid w:val="3F027FFA"/>
     <w:multiLevelType w:val="hybridMultilevel"/>
     <w:tmpl w:val="B880A6EA"/>
@@ -8204,7 +8408,7 @@
       </w:rPr>
     </w:lvl>
   </w:abstractNum>
-  <w:abstractNum w:abstractNumId="29" w15:restartNumberingAfterBreak="0">
+  <w:abstractNum w:abstractNumId="30" w15:restartNumberingAfterBreak="0">
     <w:nsid w:val="44140639"/>
     <w:multiLevelType w:val="multilevel"/>
     <w:tmpl w:val="B65C8D70"/>
@@ -8353,7 +8557,7 @@
       </w:rPr>
     </w:lvl>
   </w:abstractNum>
-  <w:abstractNum w:abstractNumId="30" w15:restartNumberingAfterBreak="0">
+  <w:abstractNum w:abstractNumId="31" w15:restartNumberingAfterBreak="0">
     <w:nsid w:val="48036E7A"/>
     <w:multiLevelType w:val="multilevel"/>
     <w:tmpl w:val="D68C5B76"/>
@@ -8502,7 +8706,7 @@
       </w:rPr>
     </w:lvl>
   </w:abstractNum>
-  <w:abstractNum w:abstractNumId="31" w15:restartNumberingAfterBreak="0">
+  <w:abstractNum w:abstractNumId="32" w15:restartNumberingAfterBreak="0">
     <w:nsid w:val="4BE43F89"/>
     <w:multiLevelType w:val="hybridMultilevel"/>
     <w:tmpl w:val="40BE287A"/>
@@ -8615,7 +8819,7 @@
       </w:rPr>
     </w:lvl>
   </w:abstractNum>
-  <w:abstractNum w:abstractNumId="32" w15:restartNumberingAfterBreak="0">
+  <w:abstractNum w:abstractNumId="33" w15:restartNumberingAfterBreak="0">
     <w:nsid w:val="4C755D17"/>
     <w:multiLevelType w:val="multilevel"/>
     <w:tmpl w:val="01E2A396"/>
@@ -8764,7 +8968,120 @@
       </w:rPr>
     </w:lvl>
   </w:abstractNum>
-  <w:abstractNum w:abstractNumId="33" w15:restartNumberingAfterBreak="0">
+  <w:abstractNum w:abstractNumId="34" w15:restartNumberingAfterBreak="0">
+    <w:nsid w:val="4CA651EA"/>
+    <w:multiLevelType w:val="hybridMultilevel"/>
+    <w:tmpl w:val="BC187D18"/>
+    <w:lvl w:ilvl="0" w:tplc="4009000B">
+      <w:start w:val="1"/>
+      <w:numFmt w:val="bullet"/>
+      <w:lvlText w:val=""/>
+      <w:lvlJc w:val="left"/>
+      <w:pPr>
+        <w:ind w:left="360" w:hanging="360"/>
+      </w:pPr>
+      <w:rPr>
+        <w:rFonts w:ascii="Wingdings" w:hAnsi="Wingdings" w:hint="default"/>
+      </w:rPr>
+    </w:lvl>
+    <w:lvl w:ilvl="1" w:tplc="FFFFFFFF" w:tentative="1">
+      <w:start w:val="1"/>
+      <w:numFmt w:val="bullet"/>
+      <w:lvlText w:val="o"/>
+      <w:lvlJc w:val="left"/>
+      <w:pPr>
+        <w:ind w:left="1080" w:hanging="360"/>
+      </w:pPr>
+      <w:rPr>
+        <w:rFonts w:ascii="Courier New" w:hAnsi="Courier New" w:cs="Courier New" w:hint="default"/>
+      </w:rPr>
+    </w:lvl>
+    <w:lvl w:ilvl="2" w:tplc="FFFFFFFF" w:tentative="1">
+      <w:start w:val="1"/>
+      <w:numFmt w:val="bullet"/>
+      <w:lvlText w:val=""/>
+      <w:lvlJc w:val="left"/>
+      <w:pPr>
+        <w:ind w:left="1800" w:hanging="360"/>
+      </w:pPr>
+      <w:rPr>
+        <w:rFonts w:ascii="Wingdings" w:hAnsi="Wingdings" w:hint="default"/>
+      </w:rPr>
+    </w:lvl>
+    <w:lvl w:ilvl="3" w:tplc="FFFFFFFF" w:tentative="1">
+      <w:start w:val="1"/>
+      <w:numFmt w:val="bullet"/>
+      <w:lvlText w:val=""/>
+      <w:lvlJc w:val="left"/>
+      <w:pPr>
+        <w:ind w:left="2520" w:hanging="360"/>
+      </w:pPr>
+      <w:rPr>
+        <w:rFonts w:ascii="Symbol" w:hAnsi="Symbol" w:hint="default"/>
+      </w:rPr>
+    </w:lvl>
+    <w:lvl w:ilvl="4" w:tplc="FFFFFFFF" w:tentative="1">
+      <w:start w:val="1"/>
+      <w:numFmt w:val="bullet"/>
+      <w:lvlText w:val="o"/>
+      <w:lvlJc w:val="left"/>
+      <w:pPr>
+        <w:ind w:left="3240" w:hanging="360"/>
+      </w:pPr>
+      <w:rPr>
+        <w:rFonts w:ascii="Courier New" w:hAnsi="Courier New" w:cs="Courier New" w:hint="default"/>
+      </w:rPr>
+    </w:lvl>
+    <w:lvl w:ilvl="5" w:tplc="FFFFFFFF" w:tentative="1">
+      <w:start w:val="1"/>
+      <w:numFmt w:val="bullet"/>
+      <w:lvlText w:val=""/>
+      <w:lvlJc w:val="left"/>
+      <w:pPr>
+        <w:ind w:left="3960" w:hanging="360"/>
+      </w:pPr>
+      <w:rPr>
+        <w:rFonts w:ascii="Wingdings" w:hAnsi="Wingdings" w:hint="default"/>
+      </w:rPr>
+    </w:lvl>
+    <w:lvl w:ilvl="6" w:tplc="FFFFFFFF" w:tentative="1">
+      <w:start w:val="1"/>
+      <w:numFmt w:val="bullet"/>
+      <w:lvlText w:val=""/>
+      <w:lvlJc w:val="left"/>
+      <w:pPr>
+        <w:ind w:left="4680" w:hanging="360"/>
+      </w:pPr>
+      <w:rPr>
+        <w:rFonts w:ascii="Symbol" w:hAnsi="Symbol" w:hint="default"/>
+      </w:rPr>
+    </w:lvl>
+    <w:lvl w:ilvl="7" w:tplc="FFFFFFFF" w:tentative="1">
+      <w:start w:val="1"/>
+      <w:numFmt w:val="bullet"/>
+      <w:lvlText w:val="o"/>
+      <w:lvlJc w:val="left"/>
+      <w:pPr>
+        <w:ind w:left="5400" w:hanging="360"/>
+      </w:pPr>
+      <w:rPr>
+        <w:rFonts w:ascii="Courier New" w:hAnsi="Courier New" w:cs="Courier New" w:hint="default"/>
+      </w:rPr>
+    </w:lvl>
+    <w:lvl w:ilvl="8" w:tplc="FFFFFFFF" w:tentative="1">
+      <w:start w:val="1"/>
+      <w:numFmt w:val="bullet"/>
+      <w:lvlText w:val=""/>
+      <w:lvlJc w:val="left"/>
+      <w:pPr>
+        <w:ind w:left="6120" w:hanging="360"/>
+      </w:pPr>
+      <w:rPr>
+        <w:rFonts w:ascii="Wingdings" w:hAnsi="Wingdings" w:hint="default"/>
+      </w:rPr>
+    </w:lvl>
+  </w:abstractNum>
+  <w:abstractNum w:abstractNumId="35" w15:restartNumberingAfterBreak="0">
     <w:nsid w:val="4CAE645A"/>
     <w:multiLevelType w:val="multilevel"/>
     <w:tmpl w:val="D68C5B76"/>
@@ -8913,7 +9230,7 @@
       </w:rPr>
     </w:lvl>
   </w:abstractNum>
-  <w:abstractNum w:abstractNumId="34" w15:restartNumberingAfterBreak="0">
+  <w:abstractNum w:abstractNumId="36" w15:restartNumberingAfterBreak="0">
     <w:nsid w:val="50F3438A"/>
     <w:multiLevelType w:val="hybridMultilevel"/>
     <w:tmpl w:val="7F3A6DD6"/>
@@ -9026,7 +9343,7 @@
       </w:rPr>
     </w:lvl>
   </w:abstractNum>
-  <w:abstractNum w:abstractNumId="35" w15:restartNumberingAfterBreak="0">
+  <w:abstractNum w:abstractNumId="37" w15:restartNumberingAfterBreak="0">
     <w:nsid w:val="5126668B"/>
     <w:multiLevelType w:val="multilevel"/>
     <w:tmpl w:val="66E60704"/>
@@ -9175,7 +9492,7 @@
       </w:rPr>
     </w:lvl>
   </w:abstractNum>
-  <w:abstractNum w:abstractNumId="36" w15:restartNumberingAfterBreak="0">
+  <w:abstractNum w:abstractNumId="38" w15:restartNumberingAfterBreak="0">
     <w:nsid w:val="51F275D7"/>
     <w:multiLevelType w:val="hybridMultilevel"/>
     <w:tmpl w:val="1B2605E4"/>
@@ -9288,7 +9605,7 @@
       </w:rPr>
     </w:lvl>
   </w:abstractNum>
-  <w:abstractNum w:abstractNumId="37" w15:restartNumberingAfterBreak="0">
+  <w:abstractNum w:abstractNumId="39" w15:restartNumberingAfterBreak="0">
     <w:nsid w:val="5DE573C9"/>
     <w:multiLevelType w:val="hybridMultilevel"/>
     <w:tmpl w:val="48D2FBBC"/>
@@ -9401,7 +9718,7 @@
       </w:rPr>
     </w:lvl>
   </w:abstractNum>
-  <w:abstractNum w:abstractNumId="38" w15:restartNumberingAfterBreak="0">
+  <w:abstractNum w:abstractNumId="40" w15:restartNumberingAfterBreak="0">
     <w:nsid w:val="614A1797"/>
     <w:multiLevelType w:val="hybridMultilevel"/>
     <w:tmpl w:val="42DA3016"/>
@@ -9514,7 +9831,7 @@
       </w:rPr>
     </w:lvl>
   </w:abstractNum>
-  <w:abstractNum w:abstractNumId="39" w15:restartNumberingAfterBreak="0">
+  <w:abstractNum w:abstractNumId="41" w15:restartNumberingAfterBreak="0">
     <w:nsid w:val="6207726A"/>
     <w:multiLevelType w:val="multilevel"/>
     <w:tmpl w:val="6F6AB372"/>
@@ -9663,7 +9980,7 @@
       </w:rPr>
     </w:lvl>
   </w:abstractNum>
-  <w:abstractNum w:abstractNumId="40" w15:restartNumberingAfterBreak="0">
+  <w:abstractNum w:abstractNumId="42" w15:restartNumberingAfterBreak="0">
     <w:nsid w:val="637019F9"/>
     <w:multiLevelType w:val="multilevel"/>
     <w:tmpl w:val="4D203A0A"/>
@@ -9812,7 +10129,7 @@
       </w:rPr>
     </w:lvl>
   </w:abstractNum>
-  <w:abstractNum w:abstractNumId="41" w15:restartNumberingAfterBreak="0">
+  <w:abstractNum w:abstractNumId="43" w15:restartNumberingAfterBreak="0">
     <w:nsid w:val="659715C2"/>
     <w:multiLevelType w:val="multilevel"/>
     <w:tmpl w:val="3B3CB990"/>
@@ -9961,7 +10278,7 @@
       </w:rPr>
     </w:lvl>
   </w:abstractNum>
-  <w:abstractNum w:abstractNumId="42" w15:restartNumberingAfterBreak="0">
+  <w:abstractNum w:abstractNumId="44" w15:restartNumberingAfterBreak="0">
     <w:nsid w:val="6A7F5D87"/>
     <w:multiLevelType w:val="hybridMultilevel"/>
     <w:tmpl w:val="B19A090E"/>
@@ -10074,7 +10391,7 @@
       </w:rPr>
     </w:lvl>
   </w:abstractNum>
-  <w:abstractNum w:abstractNumId="43" w15:restartNumberingAfterBreak="0">
+  <w:abstractNum w:abstractNumId="45" w15:restartNumberingAfterBreak="0">
     <w:nsid w:val="6C827C2E"/>
     <w:multiLevelType w:val="hybridMultilevel"/>
     <w:tmpl w:val="BFF254F4"/>
@@ -10164,7 +10481,7 @@
       </w:pPr>
     </w:lvl>
   </w:abstractNum>
-  <w:abstractNum w:abstractNumId="44" w15:restartNumberingAfterBreak="0">
+  <w:abstractNum w:abstractNumId="46" w15:restartNumberingAfterBreak="0">
     <w:nsid w:val="74C460F0"/>
     <w:multiLevelType w:val="multilevel"/>
     <w:tmpl w:val="CEFE9870"/>
@@ -10313,7 +10630,7 @@
       </w:rPr>
     </w:lvl>
   </w:abstractNum>
-  <w:abstractNum w:abstractNumId="45" w15:restartNumberingAfterBreak="0">
+  <w:abstractNum w:abstractNumId="47" w15:restartNumberingAfterBreak="0">
     <w:nsid w:val="768065C5"/>
     <w:multiLevelType w:val="hybridMultilevel"/>
     <w:tmpl w:val="06C4FA96"/>
@@ -10426,7 +10743,7 @@
       </w:rPr>
     </w:lvl>
   </w:abstractNum>
-  <w:abstractNum w:abstractNumId="46" w15:restartNumberingAfterBreak="0">
+  <w:abstractNum w:abstractNumId="48" w15:restartNumberingAfterBreak="0">
     <w:nsid w:val="7FAC369E"/>
     <w:multiLevelType w:val="multilevel"/>
     <w:tmpl w:val="FD683BDC"/>
@@ -10576,145 +10893,151 @@
     </w:lvl>
   </w:abstractNum>
   <w:num w:numId="1" w16cid:durableId="2014992888">
-    <w:abstractNumId w:val="34"/>
+    <w:abstractNumId w:val="36"/>
   </w:num>
   <w:num w:numId="2" w16cid:durableId="1846899692">
+    <w:abstractNumId w:val="47"/>
+  </w:num>
+  <w:num w:numId="3" w16cid:durableId="1190604694">
+    <w:abstractNumId w:val="32"/>
+  </w:num>
+  <w:num w:numId="4" w16cid:durableId="1888760851">
+    <w:abstractNumId w:val="15"/>
+  </w:num>
+  <w:num w:numId="5" w16cid:durableId="434330977">
+    <w:abstractNumId w:val="21"/>
+  </w:num>
+  <w:num w:numId="6" w16cid:durableId="1815105311">
     <w:abstractNumId w:val="45"/>
   </w:num>
-  <w:num w:numId="3" w16cid:durableId="1190604694">
-    <w:abstractNumId w:val="31"/>
-  </w:num>
-  <w:num w:numId="4" w16cid:durableId="1888760851">
-    <w:abstractNumId w:val="14"/>
-  </w:num>
-  <w:num w:numId="5" w16cid:durableId="434330977">
-    <w:abstractNumId w:val="20"/>
-  </w:num>
-  <w:num w:numId="6" w16cid:durableId="1815105311">
-    <w:abstractNumId w:val="43"/>
-  </w:num>
   <w:num w:numId="7" w16cid:durableId="472867762">
-    <w:abstractNumId w:val="16"/>
+    <w:abstractNumId w:val="17"/>
   </w:num>
   <w:num w:numId="8" w16cid:durableId="899093983">
-    <w:abstractNumId w:val="8"/>
+    <w:abstractNumId w:val="9"/>
   </w:num>
   <w:num w:numId="9" w16cid:durableId="1403723616">
-    <w:abstractNumId w:val="29"/>
+    <w:abstractNumId w:val="30"/>
   </w:num>
   <w:num w:numId="10" w16cid:durableId="239872747">
-    <w:abstractNumId w:val="40"/>
+    <w:abstractNumId w:val="42"/>
   </w:num>
   <w:num w:numId="11" w16cid:durableId="1988700223">
-    <w:abstractNumId w:val="17"/>
+    <w:abstractNumId w:val="18"/>
   </w:num>
   <w:num w:numId="12" w16cid:durableId="742029672">
-    <w:abstractNumId w:val="18"/>
+    <w:abstractNumId w:val="19"/>
   </w:num>
   <w:num w:numId="13" w16cid:durableId="1039863244">
-    <w:abstractNumId w:val="25"/>
+    <w:abstractNumId w:val="26"/>
   </w:num>
   <w:num w:numId="14" w16cid:durableId="106316992">
     <w:abstractNumId w:val="0"/>
   </w:num>
   <w:num w:numId="15" w16cid:durableId="619653332">
-    <w:abstractNumId w:val="24"/>
+    <w:abstractNumId w:val="25"/>
   </w:num>
   <w:num w:numId="16" w16cid:durableId="629558760">
-    <w:abstractNumId w:val="35"/>
+    <w:abstractNumId w:val="37"/>
   </w:num>
   <w:num w:numId="17" w16cid:durableId="798835682">
-    <w:abstractNumId w:val="44"/>
+    <w:abstractNumId w:val="46"/>
   </w:num>
   <w:num w:numId="18" w16cid:durableId="1132180">
-    <w:abstractNumId w:val="30"/>
+    <w:abstractNumId w:val="31"/>
   </w:num>
   <w:num w:numId="19" w16cid:durableId="1410227333">
-    <w:abstractNumId w:val="19"/>
+    <w:abstractNumId w:val="20"/>
   </w:num>
   <w:num w:numId="20" w16cid:durableId="1546990245">
-    <w:abstractNumId w:val="22"/>
+    <w:abstractNumId w:val="23"/>
   </w:num>
   <w:num w:numId="21" w16cid:durableId="1442653559">
     <w:abstractNumId w:val="5"/>
   </w:num>
   <w:num w:numId="22" w16cid:durableId="761142881">
-    <w:abstractNumId w:val="7"/>
+    <w:abstractNumId w:val="8"/>
   </w:num>
   <w:num w:numId="23" w16cid:durableId="1567229722">
+    <w:abstractNumId w:val="14"/>
+  </w:num>
+  <w:num w:numId="24" w16cid:durableId="1890608607">
+    <w:abstractNumId w:val="40"/>
+  </w:num>
+  <w:num w:numId="25" w16cid:durableId="1923023129">
+    <w:abstractNumId w:val="38"/>
+  </w:num>
+  <w:num w:numId="26" w16cid:durableId="1152327319">
+    <w:abstractNumId w:val="24"/>
+  </w:num>
+  <w:num w:numId="27" w16cid:durableId="1546603147">
     <w:abstractNumId w:val="13"/>
   </w:num>
-  <w:num w:numId="24" w16cid:durableId="1890608607">
-    <w:abstractNumId w:val="38"/>
+  <w:num w:numId="28" w16cid:durableId="1115754664">
+    <w:abstractNumId w:val="27"/>
   </w:num>
-  <w:num w:numId="25" w16cid:durableId="1923023129">
-    <w:abstractNumId w:val="36"/>
+  <w:num w:numId="29" w16cid:durableId="1758941444">
+    <w:abstractNumId w:val="29"/>
   </w:num>
-  <w:num w:numId="26" w16cid:durableId="1152327319">
-    <w:abstractNumId w:val="23"/>
-  </w:num>
-  <w:num w:numId="27" w16cid:durableId="1546603147">
+  <w:num w:numId="30" w16cid:durableId="1029524201">
     <w:abstractNumId w:val="12"/>
   </w:num>
-  <w:num w:numId="28" w16cid:durableId="1115754664">
-    <w:abstractNumId w:val="26"/>
-  </w:num>
-  <w:num w:numId="29" w16cid:durableId="1758941444">
-    <w:abstractNumId w:val="28"/>
-  </w:num>
-  <w:num w:numId="30" w16cid:durableId="1029524201">
-    <w:abstractNumId w:val="11"/>
-  </w:num>
   <w:num w:numId="31" w16cid:durableId="283124620">
-    <w:abstractNumId w:val="37"/>
+    <w:abstractNumId w:val="39"/>
   </w:num>
   <w:num w:numId="32" w16cid:durableId="920528000">
-    <w:abstractNumId w:val="42"/>
+    <w:abstractNumId w:val="44"/>
   </w:num>
   <w:num w:numId="33" w16cid:durableId="1962684906">
-    <w:abstractNumId w:val="10"/>
+    <w:abstractNumId w:val="11"/>
   </w:num>
   <w:num w:numId="34" w16cid:durableId="866721806">
     <w:abstractNumId w:val="1"/>
   </w:num>
   <w:num w:numId="35" w16cid:durableId="1882748368">
-    <w:abstractNumId w:val="6"/>
+    <w:abstractNumId w:val="7"/>
   </w:num>
   <w:num w:numId="36" w16cid:durableId="286736685">
-    <w:abstractNumId w:val="15"/>
+    <w:abstractNumId w:val="16"/>
   </w:num>
   <w:num w:numId="37" w16cid:durableId="1966420674">
-    <w:abstractNumId w:val="32"/>
+    <w:abstractNumId w:val="33"/>
   </w:num>
   <w:num w:numId="38" w16cid:durableId="290131801">
     <w:abstractNumId w:val="2"/>
   </w:num>
   <w:num w:numId="39" w16cid:durableId="1555194953">
+    <w:abstractNumId w:val="43"/>
+  </w:num>
+  <w:num w:numId="40" w16cid:durableId="161244243">
+    <w:abstractNumId w:val="48"/>
+  </w:num>
+  <w:num w:numId="41" w16cid:durableId="1307974278">
+    <w:abstractNumId w:val="28"/>
+  </w:num>
+  <w:num w:numId="42" w16cid:durableId="6100755">
+    <w:abstractNumId w:val="10"/>
+  </w:num>
+  <w:num w:numId="43" w16cid:durableId="672805498">
     <w:abstractNumId w:val="41"/>
   </w:num>
-  <w:num w:numId="40" w16cid:durableId="161244243">
-    <w:abstractNumId w:val="46"/>
-  </w:num>
-  <w:num w:numId="41" w16cid:durableId="1307974278">
-    <w:abstractNumId w:val="27"/>
-  </w:num>
-  <w:num w:numId="42" w16cid:durableId="6100755">
-    <w:abstractNumId w:val="9"/>
-  </w:num>
-  <w:num w:numId="43" w16cid:durableId="672805498">
-    <w:abstractNumId w:val="39"/>
-  </w:num>
   <w:num w:numId="44" w16cid:durableId="2087215679">
-    <w:abstractNumId w:val="21"/>
+    <w:abstractNumId w:val="22"/>
   </w:num>
   <w:num w:numId="45" w16cid:durableId="1699768410">
     <w:abstractNumId w:val="3"/>
   </w:num>
   <w:num w:numId="46" w16cid:durableId="861432520">
-    <w:abstractNumId w:val="33"/>
+    <w:abstractNumId w:val="35"/>
   </w:num>
   <w:num w:numId="47" w16cid:durableId="254675331">
     <w:abstractNumId w:val="4"/>
+  </w:num>
+  <w:num w:numId="48" w16cid:durableId="1480347656">
+    <w:abstractNumId w:val="6"/>
+  </w:num>
+  <w:num w:numId="49" w16cid:durableId="1414014146">
+    <w:abstractNumId w:val="34"/>
   </w:num>
 </w:numbering>
 </file>
